--- a/sprint1/SRS.md.docx
+++ b/sprint1/SRS.md.docx
@@ -4,13 +4,8 @@
   <w:body>
     <w:p>
       <w:r>
-        <w:t xml:space="preserve"># Document: </w:t>
-      </w:r>
-      <w:bookmarkStart w:id="0" w:name="_GoBack"/>
-      <w:r>
-        <w:t>SRS.md</w:t>
-      </w:r>
-      <w:bookmarkEnd w:id="0"/>
+        <w:t># Document: SRS.md</w:t>
+      </w:r>
     </w:p>
     <w:p>
       <w:r>
@@ -26,17 +21,6 @@
       <w:r>
         <w:t># Status: FINAL</w:t>
       </w:r>
-    </w:p>
-    <w:p>
-      <w:pPr>
-        <w:spacing w:after="0" w:line="240" w:lineRule="auto"/>
-        <w:rPr>
-          <w:rFonts w:ascii="Times New Roman" w:eastAsia="Times New Roman" w:hAnsi="Times New Roman" w:cs="Times New Roman"/>
-          <w:sz w:val="24"/>
-          <w:szCs w:val="24"/>
-          <w:lang w:eastAsia="tr-TR"/>
-        </w:rPr>
-      </w:pPr>
     </w:p>
     <w:p>
       <w:pPr>
@@ -80,26 +64,90 @@
     <w:p>
       <w:pPr>
         <w:spacing w:before="100" w:beforeAutospacing="1" w:after="100" w:afterAutospacing="1" w:line="240" w:lineRule="auto"/>
-        <w:outlineLvl w:val="1"/>
+        <w:rPr>
+          <w:rFonts w:ascii="Times New Roman" w:eastAsia="Times New Roman" w:hAnsi="Times New Roman" w:cs="Times New Roman"/>
+          <w:sz w:val="24"/>
+          <w:szCs w:val="24"/>
+          <w:lang w:eastAsia="tr-TR"/>
+        </w:rPr>
+      </w:pPr>
+      <w:r>
         <w:rPr>
           <w:rFonts w:ascii="Times New Roman" w:eastAsia="Times New Roman" w:hAnsi="Times New Roman" w:cs="Times New Roman"/>
           <w:b/>
           <w:bCs/>
-          <w:sz w:val="36"/>
-          <w:szCs w:val="36"/>
-          <w:lang w:eastAsia="tr-TR"/>
-        </w:rPr>
-      </w:pPr>
+          <w:sz w:val="24"/>
+          <w:szCs w:val="24"/>
+          <w:lang w:eastAsia="tr-TR"/>
+        </w:rPr>
+        <w:t>Proje:</w:t>
+      </w:r>
+      <w:r>
+        <w:rPr>
+          <w:rFonts w:ascii="Times New Roman" w:eastAsia="Times New Roman" w:hAnsi="Times New Roman" w:cs="Times New Roman"/>
+          <w:sz w:val="24"/>
+          <w:szCs w:val="24"/>
+          <w:lang w:eastAsia="tr-TR"/>
+        </w:rPr>
+        <w:t xml:space="preserve"> Yeteneklerini Keşfet (MVP)</w:t>
+      </w:r>
+      <w:r>
+        <w:rPr>
+          <w:rFonts w:ascii="Times New Roman" w:eastAsia="Times New Roman" w:hAnsi="Times New Roman" w:cs="Times New Roman"/>
+          <w:sz w:val="24"/>
+          <w:szCs w:val="24"/>
+          <w:lang w:eastAsia="tr-TR"/>
+        </w:rPr>
+        <w:br/>
+      </w:r>
       <w:r>
         <w:rPr>
           <w:rFonts w:ascii="Times New Roman" w:eastAsia="Times New Roman" w:hAnsi="Times New Roman" w:cs="Times New Roman"/>
           <w:b/>
           <w:bCs/>
-          <w:sz w:val="36"/>
-          <w:szCs w:val="36"/>
-          <w:lang w:eastAsia="tr-TR"/>
-        </w:rPr>
-        <w:t>Proje: Yeteneklerini Keşfet (MVP)</w:t>
+          <w:sz w:val="24"/>
+          <w:szCs w:val="24"/>
+          <w:lang w:eastAsia="tr-TR"/>
+        </w:rPr>
+        <w:t>Versiyon:</w:t>
+      </w:r>
+      <w:r>
+        <w:rPr>
+          <w:rFonts w:ascii="Times New Roman" w:eastAsia="Times New Roman" w:hAnsi="Times New Roman" w:cs="Times New Roman"/>
+          <w:sz w:val="24"/>
+          <w:szCs w:val="24"/>
+          <w:lang w:eastAsia="tr-TR"/>
+        </w:rPr>
+        <w:t xml:space="preserve"> v2.0</w:t>
+      </w:r>
+      <w:r>
+        <w:rPr>
+          <w:rFonts w:ascii="Times New Roman" w:eastAsia="Times New Roman" w:hAnsi="Times New Roman" w:cs="Times New Roman"/>
+          <w:sz w:val="24"/>
+          <w:szCs w:val="24"/>
+          <w:lang w:eastAsia="tr-TR"/>
+        </w:rPr>
+        <w:br/>
+      </w:r>
+      <w:r>
+        <w:rPr>
+          <w:rFonts w:ascii="Times New Roman" w:eastAsia="Times New Roman" w:hAnsi="Times New Roman" w:cs="Times New Roman"/>
+          <w:b/>
+          <w:bCs/>
+          <w:sz w:val="24"/>
+          <w:szCs w:val="24"/>
+          <w:lang w:eastAsia="tr-TR"/>
+        </w:rPr>
+        <w:t>Durum:</w:t>
+      </w:r>
+      <w:r>
+        <w:rPr>
+          <w:rFonts w:ascii="Times New Roman" w:eastAsia="Times New Roman" w:hAnsi="Times New Roman" w:cs="Times New Roman"/>
+          <w:sz w:val="24"/>
+          <w:szCs w:val="24"/>
+          <w:lang w:eastAsia="tr-TR"/>
+        </w:rPr>
+        <w:t xml:space="preserve"> UPDATED &amp; BACKEND-ALIGNED</w:t>
       </w:r>
     </w:p>
     <w:p>
@@ -213,37 +261,99 @@
           <w:szCs w:val="24"/>
           <w:lang w:eastAsia="tr-TR"/>
         </w:rPr>
-        <w:t>Bu dokümanın amacı, “Yeteneklerini Keşfet” mobil uygulamasının gereksinimlerini tanımlamaktır.</w:t>
-      </w:r>
-      <w:r>
-        <w:rPr>
-          <w:rFonts w:ascii="Times New Roman" w:eastAsia="Times New Roman" w:hAnsi="Times New Roman" w:cs="Times New Roman"/>
-          <w:sz w:val="24"/>
-          <w:szCs w:val="24"/>
-          <w:lang w:eastAsia="tr-TR"/>
-        </w:rPr>
-        <w:br/>
-        <w:t xml:space="preserve">Uygulama, çocukların oyun oynarken elde ettiği verileri analiz ederek </w:t>
-      </w:r>
-      <w:r>
-        <w:rPr>
-          <w:rFonts w:ascii="Times New Roman" w:eastAsia="Times New Roman" w:hAnsi="Times New Roman" w:cs="Times New Roman"/>
-          <w:b/>
-          <w:bCs/>
-          <w:sz w:val="24"/>
-          <w:szCs w:val="24"/>
-          <w:lang w:eastAsia="tr-TR"/>
-        </w:rPr>
-        <w:t>ilgi ve yetenek alanlarını keşfetmeyi</w:t>
-      </w:r>
-      <w:r>
-        <w:rPr>
-          <w:rFonts w:ascii="Times New Roman" w:eastAsia="Times New Roman" w:hAnsi="Times New Roman" w:cs="Times New Roman"/>
-          <w:sz w:val="24"/>
-          <w:szCs w:val="24"/>
-          <w:lang w:eastAsia="tr-TR"/>
-        </w:rPr>
-        <w:t xml:space="preserve"> hedefler.</w:t>
+        <w:t>Bu dokümanın amacı, “Yeteneklerini Keşfet” sisteminin gereksinimlerini tanımlamaktır.</w:t>
+      </w:r>
+    </w:p>
+    <w:p>
+      <w:pPr>
+        <w:spacing w:before="100" w:beforeAutospacing="1" w:after="100" w:afterAutospacing="1" w:line="240" w:lineRule="auto"/>
+        <w:rPr>
+          <w:rFonts w:ascii="Times New Roman" w:eastAsia="Times New Roman" w:hAnsi="Times New Roman" w:cs="Times New Roman"/>
+          <w:sz w:val="24"/>
+          <w:szCs w:val="24"/>
+          <w:lang w:eastAsia="tr-TR"/>
+        </w:rPr>
+      </w:pPr>
+      <w:r>
+        <w:rPr>
+          <w:rFonts w:ascii="Times New Roman" w:eastAsia="Times New Roman" w:hAnsi="Times New Roman" w:cs="Times New Roman"/>
+          <w:sz w:val="24"/>
+          <w:szCs w:val="24"/>
+          <w:lang w:eastAsia="tr-TR"/>
+        </w:rPr>
+        <w:t>Bu sistem:</w:t>
+      </w:r>
+    </w:p>
+    <w:p>
+      <w:pPr>
+        <w:numPr>
+          <w:ilvl w:val="0"/>
+          <w:numId w:val="20"/>
+        </w:numPr>
+        <w:spacing w:before="100" w:beforeAutospacing="1" w:after="100" w:afterAutospacing="1" w:line="240" w:lineRule="auto"/>
+        <w:rPr>
+          <w:rFonts w:ascii="Times New Roman" w:eastAsia="Times New Roman" w:hAnsi="Times New Roman" w:cs="Times New Roman"/>
+          <w:sz w:val="24"/>
+          <w:szCs w:val="24"/>
+          <w:lang w:eastAsia="tr-TR"/>
+        </w:rPr>
+      </w:pPr>
+      <w:r>
+        <w:rPr>
+          <w:rFonts w:ascii="Times New Roman" w:eastAsia="Times New Roman" w:hAnsi="Times New Roman" w:cs="Times New Roman"/>
+          <w:sz w:val="24"/>
+          <w:szCs w:val="24"/>
+          <w:lang w:eastAsia="tr-TR"/>
+        </w:rPr>
+        <w:t xml:space="preserve">Çocukların oyun oynarken oluşan davranış verilerini toplar </w:t>
+      </w:r>
+    </w:p>
+    <w:p>
+      <w:pPr>
+        <w:numPr>
+          <w:ilvl w:val="0"/>
+          <w:numId w:val="20"/>
+        </w:numPr>
+        <w:spacing w:before="100" w:beforeAutospacing="1" w:after="100" w:afterAutospacing="1" w:line="240" w:lineRule="auto"/>
+        <w:rPr>
+          <w:rFonts w:ascii="Times New Roman" w:eastAsia="Times New Roman" w:hAnsi="Times New Roman" w:cs="Times New Roman"/>
+          <w:sz w:val="24"/>
+          <w:szCs w:val="24"/>
+          <w:lang w:eastAsia="tr-TR"/>
+        </w:rPr>
+      </w:pPr>
+      <w:r>
+        <w:rPr>
+          <w:rFonts w:ascii="Times New Roman" w:eastAsia="Times New Roman" w:hAnsi="Times New Roman" w:cs="Times New Roman"/>
+          <w:sz w:val="24"/>
+          <w:szCs w:val="24"/>
+          <w:lang w:eastAsia="tr-TR"/>
+        </w:rPr>
+        <w:t xml:space="preserve">Bu verileri analiz eder </w:t>
+      </w:r>
+    </w:p>
+    <w:p>
+      <w:pPr>
+        <w:numPr>
+          <w:ilvl w:val="0"/>
+          <w:numId w:val="20"/>
+        </w:numPr>
+        <w:spacing w:before="100" w:beforeAutospacing="1" w:after="100" w:afterAutospacing="1" w:line="240" w:lineRule="auto"/>
+        <w:rPr>
+          <w:rFonts w:ascii="Times New Roman" w:eastAsia="Times New Roman" w:hAnsi="Times New Roman" w:cs="Times New Roman"/>
+          <w:sz w:val="24"/>
+          <w:szCs w:val="24"/>
+          <w:lang w:eastAsia="tr-TR"/>
+        </w:rPr>
+      </w:pPr>
+      <w:r>
+        <w:rPr>
+          <w:rFonts w:ascii="Times New Roman" w:eastAsia="Times New Roman" w:hAnsi="Times New Roman" w:cs="Times New Roman"/>
+          <w:sz w:val="24"/>
+          <w:szCs w:val="24"/>
+          <w:lang w:eastAsia="tr-TR"/>
+        </w:rPr>
+        <w:t xml:space="preserve">Ebeveynlere anlamlı içgörüler sunar </w:t>
       </w:r>
     </w:p>
     <w:p>
@@ -310,14 +420,14 @@
           <w:szCs w:val="24"/>
           <w:lang w:eastAsia="tr-TR"/>
         </w:rPr>
-        <w:t>Bu sistem:</w:t>
+        <w:t>Sistem:</w:t>
       </w:r>
     </w:p>
     <w:p>
       <w:pPr>
         <w:numPr>
           <w:ilvl w:val="0"/>
-          <w:numId w:val="1"/>
+          <w:numId w:val="21"/>
         </w:numPr>
         <w:spacing w:before="100" w:beforeAutospacing="1" w:after="100" w:afterAutospacing="1" w:line="240" w:lineRule="auto"/>
         <w:rPr>
@@ -334,14 +444,14 @@
           <w:szCs w:val="24"/>
           <w:lang w:eastAsia="tr-TR"/>
         </w:rPr>
-        <w:t>Çocuklara oyun tabanlı bir deneyim sunar</w:t>
+        <w:t xml:space="preserve">Çocuklara oyun oynama deneyimi sunar (external oyunlar üzerinden) </w:t>
       </w:r>
     </w:p>
     <w:p>
       <w:pPr>
         <w:numPr>
           <w:ilvl w:val="0"/>
-          <w:numId w:val="1"/>
+          <w:numId w:val="21"/>
         </w:numPr>
         <w:spacing w:before="100" w:beforeAutospacing="1" w:after="100" w:afterAutospacing="1" w:line="240" w:lineRule="auto"/>
         <w:rPr>
@@ -358,14 +468,14 @@
           <w:szCs w:val="24"/>
           <w:lang w:eastAsia="tr-TR"/>
         </w:rPr>
-        <w:t>Oyun verilerini analiz eder</w:t>
+        <w:t xml:space="preserve">Oyun verilerini backend üzerinden toplar </w:t>
       </w:r>
     </w:p>
     <w:p>
       <w:pPr>
         <w:numPr>
           <w:ilvl w:val="0"/>
-          <w:numId w:val="1"/>
+          <w:numId w:val="21"/>
         </w:numPr>
         <w:spacing w:before="100" w:beforeAutospacing="1" w:after="100" w:afterAutospacing="1" w:line="240" w:lineRule="auto"/>
         <w:rPr>
@@ -382,14 +492,34 @@
           <w:szCs w:val="24"/>
           <w:lang w:eastAsia="tr-TR"/>
         </w:rPr>
-        <w:t>Ebeveynlere grafiklerle gelişim raporu sunar</w:t>
+        <w:t xml:space="preserve">Analiz ederek </w:t>
+      </w:r>
+      <w:r>
+        <w:rPr>
+          <w:rFonts w:ascii="Times New Roman" w:eastAsia="Times New Roman" w:hAnsi="Times New Roman" w:cs="Times New Roman"/>
+          <w:b/>
+          <w:bCs/>
+          <w:sz w:val="24"/>
+          <w:szCs w:val="24"/>
+          <w:lang w:eastAsia="tr-TR"/>
+        </w:rPr>
+        <w:t>Skill Profile</w:t>
+      </w:r>
+      <w:r>
+        <w:rPr>
+          <w:rFonts w:ascii="Times New Roman" w:eastAsia="Times New Roman" w:hAnsi="Times New Roman" w:cs="Times New Roman"/>
+          <w:sz w:val="24"/>
+          <w:szCs w:val="24"/>
+          <w:lang w:eastAsia="tr-TR"/>
+        </w:rPr>
+        <w:t xml:space="preserve"> oluşturur </w:t>
       </w:r>
     </w:p>
     <w:p>
       <w:pPr>
         <w:numPr>
           <w:ilvl w:val="0"/>
-          <w:numId w:val="1"/>
+          <w:numId w:val="21"/>
         </w:numPr>
         <w:spacing w:before="100" w:beforeAutospacing="1" w:after="100" w:afterAutospacing="1" w:line="240" w:lineRule="auto"/>
         <w:rPr>
@@ -406,7 +536,124 @@
           <w:szCs w:val="24"/>
           <w:lang w:eastAsia="tr-TR"/>
         </w:rPr>
-        <w:t>Kritik gelişim değişimlerinde bildirim gönderir</w:t>
+        <w:t xml:space="preserve">Ebeveyne dashboard ve rapor sağlar </w:t>
+      </w:r>
+    </w:p>
+    <w:p>
+      <w:pPr>
+        <w:spacing w:before="100" w:beforeAutospacing="1" w:after="100" w:afterAutospacing="1" w:line="240" w:lineRule="auto"/>
+        <w:rPr>
+          <w:rFonts w:ascii="Times New Roman" w:eastAsia="Times New Roman" w:hAnsi="Times New Roman" w:cs="Times New Roman"/>
+          <w:sz w:val="24"/>
+          <w:szCs w:val="24"/>
+          <w:lang w:eastAsia="tr-TR"/>
+        </w:rPr>
+      </w:pPr>
+      <w:r>
+        <w:rPr>
+          <w:rFonts w:ascii="Segoe UI Symbol" w:eastAsia="Times New Roman" w:hAnsi="Segoe UI Symbol" w:cs="Segoe UI Symbol"/>
+          <w:sz w:val="24"/>
+          <w:szCs w:val="24"/>
+          <w:lang w:eastAsia="tr-TR"/>
+        </w:rPr>
+        <w:t>🚨</w:t>
+      </w:r>
+      <w:r>
+        <w:rPr>
+          <w:rFonts w:ascii="Times New Roman" w:eastAsia="Times New Roman" w:hAnsi="Times New Roman" w:cs="Times New Roman"/>
+          <w:sz w:val="24"/>
+          <w:szCs w:val="24"/>
+          <w:lang w:eastAsia="tr-TR"/>
+        </w:rPr>
+        <w:t xml:space="preserve"> Kritik:</w:t>
+      </w:r>
+    </w:p>
+    <w:p>
+      <w:pPr>
+        <w:numPr>
+          <w:ilvl w:val="0"/>
+          <w:numId w:val="22"/>
+        </w:numPr>
+        <w:spacing w:before="100" w:beforeAutospacing="1" w:after="100" w:afterAutospacing="1" w:line="240" w:lineRule="auto"/>
+        <w:rPr>
+          <w:rFonts w:ascii="Times New Roman" w:eastAsia="Times New Roman" w:hAnsi="Times New Roman" w:cs="Times New Roman"/>
+          <w:sz w:val="24"/>
+          <w:szCs w:val="24"/>
+          <w:lang w:eastAsia="tr-TR"/>
+        </w:rPr>
+      </w:pPr>
+      <w:r>
+        <w:rPr>
+          <w:rFonts w:ascii="Times New Roman" w:eastAsia="Times New Roman" w:hAnsi="Times New Roman" w:cs="Times New Roman"/>
+          <w:sz w:val="24"/>
+          <w:szCs w:val="24"/>
+          <w:lang w:eastAsia="tr-TR"/>
+        </w:rPr>
+        <w:t xml:space="preserve">Sistem </w:t>
+      </w:r>
+      <w:r>
+        <w:rPr>
+          <w:rFonts w:ascii="Times New Roman" w:eastAsia="Times New Roman" w:hAnsi="Times New Roman" w:cs="Times New Roman"/>
+          <w:b/>
+          <w:bCs/>
+          <w:sz w:val="24"/>
+          <w:szCs w:val="24"/>
+          <w:lang w:eastAsia="tr-TR"/>
+        </w:rPr>
+        <w:t>oyun üretmez</w:t>
+      </w:r>
+      <w:r>
+        <w:rPr>
+          <w:rFonts w:ascii="Times New Roman" w:eastAsia="Times New Roman" w:hAnsi="Times New Roman" w:cs="Times New Roman"/>
+          <w:sz w:val="24"/>
+          <w:szCs w:val="24"/>
+          <w:lang w:eastAsia="tr-TR"/>
+        </w:rPr>
+        <w:t xml:space="preserve"> </w:t>
+      </w:r>
+    </w:p>
+    <w:p>
+      <w:pPr>
+        <w:numPr>
+          <w:ilvl w:val="0"/>
+          <w:numId w:val="22"/>
+        </w:numPr>
+        <w:spacing w:before="100" w:beforeAutospacing="1" w:after="100" w:afterAutospacing="1" w:line="240" w:lineRule="auto"/>
+        <w:rPr>
+          <w:rFonts w:ascii="Times New Roman" w:eastAsia="Times New Roman" w:hAnsi="Times New Roman" w:cs="Times New Roman"/>
+          <w:sz w:val="24"/>
+          <w:szCs w:val="24"/>
+          <w:lang w:eastAsia="tr-TR"/>
+        </w:rPr>
+      </w:pPr>
+      <w:r>
+        <w:rPr>
+          <w:rFonts w:ascii="Times New Roman" w:eastAsia="Times New Roman" w:hAnsi="Times New Roman" w:cs="Times New Roman"/>
+          <w:sz w:val="24"/>
+          <w:szCs w:val="24"/>
+          <w:lang w:eastAsia="tr-TR"/>
+        </w:rPr>
+        <w:t xml:space="preserve">Sistem </w:t>
+      </w:r>
+      <w:r>
+        <w:rPr>
+          <w:rFonts w:ascii="Times New Roman" w:eastAsia="Times New Roman" w:hAnsi="Times New Roman" w:cs="Times New Roman"/>
+          <w:b/>
+          <w:bCs/>
+          <w:sz w:val="24"/>
+          <w:szCs w:val="24"/>
+          <w:lang w:eastAsia="tr-TR"/>
+        </w:rPr>
+        <w:t>oyunu sadece izler ve analiz eder</w:t>
+      </w:r>
+      <w:r>
+        <w:rPr>
+          <w:rFonts w:ascii="Times New Roman" w:eastAsia="Times New Roman" w:hAnsi="Times New Roman" w:cs="Times New Roman"/>
+          <w:sz w:val="24"/>
+          <w:szCs w:val="24"/>
+          <w:lang w:eastAsia="tr-TR"/>
+        </w:rPr>
+        <w:t xml:space="preserve"> </w:t>
       </w:r>
     </w:p>
     <w:p>
@@ -453,6 +700,7 @@
           <w:szCs w:val="27"/>
           <w:lang w:eastAsia="tr-TR"/>
         </w:rPr>
+        <w:lastRenderedPageBreak/>
         <w:t>1.3 Tanımlar</w:t>
       </w:r>
     </w:p>
@@ -469,8 +717,8 @@
         <w:tblLook w:val="04A0" w:firstRow="1" w:lastRow="0" w:firstColumn="1" w:lastColumn="0" w:noHBand="0" w:noVBand="1"/>
       </w:tblPr>
       <w:tblGrid>
-        <w:gridCol w:w="1242"/>
-        <w:gridCol w:w="4374"/>
+        <w:gridCol w:w="1442"/>
+        <w:gridCol w:w="3928"/>
       </w:tblGrid>
       <w:tr>
         <w:trPr>
@@ -596,7 +844,7 @@
                 <w:szCs w:val="24"/>
                 <w:lang w:eastAsia="tr-TR"/>
               </w:rPr>
-              <w:t>Uygulamayı kullanan çocuk</w:t>
+              <w:t>Oyunu oynayan kullanıcı</w:t>
             </w:r>
           </w:p>
         </w:tc>
@@ -655,7 +903,66 @@
                 <w:szCs w:val="24"/>
                 <w:lang w:eastAsia="tr-TR"/>
               </w:rPr>
-              <w:t>Çocuğun gelişimini takip eden ebeveyn</w:t>
+              <w:t>Çocuğun gelişimini takip eden kullanıcı</w:t>
+            </w:r>
+          </w:p>
+        </w:tc>
+      </w:tr>
+      <w:tr>
+        <w:trPr>
+          <w:tblCellSpacing w:w="15" w:type="dxa"/>
+        </w:trPr>
+        <w:tc>
+          <w:tcPr>
+            <w:tcW w:w="0" w:type="auto"/>
+            <w:vAlign w:val="center"/>
+            <w:hideMark/>
+          </w:tcPr>
+          <w:p>
+            <w:pPr>
+              <w:spacing w:after="0" w:line="240" w:lineRule="auto"/>
+              <w:rPr>
+                <w:rFonts w:ascii="Times New Roman" w:eastAsia="Times New Roman" w:hAnsi="Times New Roman" w:cs="Times New Roman"/>
+                <w:sz w:val="24"/>
+                <w:szCs w:val="24"/>
+                <w:lang w:eastAsia="tr-TR"/>
+              </w:rPr>
+            </w:pPr>
+            <w:r>
+              <w:rPr>
+                <w:rFonts w:ascii="Times New Roman" w:eastAsia="Times New Roman" w:hAnsi="Times New Roman" w:cs="Times New Roman"/>
+                <w:sz w:val="24"/>
+                <w:szCs w:val="24"/>
+                <w:lang w:eastAsia="tr-TR"/>
+              </w:rPr>
+              <w:t>Game Session</w:t>
+            </w:r>
+          </w:p>
+        </w:tc>
+        <w:tc>
+          <w:tcPr>
+            <w:tcW w:w="0" w:type="auto"/>
+            <w:vAlign w:val="center"/>
+            <w:hideMark/>
+          </w:tcPr>
+          <w:p>
+            <w:pPr>
+              <w:spacing w:after="0" w:line="240" w:lineRule="auto"/>
+              <w:rPr>
+                <w:rFonts w:ascii="Times New Roman" w:eastAsia="Times New Roman" w:hAnsi="Times New Roman" w:cs="Times New Roman"/>
+                <w:sz w:val="24"/>
+                <w:szCs w:val="24"/>
+                <w:lang w:eastAsia="tr-TR"/>
+              </w:rPr>
+            </w:pPr>
+            <w:r>
+              <w:rPr>
+                <w:rFonts w:ascii="Times New Roman" w:eastAsia="Times New Roman" w:hAnsi="Times New Roman" w:cs="Times New Roman"/>
+                <w:sz w:val="24"/>
+                <w:szCs w:val="24"/>
+                <w:lang w:eastAsia="tr-TR"/>
+              </w:rPr>
+              <w:t>Bir oyun oynama oturumu</w:t>
             </w:r>
           </w:p>
         </w:tc>
@@ -714,7 +1021,7 @@
                 <w:szCs w:val="24"/>
                 <w:lang w:eastAsia="tr-TR"/>
               </w:rPr>
-              <w:t>Oyun sırasında elde edilen performans verisi</w:t>
+              <w:t>Oyun performans skoru</w:t>
             </w:r>
           </w:p>
         </w:tc>
@@ -773,7 +1080,7 @@
                 <w:szCs w:val="24"/>
                 <w:lang w:eastAsia="tr-TR"/>
               </w:rPr>
-              <w:t>Çocuğun yetenek haritası</w:t>
+              <w:t>Çocuğun yetenek dağılımı</w:t>
             </w:r>
           </w:p>
         </w:tc>
@@ -805,7 +1112,6 @@
                 <w:szCs w:val="24"/>
                 <w:lang w:eastAsia="tr-TR"/>
               </w:rPr>
-              <w:lastRenderedPageBreak/>
               <w:t>Insight</w:t>
             </w:r>
           </w:p>
@@ -937,7 +1243,7 @@
       <w:pPr>
         <w:numPr>
           <w:ilvl w:val="0"/>
-          <w:numId w:val="2"/>
+          <w:numId w:val="23"/>
         </w:numPr>
         <w:spacing w:before="100" w:beforeAutospacing="1" w:after="100" w:afterAutospacing="1" w:line="240" w:lineRule="auto"/>
         <w:rPr>
@@ -954,14 +1260,14 @@
           <w:szCs w:val="24"/>
           <w:lang w:eastAsia="tr-TR"/>
         </w:rPr>
-        <w:t>4–10 yaş arası çocuklar</w:t>
+        <w:t xml:space="preserve">4–10 yaş arası çocuklar </w:t>
       </w:r>
     </w:p>
     <w:p>
       <w:pPr>
         <w:numPr>
           <w:ilvl w:val="0"/>
-          <w:numId w:val="2"/>
+          <w:numId w:val="23"/>
         </w:numPr>
         <w:spacing w:before="100" w:beforeAutospacing="1" w:after="100" w:afterAutospacing="1" w:line="240" w:lineRule="auto"/>
         <w:rPr>
@@ -978,7 +1284,7 @@
           <w:szCs w:val="24"/>
           <w:lang w:eastAsia="tr-TR"/>
         </w:rPr>
-        <w:t>Ebeveynler</w:t>
+        <w:t xml:space="preserve">Ebeveynler </w:t>
       </w:r>
     </w:p>
     <w:p>
@@ -1045,14 +1351,14 @@
           <w:szCs w:val="24"/>
           <w:lang w:eastAsia="tr-TR"/>
         </w:rPr>
-        <w:t>Sistem 2 ana parçadan oluşur:</w:t>
+        <w:t>Sistem 3 parçadan oluşur:</w:t>
       </w:r>
     </w:p>
     <w:p>
       <w:pPr>
         <w:numPr>
           <w:ilvl w:val="0"/>
-          <w:numId w:val="3"/>
+          <w:numId w:val="24"/>
         </w:numPr>
         <w:spacing w:before="100" w:beforeAutospacing="1" w:after="100" w:afterAutospacing="1" w:line="240" w:lineRule="auto"/>
         <w:rPr>
@@ -1078,23 +1384,14 @@
           <w:szCs w:val="24"/>
           <w:lang w:eastAsia="tr-TR"/>
         </w:rPr>
-        <w:t xml:space="preserve"> Çocuk uygulaması (oyun oynama</w:t>
-      </w:r>
-      <w:r>
-        <w:rPr>
-          <w:rFonts w:ascii="Times New Roman" w:eastAsia="Times New Roman" w:hAnsi="Times New Roman" w:cs="Times New Roman"/>
-          <w:sz w:val="24"/>
-          <w:szCs w:val="24"/>
-          <w:lang w:eastAsia="tr-TR"/>
-        </w:rPr>
-        <w:t>)</w:t>
+        <w:t xml:space="preserve"> Child App → oyun oynama </w:t>
       </w:r>
     </w:p>
     <w:p>
       <w:pPr>
         <w:numPr>
           <w:ilvl w:val="0"/>
-          <w:numId w:val="3"/>
+          <w:numId w:val="24"/>
         </w:numPr>
         <w:spacing w:before="100" w:beforeAutospacing="1" w:after="100" w:afterAutospacing="1" w:line="240" w:lineRule="auto"/>
         <w:rPr>
@@ -1120,14 +1417,14 @@
           <w:szCs w:val="24"/>
           <w:lang w:eastAsia="tr-TR"/>
         </w:rPr>
-        <w:t xml:space="preserve"> Ebeveyn paneli (analiz &amp; rapor)</w:t>
+        <w:t xml:space="preserve"> Parent Dashboard → analiz ve rapor </w:t>
       </w:r>
     </w:p>
     <w:p>
       <w:pPr>
         <w:numPr>
           <w:ilvl w:val="0"/>
-          <w:numId w:val="3"/>
+          <w:numId w:val="24"/>
         </w:numPr>
         <w:spacing w:before="100" w:beforeAutospacing="1" w:after="100" w:afterAutospacing="1" w:line="240" w:lineRule="auto"/>
         <w:rPr>
@@ -1139,12 +1436,89 @@
       </w:pPr>
       <w:r>
         <w:rPr>
-          <w:rFonts w:ascii="Segoe UI Symbol" w:hAnsi="Segoe UI Symbol" w:cs="Segoe UI Symbol"/>
-        </w:rPr>
-        <w:t>🔗</w:t>
-      </w:r>
-      <w:r>
-        <w:t xml:space="preserve"> External Game APIs (oyun kaynağı)</w:t>
+          <w:rFonts w:ascii="Times New Roman" w:eastAsia="Times New Roman" w:hAnsi="Times New Roman" w:cs="Times New Roman"/>
+          <w:sz w:val="24"/>
+          <w:szCs w:val="24"/>
+          <w:lang w:eastAsia="tr-TR"/>
+        </w:rPr>
+        <w:t xml:space="preserve">⚙️ Backend System → veri toplama &amp; analiz </w:t>
+      </w:r>
+    </w:p>
+    <w:p>
+      <w:pPr>
+        <w:spacing w:before="100" w:beforeAutospacing="1" w:after="100" w:afterAutospacing="1" w:line="240" w:lineRule="auto"/>
+        <w:rPr>
+          <w:rFonts w:ascii="Times New Roman" w:eastAsia="Times New Roman" w:hAnsi="Times New Roman" w:cs="Times New Roman"/>
+          <w:sz w:val="24"/>
+          <w:szCs w:val="24"/>
+          <w:lang w:eastAsia="tr-TR"/>
+        </w:rPr>
+      </w:pPr>
+      <w:r>
+        <w:rPr>
+          <w:rFonts w:ascii="Segoe UI Symbol" w:eastAsia="Times New Roman" w:hAnsi="Segoe UI Symbol" w:cs="Segoe UI Symbol"/>
+          <w:sz w:val="24"/>
+          <w:szCs w:val="24"/>
+          <w:lang w:eastAsia="tr-TR"/>
+        </w:rPr>
+        <w:t>🎮</w:t>
+      </w:r>
+      <w:r>
+        <w:rPr>
+          <w:rFonts w:ascii="Times New Roman" w:eastAsia="Times New Roman" w:hAnsi="Times New Roman" w:cs="Times New Roman"/>
+          <w:sz w:val="24"/>
+          <w:szCs w:val="24"/>
+          <w:lang w:eastAsia="tr-TR"/>
+        </w:rPr>
+        <w:t xml:space="preserve"> Oyunlar:</w:t>
+      </w:r>
+    </w:p>
+    <w:p>
+      <w:pPr>
+        <w:numPr>
+          <w:ilvl w:val="0"/>
+          <w:numId w:val="25"/>
+        </w:numPr>
+        <w:spacing w:before="100" w:beforeAutospacing="1" w:after="100" w:afterAutospacing="1" w:line="240" w:lineRule="auto"/>
+        <w:rPr>
+          <w:rFonts w:ascii="Times New Roman" w:eastAsia="Times New Roman" w:hAnsi="Times New Roman" w:cs="Times New Roman"/>
+          <w:sz w:val="24"/>
+          <w:szCs w:val="24"/>
+          <w:lang w:eastAsia="tr-TR"/>
+        </w:rPr>
+      </w:pPr>
+      <w:r>
+        <w:rPr>
+          <w:rFonts w:ascii="Times New Roman" w:eastAsia="Times New Roman" w:hAnsi="Times New Roman" w:cs="Times New Roman"/>
+          <w:sz w:val="24"/>
+          <w:szCs w:val="24"/>
+          <w:lang w:eastAsia="tr-TR"/>
+        </w:rPr>
+        <w:t xml:space="preserve">External API’lerden alınır </w:t>
+      </w:r>
+    </w:p>
+    <w:p>
+      <w:pPr>
+        <w:numPr>
+          <w:ilvl w:val="0"/>
+          <w:numId w:val="25"/>
+        </w:numPr>
+        <w:spacing w:before="100" w:beforeAutospacing="1" w:after="100" w:afterAutospacing="1" w:line="240" w:lineRule="auto"/>
+        <w:rPr>
+          <w:rFonts w:ascii="Times New Roman" w:eastAsia="Times New Roman" w:hAnsi="Times New Roman" w:cs="Times New Roman"/>
+          <w:sz w:val="24"/>
+          <w:szCs w:val="24"/>
+          <w:lang w:eastAsia="tr-TR"/>
+        </w:rPr>
+      </w:pPr>
+      <w:r>
+        <w:rPr>
+          <w:rFonts w:ascii="Times New Roman" w:eastAsia="Times New Roman" w:hAnsi="Times New Roman" w:cs="Times New Roman"/>
+          <w:sz w:val="24"/>
+          <w:szCs w:val="24"/>
+          <w:lang w:eastAsia="tr-TR"/>
+        </w:rPr>
+        <w:t xml:space="preserve">Backend sadece proxy görevi görür </w:t>
       </w:r>
     </w:p>
     <w:p>
@@ -1198,7 +1572,7 @@
       <w:pPr>
         <w:numPr>
           <w:ilvl w:val="0"/>
-          <w:numId w:val="4"/>
+          <w:numId w:val="26"/>
         </w:numPr>
         <w:spacing w:before="100" w:beforeAutospacing="1" w:after="100" w:afterAutospacing="1" w:line="240" w:lineRule="auto"/>
         <w:rPr>
@@ -1215,14 +1589,14 @@
           <w:szCs w:val="24"/>
           <w:lang w:eastAsia="tr-TR"/>
         </w:rPr>
-        <w:t>Çocuklar uygulamayı oyun olarak algılar</w:t>
+        <w:t xml:space="preserve">Kullanıcılar internet bağlantısına sahiptir </w:t>
       </w:r>
     </w:p>
     <w:p>
       <w:pPr>
         <w:numPr>
           <w:ilvl w:val="0"/>
-          <w:numId w:val="4"/>
+          <w:numId w:val="26"/>
         </w:numPr>
         <w:spacing w:before="100" w:beforeAutospacing="1" w:after="100" w:afterAutospacing="1" w:line="240" w:lineRule="auto"/>
         <w:rPr>
@@ -1239,14 +1613,14 @@
           <w:szCs w:val="24"/>
           <w:lang w:eastAsia="tr-TR"/>
         </w:rPr>
-        <w:t>Ebeveynler düzenli olarak raporları kontrol eder</w:t>
+        <w:t xml:space="preserve">Oyunlar external provider’dan gelir </w:t>
       </w:r>
     </w:p>
     <w:p>
       <w:pPr>
         <w:numPr>
           <w:ilvl w:val="0"/>
-          <w:numId w:val="4"/>
+          <w:numId w:val="26"/>
         </w:numPr>
         <w:spacing w:before="100" w:beforeAutospacing="1" w:after="100" w:afterAutospacing="1" w:line="240" w:lineRule="auto"/>
         <w:rPr>
@@ -1263,7 +1637,7 @@
           <w:szCs w:val="24"/>
           <w:lang w:eastAsia="tr-TR"/>
         </w:rPr>
-        <w:t>İnternet bağlantısı mevcuttur</w:t>
+        <w:t xml:space="preserve">Backend sistem her oyun sonrası veri alır </w:t>
       </w:r>
     </w:p>
     <w:p>
@@ -1357,14 +1731,15 @@
           <w:szCs w:val="27"/>
           <w:lang w:eastAsia="tr-TR"/>
         </w:rPr>
-        <w:t>3.1 Kullanıcı Yönetimi</w:t>
+        <w:lastRenderedPageBreak/>
+        <w:t>3.1 Kullanıcı Yönetimi (Auth)</w:t>
       </w:r>
     </w:p>
     <w:p>
       <w:pPr>
         <w:numPr>
           <w:ilvl w:val="0"/>
-          <w:numId w:val="5"/>
+          <w:numId w:val="27"/>
         </w:numPr>
         <w:spacing w:before="100" w:beforeAutospacing="1" w:after="100" w:afterAutospacing="1" w:line="240" w:lineRule="auto"/>
         <w:rPr>
@@ -1381,14 +1756,14 @@
           <w:szCs w:val="24"/>
           <w:lang w:eastAsia="tr-TR"/>
         </w:rPr>
-        <w:t>Kullanıcı kayıt olabilir (ebeveyn)</w:t>
+        <w:t xml:space="preserve">Kullanıcı kayıt olabilir (parent) </w:t>
       </w:r>
     </w:p>
     <w:p>
       <w:pPr>
         <w:numPr>
           <w:ilvl w:val="0"/>
-          <w:numId w:val="5"/>
+          <w:numId w:val="27"/>
         </w:numPr>
         <w:spacing w:before="100" w:beforeAutospacing="1" w:after="100" w:afterAutospacing="1" w:line="240" w:lineRule="auto"/>
         <w:rPr>
@@ -1405,14 +1780,14 @@
           <w:szCs w:val="24"/>
           <w:lang w:eastAsia="tr-TR"/>
         </w:rPr>
-        <w:t>Ebeveyn çocuk profili oluşturabilir</w:t>
+        <w:t xml:space="preserve">Kullanıcı giriş yapabilir </w:t>
       </w:r>
     </w:p>
     <w:p>
       <w:pPr>
         <w:numPr>
           <w:ilvl w:val="0"/>
-          <w:numId w:val="5"/>
+          <w:numId w:val="27"/>
         </w:numPr>
         <w:spacing w:before="100" w:beforeAutospacing="1" w:after="100" w:afterAutospacing="1" w:line="240" w:lineRule="auto"/>
         <w:rPr>
@@ -1429,7 +1804,7 @@
           <w:szCs w:val="24"/>
           <w:lang w:eastAsia="tr-TR"/>
         </w:rPr>
-        <w:t>Her çocuk ebeveyne bağlıdır</w:t>
+        <w:t xml:space="preserve">JWT ile authentication sağlanır </w:t>
       </w:r>
     </w:p>
     <w:p>
@@ -1476,131 +1851,14 @@
           <w:szCs w:val="27"/>
           <w:lang w:eastAsia="tr-TR"/>
         </w:rPr>
-        <w:t>3.2 Oyun Sistemi</w:t>
-      </w:r>
-    </w:p>
-    <w:p>
-      <w:pPr>
-        <w:spacing w:after="0" w:line="240" w:lineRule="auto"/>
-        <w:rPr>
-          <w:rFonts w:ascii="Times New Roman" w:eastAsia="Times New Roman" w:hAnsi="Times New Roman" w:cs="Times New Roman"/>
-          <w:sz w:val="24"/>
-          <w:szCs w:val="24"/>
-          <w:lang w:eastAsia="tr-TR"/>
-        </w:rPr>
-      </w:pPr>
-      <w:r>
-        <w:rPr>
-          <w:rFonts w:ascii="Times New Roman" w:eastAsia="Times New Roman" w:hAnsi="Symbol" w:cs="Times New Roman"/>
-          <w:sz w:val="24"/>
-          <w:szCs w:val="24"/>
-          <w:lang w:eastAsia="tr-TR"/>
-        </w:rPr>
-        <w:t></w:t>
-      </w:r>
-      <w:r>
-        <w:rPr>
-          <w:rFonts w:ascii="Times New Roman" w:eastAsia="Times New Roman" w:hAnsi="Times New Roman" w:cs="Times New Roman"/>
-          <w:sz w:val="24"/>
-          <w:szCs w:val="24"/>
-          <w:lang w:eastAsia="tr-TR"/>
-        </w:rPr>
-        <w:t xml:space="preserve">  Oyunlar sistem içinde tutulmaz </w:t>
-      </w:r>
-    </w:p>
-    <w:p>
-      <w:pPr>
-        <w:spacing w:after="0" w:line="240" w:lineRule="auto"/>
-        <w:rPr>
-          <w:rFonts w:ascii="Times New Roman" w:eastAsia="Times New Roman" w:hAnsi="Times New Roman" w:cs="Times New Roman"/>
-          <w:sz w:val="24"/>
-          <w:szCs w:val="24"/>
-          <w:lang w:eastAsia="tr-TR"/>
-        </w:rPr>
-      </w:pPr>
-      <w:r>
-        <w:rPr>
-          <w:rFonts w:ascii="Times New Roman" w:eastAsia="Times New Roman" w:hAnsi="Symbol" w:cs="Times New Roman"/>
-          <w:sz w:val="24"/>
-          <w:szCs w:val="24"/>
-          <w:lang w:eastAsia="tr-TR"/>
-        </w:rPr>
-        <w:t></w:t>
-      </w:r>
-      <w:r>
-        <w:rPr>
-          <w:rFonts w:ascii="Times New Roman" w:eastAsia="Times New Roman" w:hAnsi="Times New Roman" w:cs="Times New Roman"/>
-          <w:sz w:val="24"/>
-          <w:szCs w:val="24"/>
-          <w:lang w:eastAsia="tr-TR"/>
-        </w:rPr>
-        <w:t xml:space="preserve">  Oyunlar </w:t>
-      </w:r>
-      <w:r>
-        <w:rPr>
-          <w:rFonts w:ascii="Times New Roman" w:eastAsia="Times New Roman" w:hAnsi="Times New Roman" w:cs="Times New Roman"/>
-          <w:b/>
-          <w:bCs/>
-          <w:sz w:val="24"/>
-          <w:szCs w:val="24"/>
-          <w:lang w:eastAsia="tr-TR"/>
-        </w:rPr>
-        <w:t>external API’lerden çekilir</w:t>
-      </w:r>
-      <w:r>
-        <w:rPr>
-          <w:rFonts w:ascii="Times New Roman" w:eastAsia="Times New Roman" w:hAnsi="Times New Roman" w:cs="Times New Roman"/>
-          <w:sz w:val="24"/>
-          <w:szCs w:val="24"/>
-          <w:lang w:eastAsia="tr-TR"/>
-        </w:rPr>
-        <w:t xml:space="preserve"> </w:t>
-      </w:r>
-    </w:p>
-    <w:p>
-      <w:pPr>
-        <w:spacing w:before="100" w:beforeAutospacing="1" w:after="100" w:afterAutospacing="1" w:line="240" w:lineRule="auto"/>
-        <w:rPr>
-          <w:rFonts w:ascii="Times New Roman" w:eastAsia="Times New Roman" w:hAnsi="Times New Roman" w:cs="Times New Roman"/>
-          <w:sz w:val="24"/>
-          <w:szCs w:val="24"/>
-          <w:lang w:eastAsia="tr-TR"/>
-        </w:rPr>
-      </w:pPr>
-      <w:r>
-        <w:rPr>
-          <w:rFonts w:ascii="Times New Roman" w:eastAsia="Times New Roman" w:hAnsi="Symbol" w:cs="Times New Roman"/>
-          <w:sz w:val="24"/>
-          <w:szCs w:val="24"/>
-          <w:lang w:eastAsia="tr-TR"/>
-        </w:rPr>
-        <w:lastRenderedPageBreak/>
-        <w:t xml:space="preserve">      </w:t>
-      </w:r>
-      <w:r>
-        <w:rPr>
-          <w:rFonts w:ascii="Times New Roman" w:eastAsia="Times New Roman" w:hAnsi="Symbol" w:cs="Times New Roman"/>
-          <w:sz w:val="24"/>
-          <w:szCs w:val="24"/>
-          <w:lang w:eastAsia="tr-TR"/>
-        </w:rPr>
-        <w:t></w:t>
-      </w:r>
-      <w:r>
-        <w:rPr>
-          <w:rFonts w:ascii="Times New Roman" w:eastAsia="Times New Roman" w:hAnsi="Times New Roman" w:cs="Times New Roman"/>
-          <w:sz w:val="24"/>
-          <w:szCs w:val="24"/>
-          <w:lang w:eastAsia="tr-TR"/>
-        </w:rPr>
-        <w:t xml:space="preserve">  Sistem oyunları sadece listeler ve yönlendirir</w:t>
+        <w:t>3.2 Çocuk Yönetimi</w:t>
       </w:r>
     </w:p>
     <w:p>
       <w:pPr>
         <w:numPr>
           <w:ilvl w:val="0"/>
-          <w:numId w:val="6"/>
+          <w:numId w:val="28"/>
         </w:numPr>
         <w:spacing w:before="100" w:beforeAutospacing="1" w:after="100" w:afterAutospacing="1" w:line="240" w:lineRule="auto"/>
         <w:rPr>
@@ -1617,14 +1875,14 @@
           <w:szCs w:val="24"/>
           <w:lang w:eastAsia="tr-TR"/>
         </w:rPr>
-        <w:t>Oyunlar görev veya test gibi görünmez</w:t>
+        <w:t xml:space="preserve">Parent çocuk oluşturabilir </w:t>
       </w:r>
     </w:p>
     <w:p>
       <w:pPr>
         <w:numPr>
           <w:ilvl w:val="0"/>
-          <w:numId w:val="6"/>
+          <w:numId w:val="28"/>
         </w:numPr>
         <w:spacing w:before="100" w:beforeAutospacing="1" w:after="100" w:afterAutospacing="1" w:line="240" w:lineRule="auto"/>
         <w:rPr>
@@ -1641,14 +1899,14 @@
           <w:szCs w:val="24"/>
           <w:lang w:eastAsia="tr-TR"/>
         </w:rPr>
-        <w:t>Her oyun belirli yetenekleri ölçer:</w:t>
+        <w:t xml:space="preserve">Parent kendi çocuklarını listeleyebilir </w:t>
       </w:r>
     </w:p>
     <w:p>
       <w:pPr>
         <w:numPr>
-          <w:ilvl w:val="1"/>
-          <w:numId w:val="6"/>
+          <w:ilvl w:val="0"/>
+          <w:numId w:val="28"/>
         </w:numPr>
         <w:spacing w:before="100" w:beforeAutospacing="1" w:after="100" w:afterAutospacing="1" w:line="240" w:lineRule="auto"/>
         <w:rPr>
@@ -1665,127 +1923,7 @@
           <w:szCs w:val="24"/>
           <w:lang w:eastAsia="tr-TR"/>
         </w:rPr>
-        <w:t>Dikkat</w:t>
-      </w:r>
-    </w:p>
-    <w:p>
-      <w:pPr>
-        <w:numPr>
-          <w:ilvl w:val="1"/>
-          <w:numId w:val="6"/>
-        </w:numPr>
-        <w:spacing w:before="100" w:beforeAutospacing="1" w:after="100" w:afterAutospacing="1" w:line="240" w:lineRule="auto"/>
-        <w:rPr>
-          <w:rFonts w:ascii="Times New Roman" w:eastAsia="Times New Roman" w:hAnsi="Times New Roman" w:cs="Times New Roman"/>
-          <w:sz w:val="24"/>
-          <w:szCs w:val="24"/>
-          <w:lang w:eastAsia="tr-TR"/>
-        </w:rPr>
-      </w:pPr>
-      <w:r>
-        <w:rPr>
-          <w:rFonts w:ascii="Times New Roman" w:eastAsia="Times New Roman" w:hAnsi="Times New Roman" w:cs="Times New Roman"/>
-          <w:sz w:val="24"/>
-          <w:szCs w:val="24"/>
-          <w:lang w:eastAsia="tr-TR"/>
-        </w:rPr>
-        <w:t>Hafıza</w:t>
-      </w:r>
-    </w:p>
-    <w:p>
-      <w:pPr>
-        <w:numPr>
-          <w:ilvl w:val="1"/>
-          <w:numId w:val="6"/>
-        </w:numPr>
-        <w:spacing w:before="100" w:beforeAutospacing="1" w:after="100" w:afterAutospacing="1" w:line="240" w:lineRule="auto"/>
-        <w:rPr>
-          <w:rFonts w:ascii="Times New Roman" w:eastAsia="Times New Roman" w:hAnsi="Times New Roman" w:cs="Times New Roman"/>
-          <w:sz w:val="24"/>
-          <w:szCs w:val="24"/>
-          <w:lang w:eastAsia="tr-TR"/>
-        </w:rPr>
-      </w:pPr>
-      <w:r>
-        <w:rPr>
-          <w:rFonts w:ascii="Times New Roman" w:eastAsia="Times New Roman" w:hAnsi="Times New Roman" w:cs="Times New Roman"/>
-          <w:sz w:val="24"/>
-          <w:szCs w:val="24"/>
-          <w:lang w:eastAsia="tr-TR"/>
-        </w:rPr>
-        <w:t>Problem çözme</w:t>
-      </w:r>
-    </w:p>
-    <w:p>
-      <w:pPr>
-        <w:numPr>
-          <w:ilvl w:val="0"/>
-          <w:numId w:val="6"/>
-        </w:numPr>
-        <w:spacing w:before="100" w:beforeAutospacing="1" w:after="100" w:afterAutospacing="1" w:line="240" w:lineRule="auto"/>
-        <w:rPr>
-          <w:rFonts w:ascii="Times New Roman" w:eastAsia="Times New Roman" w:hAnsi="Times New Roman" w:cs="Times New Roman"/>
-          <w:sz w:val="24"/>
-          <w:szCs w:val="24"/>
-          <w:lang w:eastAsia="tr-TR"/>
-        </w:rPr>
-      </w:pPr>
-      <w:r>
-        <w:rPr>
-          <w:rFonts w:ascii="Times New Roman" w:eastAsia="Times New Roman" w:hAnsi="Times New Roman" w:cs="Times New Roman"/>
-          <w:sz w:val="24"/>
-          <w:szCs w:val="24"/>
-          <w:lang w:eastAsia="tr-TR"/>
-        </w:rPr>
-        <w:t>Oyun sonunda sistem:</w:t>
-      </w:r>
-    </w:p>
-    <w:p>
-      <w:pPr>
-        <w:numPr>
-          <w:ilvl w:val="1"/>
-          <w:numId w:val="6"/>
-        </w:numPr>
-        <w:spacing w:before="100" w:beforeAutospacing="1" w:after="100" w:afterAutospacing="1" w:line="240" w:lineRule="auto"/>
-        <w:rPr>
-          <w:rFonts w:ascii="Times New Roman" w:eastAsia="Times New Roman" w:hAnsi="Times New Roman" w:cs="Times New Roman"/>
-          <w:sz w:val="24"/>
-          <w:szCs w:val="24"/>
-          <w:lang w:eastAsia="tr-TR"/>
-        </w:rPr>
-      </w:pPr>
-      <w:r>
-        <w:rPr>
-          <w:rFonts w:ascii="Times New Roman" w:eastAsia="Times New Roman" w:hAnsi="Times New Roman" w:cs="Times New Roman"/>
-          <w:sz w:val="24"/>
-          <w:szCs w:val="24"/>
-          <w:lang w:eastAsia="tr-TR"/>
-        </w:rPr>
-        <w:t>Skor üretir</w:t>
-      </w:r>
-    </w:p>
-    <w:p>
-      <w:pPr>
-        <w:numPr>
-          <w:ilvl w:val="1"/>
-          <w:numId w:val="6"/>
-        </w:numPr>
-        <w:spacing w:before="100" w:beforeAutospacing="1" w:after="100" w:afterAutospacing="1" w:line="240" w:lineRule="auto"/>
-        <w:rPr>
-          <w:rFonts w:ascii="Times New Roman" w:eastAsia="Times New Roman" w:hAnsi="Times New Roman" w:cs="Times New Roman"/>
-          <w:sz w:val="24"/>
-          <w:szCs w:val="24"/>
-          <w:lang w:eastAsia="tr-TR"/>
-        </w:rPr>
-      </w:pPr>
-      <w:r>
-        <w:rPr>
-          <w:rFonts w:ascii="Times New Roman" w:eastAsia="Times New Roman" w:hAnsi="Times New Roman" w:cs="Times New Roman"/>
-          <w:sz w:val="24"/>
-          <w:szCs w:val="24"/>
-          <w:lang w:eastAsia="tr-TR"/>
-        </w:rPr>
-        <w:t>Davranış verisi kaydeder</w:t>
+        <w:t xml:space="preserve">Her child bir user’a bağlıdır </w:t>
       </w:r>
     </w:p>
     <w:p>
@@ -1832,34 +1970,14 @@
           <w:szCs w:val="27"/>
           <w:lang w:eastAsia="tr-TR"/>
         </w:rPr>
-        <w:t>3.3 Veri Toplama</w:t>
-      </w:r>
-    </w:p>
-    <w:p>
-      <w:pPr>
-        <w:spacing w:before="100" w:beforeAutospacing="1" w:after="100" w:afterAutospacing="1" w:line="240" w:lineRule="auto"/>
-        <w:rPr>
-          <w:rFonts w:ascii="Times New Roman" w:eastAsia="Times New Roman" w:hAnsi="Times New Roman" w:cs="Times New Roman"/>
-          <w:sz w:val="24"/>
-          <w:szCs w:val="24"/>
-          <w:lang w:eastAsia="tr-TR"/>
-        </w:rPr>
-      </w:pPr>
-      <w:r>
-        <w:rPr>
-          <w:rFonts w:ascii="Times New Roman" w:eastAsia="Times New Roman" w:hAnsi="Times New Roman" w:cs="Times New Roman"/>
-          <w:sz w:val="24"/>
-          <w:szCs w:val="24"/>
-          <w:lang w:eastAsia="tr-TR"/>
-        </w:rPr>
-        <w:t>Sistem aşağıdaki verileri toplar:</w:t>
+        <w:t>3.3 Oyun Sistemi</w:t>
       </w:r>
     </w:p>
     <w:p>
       <w:pPr>
         <w:numPr>
           <w:ilvl w:val="0"/>
-          <w:numId w:val="7"/>
+          <w:numId w:val="29"/>
         </w:numPr>
         <w:spacing w:before="100" w:beforeAutospacing="1" w:after="100" w:afterAutospacing="1" w:line="240" w:lineRule="auto"/>
         <w:rPr>
@@ -1876,14 +1994,14 @@
           <w:szCs w:val="24"/>
           <w:lang w:eastAsia="tr-TR"/>
         </w:rPr>
-        <w:t>Oyun süresi</w:t>
+        <w:t xml:space="preserve">Oyunlar backend’de tutulmaz </w:t>
       </w:r>
     </w:p>
     <w:p>
       <w:pPr>
         <w:numPr>
           <w:ilvl w:val="0"/>
-          <w:numId w:val="7"/>
+          <w:numId w:val="29"/>
         </w:numPr>
         <w:spacing w:before="100" w:beforeAutospacing="1" w:after="100" w:afterAutospacing="1" w:line="240" w:lineRule="auto"/>
         <w:rPr>
@@ -1900,14 +2018,14 @@
           <w:szCs w:val="24"/>
           <w:lang w:eastAsia="tr-TR"/>
         </w:rPr>
-        <w:t>Doğru/yanlış oranı</w:t>
+        <w:t xml:space="preserve">Oyunlar external API’den çekilir </w:t>
       </w:r>
     </w:p>
     <w:p>
       <w:pPr>
         <w:numPr>
           <w:ilvl w:val="0"/>
-          <w:numId w:val="7"/>
+          <w:numId w:val="29"/>
         </w:numPr>
         <w:spacing w:before="100" w:beforeAutospacing="1" w:after="100" w:afterAutospacing="1" w:line="240" w:lineRule="auto"/>
         <w:rPr>
@@ -1924,161 +2042,8 @@
           <w:szCs w:val="24"/>
           <w:lang w:eastAsia="tr-TR"/>
         </w:rPr>
-        <w:t>Tepki süresi</w:t>
-      </w:r>
-    </w:p>
-    <w:p>
-      <w:pPr>
-        <w:numPr>
-          <w:ilvl w:val="0"/>
-          <w:numId w:val="7"/>
-        </w:numPr>
-        <w:spacing w:before="100" w:beforeAutospacing="1" w:after="100" w:afterAutospacing="1" w:line="240" w:lineRule="auto"/>
-        <w:rPr>
-          <w:rFonts w:ascii="Times New Roman" w:eastAsia="Times New Roman" w:hAnsi="Times New Roman" w:cs="Times New Roman"/>
-          <w:sz w:val="24"/>
-          <w:szCs w:val="24"/>
-          <w:lang w:eastAsia="tr-TR"/>
-        </w:rPr>
-      </w:pPr>
-      <w:r>
-        <w:rPr>
-          <w:rFonts w:ascii="Times New Roman" w:eastAsia="Times New Roman" w:hAnsi="Times New Roman" w:cs="Times New Roman"/>
-          <w:sz w:val="24"/>
-          <w:szCs w:val="24"/>
-          <w:lang w:eastAsia="tr-TR"/>
-        </w:rPr>
-        <w:t>Tamamlama durumu</w:t>
-      </w:r>
-    </w:p>
-    <w:p>
-      <w:pPr>
-        <w:spacing w:before="100" w:beforeAutospacing="1" w:after="100" w:afterAutospacing="1" w:line="240" w:lineRule="auto"/>
-        <w:outlineLvl w:val="1"/>
-        <w:rPr>
-          <w:rFonts w:ascii="Times New Roman" w:eastAsia="Times New Roman" w:hAnsi="Times New Roman" w:cs="Times New Roman"/>
-          <w:b/>
-          <w:bCs/>
-          <w:sz w:val="36"/>
-          <w:szCs w:val="36"/>
-          <w:lang w:eastAsia="tr-TR"/>
-        </w:rPr>
-      </w:pPr>
-      <w:r>
-        <w:rPr>
-          <w:rFonts w:ascii="Times New Roman" w:eastAsia="Times New Roman" w:hAnsi="Times New Roman" w:cs="Times New Roman"/>
-          <w:b/>
-          <w:bCs/>
-          <w:sz w:val="36"/>
-          <w:szCs w:val="36"/>
-          <w:lang w:eastAsia="tr-TR"/>
-        </w:rPr>
-        <w:t xml:space="preserve">3.4 Game Provider Servisi </w:t>
-      </w:r>
-    </w:p>
-    <w:p>
-      <w:pPr>
-        <w:spacing w:before="100" w:beforeAutospacing="1" w:after="100" w:afterAutospacing="1" w:line="240" w:lineRule="auto"/>
-        <w:rPr>
-          <w:rFonts w:ascii="Times New Roman" w:eastAsia="Times New Roman" w:hAnsi="Times New Roman" w:cs="Times New Roman"/>
-          <w:sz w:val="24"/>
-          <w:szCs w:val="24"/>
-          <w:lang w:eastAsia="tr-TR"/>
-        </w:rPr>
-      </w:pPr>
-      <w:r>
-        <w:rPr>
-          <w:rFonts w:ascii="Times New Roman" w:eastAsia="Times New Roman" w:hAnsi="Times New Roman" w:cs="Times New Roman"/>
-          <w:sz w:val="24"/>
-          <w:szCs w:val="24"/>
-          <w:lang w:eastAsia="tr-TR"/>
-        </w:rPr>
-        <w:t>Sistem:</w:t>
-      </w:r>
-    </w:p>
-    <w:p>
-      <w:pPr>
-        <w:numPr>
-          <w:ilvl w:val="0"/>
-          <w:numId w:val="19"/>
-        </w:numPr>
-        <w:spacing w:before="100" w:beforeAutospacing="1" w:after="100" w:afterAutospacing="1" w:line="240" w:lineRule="auto"/>
-        <w:rPr>
-          <w:rFonts w:ascii="Times New Roman" w:eastAsia="Times New Roman" w:hAnsi="Times New Roman" w:cs="Times New Roman"/>
-          <w:sz w:val="24"/>
-          <w:szCs w:val="24"/>
-          <w:lang w:eastAsia="tr-TR"/>
-        </w:rPr>
-      </w:pPr>
-      <w:r>
-        <w:rPr>
-          <w:rFonts w:ascii="Times New Roman" w:eastAsia="Times New Roman" w:hAnsi="Times New Roman" w:cs="Times New Roman"/>
-          <w:sz w:val="24"/>
-          <w:szCs w:val="24"/>
-          <w:lang w:eastAsia="tr-TR"/>
-        </w:rPr>
-        <w:t xml:space="preserve">Harici API’lerden oyunları çeker </w:t>
-      </w:r>
-    </w:p>
-    <w:p>
-      <w:pPr>
-        <w:numPr>
-          <w:ilvl w:val="0"/>
-          <w:numId w:val="19"/>
-        </w:numPr>
-        <w:spacing w:before="100" w:beforeAutospacing="1" w:after="100" w:afterAutospacing="1" w:line="240" w:lineRule="auto"/>
-        <w:rPr>
-          <w:rFonts w:ascii="Times New Roman" w:eastAsia="Times New Roman" w:hAnsi="Times New Roman" w:cs="Times New Roman"/>
-          <w:sz w:val="24"/>
-          <w:szCs w:val="24"/>
-          <w:lang w:eastAsia="tr-TR"/>
-        </w:rPr>
-      </w:pPr>
-      <w:r>
-        <w:rPr>
-          <w:rFonts w:ascii="Times New Roman" w:eastAsia="Times New Roman" w:hAnsi="Times New Roman" w:cs="Times New Roman"/>
-          <w:sz w:val="24"/>
-          <w:szCs w:val="24"/>
-          <w:lang w:eastAsia="tr-TR"/>
-        </w:rPr>
-        <w:t xml:space="preserve">Oyun verisini normalize eder </w:t>
-      </w:r>
-    </w:p>
-    <w:p>
-      <w:pPr>
-        <w:numPr>
-          <w:ilvl w:val="0"/>
-          <w:numId w:val="19"/>
-        </w:numPr>
-        <w:spacing w:before="100" w:beforeAutospacing="1" w:after="100" w:afterAutospacing="1" w:line="240" w:lineRule="auto"/>
-        <w:rPr>
-          <w:rFonts w:ascii="Times New Roman" w:eastAsia="Times New Roman" w:hAnsi="Times New Roman" w:cs="Times New Roman"/>
-          <w:sz w:val="24"/>
-          <w:szCs w:val="24"/>
-          <w:lang w:eastAsia="tr-TR"/>
-        </w:rPr>
-      </w:pPr>
-      <w:r>
-        <w:rPr>
-          <w:rFonts w:ascii="Times New Roman" w:eastAsia="Times New Roman" w:hAnsi="Times New Roman" w:cs="Times New Roman"/>
-          <w:sz w:val="24"/>
-          <w:szCs w:val="24"/>
-          <w:lang w:eastAsia="tr-TR"/>
-        </w:rPr>
-        <w:t xml:space="preserve">Frontend’e uygun formatta sunar </w:t>
-      </w:r>
-    </w:p>
-    <w:p>
-      <w:pPr>
-        <w:spacing w:before="100" w:beforeAutospacing="1" w:after="100" w:afterAutospacing="1" w:line="240" w:lineRule="auto"/>
-        <w:ind w:left="720"/>
-        <w:rPr>
-          <w:rFonts w:ascii="Times New Roman" w:eastAsia="Times New Roman" w:hAnsi="Times New Roman" w:cs="Times New Roman"/>
-          <w:sz w:val="24"/>
-          <w:szCs w:val="24"/>
-          <w:lang w:eastAsia="tr-TR"/>
-        </w:rPr>
-      </w:pPr>
+        <w:t xml:space="preserve">Backend sadece proxy görevi görür </w:t>
+      </w:r>
     </w:p>
     <w:p>
       <w:pPr>
@@ -2124,9 +2089,284 @@
           <w:szCs w:val="27"/>
           <w:lang w:eastAsia="tr-TR"/>
         </w:rPr>
-        <w:t>3.5</w:t>
-      </w:r>
-      <w:r>
+        <w:t>3.4 Game Session Sistemi (EN KRİTİK)</w:t>
+      </w:r>
+    </w:p>
+    <w:p>
+      <w:pPr>
+        <w:spacing w:before="100" w:beforeAutospacing="1" w:after="100" w:afterAutospacing="1" w:line="240" w:lineRule="auto"/>
+        <w:rPr>
+          <w:rFonts w:ascii="Times New Roman" w:eastAsia="Times New Roman" w:hAnsi="Times New Roman" w:cs="Times New Roman"/>
+          <w:sz w:val="24"/>
+          <w:szCs w:val="24"/>
+          <w:lang w:eastAsia="tr-TR"/>
+        </w:rPr>
+      </w:pPr>
+      <w:r>
+        <w:rPr>
+          <w:rFonts w:ascii="Times New Roman" w:eastAsia="Times New Roman" w:hAnsi="Times New Roman" w:cs="Times New Roman"/>
+          <w:sz w:val="24"/>
+          <w:szCs w:val="24"/>
+          <w:lang w:eastAsia="tr-TR"/>
+        </w:rPr>
+        <w:t xml:space="preserve">Her oyun bir </w:t>
+      </w:r>
+      <w:r>
+        <w:rPr>
+          <w:rFonts w:ascii="Times New Roman" w:eastAsia="Times New Roman" w:hAnsi="Times New Roman" w:cs="Times New Roman"/>
+          <w:b/>
+          <w:bCs/>
+          <w:sz w:val="24"/>
+          <w:szCs w:val="24"/>
+          <w:lang w:eastAsia="tr-TR"/>
+        </w:rPr>
+        <w:t>Game Session</w:t>
+      </w:r>
+      <w:r>
+        <w:rPr>
+          <w:rFonts w:ascii="Times New Roman" w:eastAsia="Times New Roman" w:hAnsi="Times New Roman" w:cs="Times New Roman"/>
+          <w:sz w:val="24"/>
+          <w:szCs w:val="24"/>
+          <w:lang w:eastAsia="tr-TR"/>
+        </w:rPr>
+        <w:t xml:space="preserve"> üretir.</w:t>
+      </w:r>
+    </w:p>
+    <w:p>
+      <w:pPr>
+        <w:spacing w:before="100" w:beforeAutospacing="1" w:after="100" w:afterAutospacing="1" w:line="240" w:lineRule="auto"/>
+        <w:rPr>
+          <w:rFonts w:ascii="Times New Roman" w:eastAsia="Times New Roman" w:hAnsi="Times New Roman" w:cs="Times New Roman"/>
+          <w:sz w:val="24"/>
+          <w:szCs w:val="24"/>
+          <w:lang w:eastAsia="tr-TR"/>
+        </w:rPr>
+      </w:pPr>
+      <w:r>
+        <w:rPr>
+          <w:rFonts w:ascii="Times New Roman" w:eastAsia="Times New Roman" w:hAnsi="Times New Roman" w:cs="Times New Roman"/>
+          <w:sz w:val="24"/>
+          <w:szCs w:val="24"/>
+          <w:lang w:eastAsia="tr-TR"/>
+        </w:rPr>
+        <w:t>Sistem:</w:t>
+      </w:r>
+    </w:p>
+    <w:p>
+      <w:pPr>
+        <w:numPr>
+          <w:ilvl w:val="0"/>
+          <w:numId w:val="30"/>
+        </w:numPr>
+        <w:spacing w:before="100" w:beforeAutospacing="1" w:after="100" w:afterAutospacing="1" w:line="240" w:lineRule="auto"/>
+        <w:rPr>
+          <w:rFonts w:ascii="Times New Roman" w:eastAsia="Times New Roman" w:hAnsi="Times New Roman" w:cs="Times New Roman"/>
+          <w:sz w:val="24"/>
+          <w:szCs w:val="24"/>
+          <w:lang w:eastAsia="tr-TR"/>
+        </w:rPr>
+      </w:pPr>
+      <w:r>
+        <w:rPr>
+          <w:rFonts w:ascii="Times New Roman" w:eastAsia="Times New Roman" w:hAnsi="Times New Roman" w:cs="Times New Roman"/>
+          <w:sz w:val="24"/>
+          <w:szCs w:val="24"/>
+          <w:lang w:eastAsia="tr-TR"/>
+        </w:rPr>
+        <w:t xml:space="preserve">Session başlatır </w:t>
+      </w:r>
+    </w:p>
+    <w:p>
+      <w:pPr>
+        <w:numPr>
+          <w:ilvl w:val="0"/>
+          <w:numId w:val="30"/>
+        </w:numPr>
+        <w:spacing w:before="100" w:beforeAutospacing="1" w:after="100" w:afterAutospacing="1" w:line="240" w:lineRule="auto"/>
+        <w:rPr>
+          <w:rFonts w:ascii="Times New Roman" w:eastAsia="Times New Roman" w:hAnsi="Times New Roman" w:cs="Times New Roman"/>
+          <w:sz w:val="24"/>
+          <w:szCs w:val="24"/>
+          <w:lang w:eastAsia="tr-TR"/>
+        </w:rPr>
+      </w:pPr>
+      <w:r>
+        <w:rPr>
+          <w:rFonts w:ascii="Times New Roman" w:eastAsia="Times New Roman" w:hAnsi="Times New Roman" w:cs="Times New Roman"/>
+          <w:sz w:val="24"/>
+          <w:szCs w:val="24"/>
+          <w:lang w:eastAsia="tr-TR"/>
+        </w:rPr>
+        <w:t xml:space="preserve">Session bitirir </w:t>
+      </w:r>
+    </w:p>
+    <w:p>
+      <w:pPr>
+        <w:numPr>
+          <w:ilvl w:val="0"/>
+          <w:numId w:val="30"/>
+        </w:numPr>
+        <w:spacing w:before="100" w:beforeAutospacing="1" w:after="100" w:afterAutospacing="1" w:line="240" w:lineRule="auto"/>
+        <w:rPr>
+          <w:rFonts w:ascii="Times New Roman" w:eastAsia="Times New Roman" w:hAnsi="Times New Roman" w:cs="Times New Roman"/>
+          <w:sz w:val="24"/>
+          <w:szCs w:val="24"/>
+          <w:lang w:eastAsia="tr-TR"/>
+        </w:rPr>
+      </w:pPr>
+      <w:r>
+        <w:rPr>
+          <w:rFonts w:ascii="Times New Roman" w:eastAsia="Times New Roman" w:hAnsi="Times New Roman" w:cs="Times New Roman"/>
+          <w:sz w:val="24"/>
+          <w:szCs w:val="24"/>
+          <w:lang w:eastAsia="tr-TR"/>
+        </w:rPr>
+        <w:t xml:space="preserve">Aşağıdaki metrikleri kaydeder: </w:t>
+      </w:r>
+    </w:p>
+    <w:p>
+      <w:pPr>
+        <w:spacing w:before="100" w:beforeAutospacing="1" w:after="100" w:afterAutospacing="1" w:line="240" w:lineRule="auto"/>
+        <w:rPr>
+          <w:rFonts w:ascii="Times New Roman" w:eastAsia="Times New Roman" w:hAnsi="Times New Roman" w:cs="Times New Roman"/>
+          <w:sz w:val="24"/>
+          <w:szCs w:val="24"/>
+          <w:lang w:eastAsia="tr-TR"/>
+        </w:rPr>
+      </w:pPr>
+      <w:r>
+        <w:rPr>
+          <w:rFonts w:ascii="Times New Roman" w:eastAsia="Times New Roman" w:hAnsi="Times New Roman" w:cs="Times New Roman"/>
+          <w:sz w:val="24"/>
+          <w:szCs w:val="24"/>
+          <w:lang w:eastAsia="tr-TR"/>
+        </w:rPr>
+        <w:t>✅ score</w:t>
+      </w:r>
+      <w:r>
+        <w:rPr>
+          <w:rFonts w:ascii="Times New Roman" w:eastAsia="Times New Roman" w:hAnsi="Times New Roman" w:cs="Times New Roman"/>
+          <w:sz w:val="24"/>
+          <w:szCs w:val="24"/>
+          <w:lang w:eastAsia="tr-TR"/>
+        </w:rPr>
+        <w:br/>
+        <w:t>✅ duration</w:t>
+      </w:r>
+      <w:r>
+        <w:rPr>
+          <w:rFonts w:ascii="Times New Roman" w:eastAsia="Times New Roman" w:hAnsi="Times New Roman" w:cs="Times New Roman"/>
+          <w:sz w:val="24"/>
+          <w:szCs w:val="24"/>
+          <w:lang w:eastAsia="tr-TR"/>
+        </w:rPr>
+        <w:br/>
+        <w:t>✅ accuracy</w:t>
+      </w:r>
+    </w:p>
+    <w:p>
+      <w:pPr>
+        <w:spacing w:before="100" w:beforeAutospacing="1" w:after="100" w:afterAutospacing="1" w:line="240" w:lineRule="auto"/>
+        <w:rPr>
+          <w:rFonts w:ascii="Times New Roman" w:eastAsia="Times New Roman" w:hAnsi="Times New Roman" w:cs="Times New Roman"/>
+          <w:sz w:val="24"/>
+          <w:szCs w:val="24"/>
+          <w:lang w:eastAsia="tr-TR"/>
+        </w:rPr>
+      </w:pPr>
+      <w:r>
+        <w:rPr>
+          <w:rFonts w:ascii="Segoe UI Symbol" w:eastAsia="Times New Roman" w:hAnsi="Segoe UI Symbol" w:cs="Segoe UI Symbol"/>
+          <w:sz w:val="24"/>
+          <w:szCs w:val="24"/>
+          <w:lang w:eastAsia="tr-TR"/>
+        </w:rPr>
+        <w:t>🚨</w:t>
+      </w:r>
+      <w:r>
+        <w:rPr>
+          <w:rFonts w:ascii="Times New Roman" w:eastAsia="Times New Roman" w:hAnsi="Times New Roman" w:cs="Times New Roman"/>
+          <w:sz w:val="24"/>
+          <w:szCs w:val="24"/>
+          <w:lang w:eastAsia="tr-TR"/>
+        </w:rPr>
+        <w:t xml:space="preserve"> NOT:</w:t>
+      </w:r>
+    </w:p>
+    <w:p>
+      <w:pPr>
+        <w:numPr>
+          <w:ilvl w:val="0"/>
+          <w:numId w:val="31"/>
+        </w:numPr>
+        <w:spacing w:before="100" w:beforeAutospacing="1" w:after="100" w:afterAutospacing="1" w:line="240" w:lineRule="auto"/>
+        <w:rPr>
+          <w:rFonts w:ascii="Times New Roman" w:eastAsia="Times New Roman" w:hAnsi="Times New Roman" w:cs="Times New Roman"/>
+          <w:sz w:val="24"/>
+          <w:szCs w:val="24"/>
+          <w:lang w:eastAsia="tr-TR"/>
+        </w:rPr>
+      </w:pPr>
+      <w:r>
+        <w:rPr>
+          <w:rFonts w:ascii="Times New Roman" w:eastAsia="Times New Roman" w:hAnsi="Times New Roman" w:cs="Times New Roman"/>
+          <w:sz w:val="24"/>
+          <w:szCs w:val="24"/>
+          <w:lang w:eastAsia="tr-TR"/>
+        </w:rPr>
+        <w:t xml:space="preserve">correctCount / wrongCount kullanılmaz </w:t>
+      </w:r>
+    </w:p>
+    <w:p>
+      <w:pPr>
+        <w:numPr>
+          <w:ilvl w:val="0"/>
+          <w:numId w:val="31"/>
+        </w:numPr>
+        <w:spacing w:before="100" w:beforeAutospacing="1" w:after="100" w:afterAutospacing="1" w:line="240" w:lineRule="auto"/>
+        <w:rPr>
+          <w:rFonts w:ascii="Times New Roman" w:eastAsia="Times New Roman" w:hAnsi="Times New Roman" w:cs="Times New Roman"/>
+          <w:sz w:val="24"/>
+          <w:szCs w:val="24"/>
+          <w:lang w:eastAsia="tr-TR"/>
+        </w:rPr>
+      </w:pPr>
+      <w:r>
+        <w:rPr>
+          <w:rFonts w:ascii="Times New Roman" w:eastAsia="Times New Roman" w:hAnsi="Times New Roman" w:cs="Times New Roman"/>
+          <w:sz w:val="24"/>
+          <w:szCs w:val="24"/>
+          <w:lang w:eastAsia="tr-TR"/>
+        </w:rPr>
+        <w:t xml:space="preserve">sistem tek veri modeli kullanır (Prisma uyumlu) </w:t>
+      </w:r>
+    </w:p>
+    <w:p>
+      <w:pPr>
+        <w:spacing w:after="0" w:line="240" w:lineRule="auto"/>
+        <w:rPr>
+          <w:rFonts w:ascii="Times New Roman" w:eastAsia="Times New Roman" w:hAnsi="Times New Roman" w:cs="Times New Roman"/>
+          <w:sz w:val="24"/>
+          <w:szCs w:val="24"/>
+          <w:lang w:eastAsia="tr-TR"/>
+        </w:rPr>
+      </w:pPr>
+      <w:r>
+        <w:rPr>
+          <w:rFonts w:ascii="Times New Roman" w:eastAsia="Times New Roman" w:hAnsi="Times New Roman" w:cs="Times New Roman"/>
+          <w:sz w:val="24"/>
+          <w:szCs w:val="24"/>
+          <w:lang w:eastAsia="tr-TR"/>
+        </w:rPr>
+        <w:pict>
+          <v:rect id="_x0000_i1036" style="width:0;height:1.5pt" o:hralign="center" o:hrstd="t" o:hr="t" fillcolor="#a0a0a0" stroked="f"/>
+        </w:pict>
+      </w:r>
+    </w:p>
+    <w:p>
+      <w:pPr>
+        <w:spacing w:before="100" w:beforeAutospacing="1" w:after="100" w:afterAutospacing="1" w:line="240" w:lineRule="auto"/>
+        <w:outlineLvl w:val="2"/>
         <w:rPr>
           <w:rFonts w:ascii="Times New Roman" w:eastAsia="Times New Roman" w:hAnsi="Times New Roman" w:cs="Times New Roman"/>
           <w:b/>
@@ -2135,155 +2375,8 @@
           <w:szCs w:val="27"/>
           <w:lang w:eastAsia="tr-TR"/>
         </w:rPr>
-        <w:t xml:space="preserve"> Analiz Sistemi</w:t>
-      </w:r>
-    </w:p>
-    <w:p>
-      <w:pPr>
-        <w:numPr>
-          <w:ilvl w:val="0"/>
-          <w:numId w:val="8"/>
-        </w:numPr>
-        <w:spacing w:before="100" w:beforeAutospacing="1" w:after="100" w:afterAutospacing="1" w:line="240" w:lineRule="auto"/>
-        <w:rPr>
-          <w:rFonts w:ascii="Times New Roman" w:eastAsia="Times New Roman" w:hAnsi="Times New Roman" w:cs="Times New Roman"/>
-          <w:sz w:val="24"/>
-          <w:szCs w:val="24"/>
-          <w:lang w:eastAsia="tr-TR"/>
-        </w:rPr>
-      </w:pPr>
-      <w:r>
-        <w:rPr>
-          <w:rFonts w:ascii="Times New Roman" w:eastAsia="Times New Roman" w:hAnsi="Times New Roman" w:cs="Times New Roman"/>
-          <w:sz w:val="24"/>
-          <w:szCs w:val="24"/>
-          <w:lang w:eastAsia="tr-TR"/>
-        </w:rPr>
-        <w:t>Sistem oyun verilerini analiz eder</w:t>
-      </w:r>
-    </w:p>
-    <w:p>
-      <w:pPr>
-        <w:numPr>
-          <w:ilvl w:val="0"/>
-          <w:numId w:val="8"/>
-        </w:numPr>
-        <w:spacing w:before="100" w:beforeAutospacing="1" w:after="100" w:afterAutospacing="1" w:line="240" w:lineRule="auto"/>
-        <w:rPr>
-          <w:rFonts w:ascii="Times New Roman" w:eastAsia="Times New Roman" w:hAnsi="Times New Roman" w:cs="Times New Roman"/>
-          <w:sz w:val="24"/>
-          <w:szCs w:val="24"/>
-          <w:lang w:eastAsia="tr-TR"/>
-        </w:rPr>
-      </w:pPr>
-      <w:r>
-        <w:rPr>
-          <w:rFonts w:ascii="Times New Roman" w:eastAsia="Times New Roman" w:hAnsi="Times New Roman" w:cs="Times New Roman"/>
-          <w:sz w:val="24"/>
-          <w:szCs w:val="24"/>
-          <w:lang w:eastAsia="tr-TR"/>
-        </w:rPr>
-        <w:t>Çocuğun:</w:t>
-      </w:r>
-    </w:p>
-    <w:p>
-      <w:pPr>
-        <w:numPr>
-          <w:ilvl w:val="1"/>
-          <w:numId w:val="8"/>
-        </w:numPr>
-        <w:spacing w:before="100" w:beforeAutospacing="1" w:after="100" w:afterAutospacing="1" w:line="240" w:lineRule="auto"/>
-        <w:rPr>
-          <w:rFonts w:ascii="Times New Roman" w:eastAsia="Times New Roman" w:hAnsi="Times New Roman" w:cs="Times New Roman"/>
-          <w:sz w:val="24"/>
-          <w:szCs w:val="24"/>
-          <w:lang w:eastAsia="tr-TR"/>
-        </w:rPr>
-      </w:pPr>
-      <w:r>
-        <w:rPr>
-          <w:rFonts w:ascii="Times New Roman" w:eastAsia="Times New Roman" w:hAnsi="Times New Roman" w:cs="Times New Roman"/>
-          <w:sz w:val="24"/>
-          <w:szCs w:val="24"/>
-          <w:lang w:eastAsia="tr-TR"/>
-        </w:rPr>
-        <w:t>Güçlü yönlerini</w:t>
-      </w:r>
-    </w:p>
-    <w:p>
-      <w:pPr>
-        <w:numPr>
-          <w:ilvl w:val="1"/>
-          <w:numId w:val="8"/>
-        </w:numPr>
-        <w:spacing w:before="100" w:beforeAutospacing="1" w:after="100" w:afterAutospacing="1" w:line="240" w:lineRule="auto"/>
-        <w:rPr>
-          <w:rFonts w:ascii="Times New Roman" w:eastAsia="Times New Roman" w:hAnsi="Times New Roman" w:cs="Times New Roman"/>
-          <w:sz w:val="24"/>
-          <w:szCs w:val="24"/>
-          <w:lang w:eastAsia="tr-TR"/>
-        </w:rPr>
-      </w:pPr>
-      <w:r>
-        <w:rPr>
-          <w:rFonts w:ascii="Times New Roman" w:eastAsia="Times New Roman" w:hAnsi="Times New Roman" w:cs="Times New Roman"/>
-          <w:sz w:val="24"/>
-          <w:szCs w:val="24"/>
-          <w:lang w:eastAsia="tr-TR"/>
-        </w:rPr>
-        <w:t>Gelişime açık alanlarını belirler</w:t>
-      </w:r>
-    </w:p>
-    <w:p>
-      <w:pPr>
-        <w:numPr>
-          <w:ilvl w:val="0"/>
-          <w:numId w:val="8"/>
-        </w:numPr>
-        <w:spacing w:before="100" w:beforeAutospacing="1" w:after="100" w:afterAutospacing="1" w:line="240" w:lineRule="auto"/>
-        <w:rPr>
-          <w:rFonts w:ascii="Times New Roman" w:eastAsia="Times New Roman" w:hAnsi="Times New Roman" w:cs="Times New Roman"/>
-          <w:sz w:val="24"/>
-          <w:szCs w:val="24"/>
-          <w:lang w:eastAsia="tr-TR"/>
-        </w:rPr>
-      </w:pPr>
-      <w:r>
-        <w:rPr>
-          <w:rFonts w:ascii="Times New Roman" w:eastAsia="Times New Roman" w:hAnsi="Times New Roman" w:cs="Times New Roman"/>
-          <w:sz w:val="24"/>
-          <w:szCs w:val="24"/>
-          <w:lang w:eastAsia="tr-TR"/>
-        </w:rPr>
-        <w:t>Skill Profile oluşturulur</w:t>
-      </w:r>
-    </w:p>
-    <w:p>
-      <w:pPr>
-        <w:spacing w:after="0" w:line="240" w:lineRule="auto"/>
-        <w:rPr>
-          <w:rFonts w:ascii="Times New Roman" w:eastAsia="Times New Roman" w:hAnsi="Times New Roman" w:cs="Times New Roman"/>
-          <w:sz w:val="24"/>
-          <w:szCs w:val="24"/>
-          <w:lang w:eastAsia="tr-TR"/>
-        </w:rPr>
-      </w:pPr>
-      <w:r>
-        <w:rPr>
-          <w:rFonts w:ascii="Times New Roman" w:eastAsia="Times New Roman" w:hAnsi="Times New Roman" w:cs="Times New Roman"/>
-          <w:sz w:val="24"/>
-          <w:szCs w:val="24"/>
-          <w:lang w:eastAsia="tr-TR"/>
-        </w:rPr>
-        <w:pict>
-          <v:rect id="_x0000_i1036" style="width:0;height:1.5pt" o:hralign="center" o:hrstd="t" o:hr="t" fillcolor="#a0a0a0" stroked="f"/>
-        </w:pict>
-      </w:r>
-    </w:p>
-    <w:p>
-      <w:pPr>
-        <w:spacing w:before="100" w:beforeAutospacing="1" w:after="100" w:afterAutospacing="1" w:line="240" w:lineRule="auto"/>
-        <w:outlineLvl w:val="2"/>
+      </w:pPr>
+      <w:r>
         <w:rPr>
           <w:rFonts w:ascii="Times New Roman" w:eastAsia="Times New Roman" w:hAnsi="Times New Roman" w:cs="Times New Roman"/>
           <w:b/>
@@ -2292,8 +2385,152 @@
           <w:szCs w:val="27"/>
           <w:lang w:eastAsia="tr-TR"/>
         </w:rPr>
-      </w:pPr>
-      <w:r>
+        <w:t>3.5 Veri Toplama</w:t>
+      </w:r>
+    </w:p>
+    <w:p>
+      <w:pPr>
+        <w:spacing w:before="100" w:beforeAutospacing="1" w:after="100" w:afterAutospacing="1" w:line="240" w:lineRule="auto"/>
+        <w:rPr>
+          <w:rFonts w:ascii="Times New Roman" w:eastAsia="Times New Roman" w:hAnsi="Times New Roman" w:cs="Times New Roman"/>
+          <w:sz w:val="24"/>
+          <w:szCs w:val="24"/>
+          <w:lang w:eastAsia="tr-TR"/>
+        </w:rPr>
+      </w:pPr>
+      <w:r>
+        <w:rPr>
+          <w:rFonts w:ascii="Times New Roman" w:eastAsia="Times New Roman" w:hAnsi="Times New Roman" w:cs="Times New Roman"/>
+          <w:sz w:val="24"/>
+          <w:szCs w:val="24"/>
+          <w:lang w:eastAsia="tr-TR"/>
+        </w:rPr>
+        <w:t>Backend aşağıdaki verileri toplar:</w:t>
+      </w:r>
+    </w:p>
+    <w:p>
+      <w:pPr>
+        <w:numPr>
+          <w:ilvl w:val="0"/>
+          <w:numId w:val="32"/>
+        </w:numPr>
+        <w:spacing w:before="100" w:beforeAutospacing="1" w:after="100" w:afterAutospacing="1" w:line="240" w:lineRule="auto"/>
+        <w:rPr>
+          <w:rFonts w:ascii="Times New Roman" w:eastAsia="Times New Roman" w:hAnsi="Times New Roman" w:cs="Times New Roman"/>
+          <w:sz w:val="24"/>
+          <w:szCs w:val="24"/>
+          <w:lang w:eastAsia="tr-TR"/>
+        </w:rPr>
+      </w:pPr>
+      <w:r>
+        <w:rPr>
+          <w:rFonts w:ascii="Times New Roman" w:eastAsia="Times New Roman" w:hAnsi="Times New Roman" w:cs="Times New Roman"/>
+          <w:sz w:val="24"/>
+          <w:szCs w:val="24"/>
+          <w:lang w:eastAsia="tr-TR"/>
+        </w:rPr>
+        <w:lastRenderedPageBreak/>
+        <w:t xml:space="preserve">score </w:t>
+      </w:r>
+    </w:p>
+    <w:p>
+      <w:pPr>
+        <w:numPr>
+          <w:ilvl w:val="0"/>
+          <w:numId w:val="32"/>
+        </w:numPr>
+        <w:spacing w:before="100" w:beforeAutospacing="1" w:after="100" w:afterAutospacing="1" w:line="240" w:lineRule="auto"/>
+        <w:rPr>
+          <w:rFonts w:ascii="Times New Roman" w:eastAsia="Times New Roman" w:hAnsi="Times New Roman" w:cs="Times New Roman"/>
+          <w:sz w:val="24"/>
+          <w:szCs w:val="24"/>
+          <w:lang w:eastAsia="tr-TR"/>
+        </w:rPr>
+      </w:pPr>
+      <w:r>
+        <w:rPr>
+          <w:rFonts w:ascii="Times New Roman" w:eastAsia="Times New Roman" w:hAnsi="Times New Roman" w:cs="Times New Roman"/>
+          <w:sz w:val="24"/>
+          <w:szCs w:val="24"/>
+          <w:lang w:eastAsia="tr-TR"/>
+        </w:rPr>
+        <w:t xml:space="preserve">duration </w:t>
+      </w:r>
+    </w:p>
+    <w:p>
+      <w:pPr>
+        <w:numPr>
+          <w:ilvl w:val="0"/>
+          <w:numId w:val="32"/>
+        </w:numPr>
+        <w:spacing w:before="100" w:beforeAutospacing="1" w:after="100" w:afterAutospacing="1" w:line="240" w:lineRule="auto"/>
+        <w:rPr>
+          <w:rFonts w:ascii="Times New Roman" w:eastAsia="Times New Roman" w:hAnsi="Times New Roman" w:cs="Times New Roman"/>
+          <w:sz w:val="24"/>
+          <w:szCs w:val="24"/>
+          <w:lang w:eastAsia="tr-TR"/>
+        </w:rPr>
+      </w:pPr>
+      <w:r>
+        <w:rPr>
+          <w:rFonts w:ascii="Times New Roman" w:eastAsia="Times New Roman" w:hAnsi="Times New Roman" w:cs="Times New Roman"/>
+          <w:sz w:val="24"/>
+          <w:szCs w:val="24"/>
+          <w:lang w:eastAsia="tr-TR"/>
+        </w:rPr>
+        <w:t xml:space="preserve">accuracy </w:t>
+      </w:r>
+    </w:p>
+    <w:p>
+      <w:pPr>
+        <w:numPr>
+          <w:ilvl w:val="0"/>
+          <w:numId w:val="32"/>
+        </w:numPr>
+        <w:spacing w:before="100" w:beforeAutospacing="1" w:after="100" w:afterAutospacing="1" w:line="240" w:lineRule="auto"/>
+        <w:rPr>
+          <w:rFonts w:ascii="Times New Roman" w:eastAsia="Times New Roman" w:hAnsi="Times New Roman" w:cs="Times New Roman"/>
+          <w:sz w:val="24"/>
+          <w:szCs w:val="24"/>
+          <w:lang w:eastAsia="tr-TR"/>
+        </w:rPr>
+      </w:pPr>
+      <w:r>
+        <w:rPr>
+          <w:rFonts w:ascii="Times New Roman" w:eastAsia="Times New Roman" w:hAnsi="Times New Roman" w:cs="Times New Roman"/>
+          <w:sz w:val="24"/>
+          <w:szCs w:val="24"/>
+          <w:lang w:eastAsia="tr-TR"/>
+        </w:rPr>
+        <w:t xml:space="preserve">session lifecycle (ACTIVE → COMPLETED) </w:t>
+      </w:r>
+    </w:p>
+    <w:p>
+      <w:pPr>
+        <w:spacing w:after="0" w:line="240" w:lineRule="auto"/>
+        <w:rPr>
+          <w:rFonts w:ascii="Times New Roman" w:eastAsia="Times New Roman" w:hAnsi="Times New Roman" w:cs="Times New Roman"/>
+          <w:sz w:val="24"/>
+          <w:szCs w:val="24"/>
+          <w:lang w:eastAsia="tr-TR"/>
+        </w:rPr>
+      </w:pPr>
+      <w:r>
+        <w:rPr>
+          <w:rFonts w:ascii="Times New Roman" w:eastAsia="Times New Roman" w:hAnsi="Times New Roman" w:cs="Times New Roman"/>
+          <w:sz w:val="24"/>
+          <w:szCs w:val="24"/>
+          <w:lang w:eastAsia="tr-TR"/>
+        </w:rPr>
+        <w:pict>
+          <v:rect id="_x0000_i1037" style="width:0;height:1.5pt" o:hralign="center" o:hrstd="t" o:hr="t" fillcolor="#a0a0a0" stroked="f"/>
+        </w:pict>
+      </w:r>
+    </w:p>
+    <w:p>
+      <w:pPr>
+        <w:spacing w:before="100" w:beforeAutospacing="1" w:after="100" w:afterAutospacing="1" w:line="240" w:lineRule="auto"/>
+        <w:outlineLvl w:val="2"/>
         <w:rPr>
           <w:rFonts w:ascii="Times New Roman" w:eastAsia="Times New Roman" w:hAnsi="Times New Roman" w:cs="Times New Roman"/>
           <w:b/>
@@ -2302,8 +2539,7 @@
           <w:szCs w:val="27"/>
           <w:lang w:eastAsia="tr-TR"/>
         </w:rPr>
-        <w:t>3.6</w:t>
-      </w:r>
+      </w:pPr>
       <w:r>
         <w:rPr>
           <w:rFonts w:ascii="Times New Roman" w:eastAsia="Times New Roman" w:hAnsi="Times New Roman" w:cs="Times New Roman"/>
@@ -2313,7 +2549,7 @@
           <w:szCs w:val="27"/>
           <w:lang w:eastAsia="tr-TR"/>
         </w:rPr>
-        <w:t xml:space="preserve"> Raporlama</w:t>
+        <w:t>3.6 Analiz Sistemi</w:t>
       </w:r>
     </w:p>
     <w:p>
@@ -2333,14 +2569,14 @@
           <w:szCs w:val="24"/>
           <w:lang w:eastAsia="tr-TR"/>
         </w:rPr>
-        <w:t>Ebeveyn panelinde:</w:t>
+        <w:t>Sistem:</w:t>
       </w:r>
     </w:p>
     <w:p>
       <w:pPr>
         <w:numPr>
           <w:ilvl w:val="0"/>
-          <w:numId w:val="9"/>
+          <w:numId w:val="33"/>
         </w:numPr>
         <w:spacing w:before="100" w:beforeAutospacing="1" w:after="100" w:afterAutospacing="1" w:line="240" w:lineRule="auto"/>
         <w:rPr>
@@ -2357,14 +2593,14 @@
           <w:szCs w:val="24"/>
           <w:lang w:eastAsia="tr-TR"/>
         </w:rPr>
-        <w:t>Grafikler gösterilir:</w:t>
+        <w:t xml:space="preserve">Game session sonrası çalışır </w:t>
       </w:r>
     </w:p>
     <w:p>
       <w:pPr>
         <w:numPr>
-          <w:ilvl w:val="1"/>
-          <w:numId w:val="9"/>
+          <w:ilvl w:val="0"/>
+          <w:numId w:val="33"/>
         </w:numPr>
         <w:spacing w:before="100" w:beforeAutospacing="1" w:after="100" w:afterAutospacing="1" w:line="240" w:lineRule="auto"/>
         <w:rPr>
@@ -2381,15 +2617,34 @@
           <w:szCs w:val="24"/>
           <w:lang w:eastAsia="tr-TR"/>
         </w:rPr>
-        <w:lastRenderedPageBreak/>
-        <w:t>Zaman bazlı gelişim</w:t>
+        <w:t xml:space="preserve">Skill Profile üretir </w:t>
+      </w:r>
+    </w:p>
+    <w:p>
+      <w:pPr>
+        <w:spacing w:before="100" w:beforeAutospacing="1" w:after="100" w:afterAutospacing="1" w:line="240" w:lineRule="auto"/>
+        <w:rPr>
+          <w:rFonts w:ascii="Times New Roman" w:eastAsia="Times New Roman" w:hAnsi="Times New Roman" w:cs="Times New Roman"/>
+          <w:sz w:val="24"/>
+          <w:szCs w:val="24"/>
+          <w:lang w:eastAsia="tr-TR"/>
+        </w:rPr>
+      </w:pPr>
+      <w:r>
+        <w:rPr>
+          <w:rFonts w:ascii="Times New Roman" w:eastAsia="Times New Roman" w:hAnsi="Times New Roman" w:cs="Times New Roman"/>
+          <w:sz w:val="24"/>
+          <w:szCs w:val="24"/>
+          <w:lang w:eastAsia="tr-TR"/>
+        </w:rPr>
+        <w:t>Skill alanları:</w:t>
       </w:r>
     </w:p>
     <w:p>
       <w:pPr>
         <w:numPr>
-          <w:ilvl w:val="1"/>
-          <w:numId w:val="9"/>
+          <w:ilvl w:val="0"/>
+          <w:numId w:val="34"/>
         </w:numPr>
         <w:spacing w:before="100" w:beforeAutospacing="1" w:after="100" w:afterAutospacing="1" w:line="240" w:lineRule="auto"/>
         <w:rPr>
@@ -2406,14 +2661,14 @@
           <w:szCs w:val="24"/>
           <w:lang w:eastAsia="tr-TR"/>
         </w:rPr>
-        <w:t>Yetkinlik dağılımı</w:t>
+        <w:t xml:space="preserve">Memory </w:t>
       </w:r>
     </w:p>
     <w:p>
       <w:pPr>
         <w:numPr>
           <w:ilvl w:val="0"/>
-          <w:numId w:val="9"/>
+          <w:numId w:val="34"/>
         </w:numPr>
         <w:spacing w:before="100" w:beforeAutospacing="1" w:after="100" w:afterAutospacing="1" w:line="240" w:lineRule="auto"/>
         <w:rPr>
@@ -2430,7 +2685,31 @@
           <w:szCs w:val="24"/>
           <w:lang w:eastAsia="tr-TR"/>
         </w:rPr>
-        <w:t>Basit ve anlaşılır yorumlar sunulur</w:t>
+        <w:t xml:space="preserve">Attention </w:t>
+      </w:r>
+    </w:p>
+    <w:p>
+      <w:pPr>
+        <w:numPr>
+          <w:ilvl w:val="0"/>
+          <w:numId w:val="34"/>
+        </w:numPr>
+        <w:spacing w:before="100" w:beforeAutospacing="1" w:after="100" w:afterAutospacing="1" w:line="240" w:lineRule="auto"/>
+        <w:rPr>
+          <w:rFonts w:ascii="Times New Roman" w:eastAsia="Times New Roman" w:hAnsi="Times New Roman" w:cs="Times New Roman"/>
+          <w:sz w:val="24"/>
+          <w:szCs w:val="24"/>
+          <w:lang w:eastAsia="tr-TR"/>
+        </w:rPr>
+      </w:pPr>
+      <w:r>
+        <w:rPr>
+          <w:rFonts w:ascii="Times New Roman" w:eastAsia="Times New Roman" w:hAnsi="Times New Roman" w:cs="Times New Roman"/>
+          <w:sz w:val="24"/>
+          <w:szCs w:val="24"/>
+          <w:lang w:eastAsia="tr-TR"/>
+        </w:rPr>
+        <w:t xml:space="preserve">Logic </w:t>
       </w:r>
     </w:p>
     <w:p>
@@ -2451,7 +2730,7 @@
           <w:lang w:eastAsia="tr-TR"/>
         </w:rPr>
         <w:pict>
-          <v:rect id="_x0000_i1037" style="width:0;height:1.5pt" o:hralign="center" o:hrstd="t" o:hr="t" fillcolor="#a0a0a0" stroked="f"/>
+          <v:rect id="_x0000_i1038" style="width:0;height:1.5pt" o:hralign="center" o:hrstd="t" o:hr="t" fillcolor="#a0a0a0" stroked="f"/>
         </w:pict>
       </w:r>
     </w:p>
@@ -2477,9 +2756,127 @@
           <w:szCs w:val="27"/>
           <w:lang w:eastAsia="tr-TR"/>
         </w:rPr>
-        <w:t>3.7</w:t>
-      </w:r>
-      <w:r>
+        <w:t>3.7 Raporlama</w:t>
+      </w:r>
+    </w:p>
+    <w:p>
+      <w:pPr>
+        <w:spacing w:before="100" w:beforeAutospacing="1" w:after="100" w:afterAutospacing="1" w:line="240" w:lineRule="auto"/>
+        <w:rPr>
+          <w:rFonts w:ascii="Times New Roman" w:eastAsia="Times New Roman" w:hAnsi="Times New Roman" w:cs="Times New Roman"/>
+          <w:sz w:val="24"/>
+          <w:szCs w:val="24"/>
+          <w:lang w:eastAsia="tr-TR"/>
+        </w:rPr>
+      </w:pPr>
+      <w:r>
+        <w:rPr>
+          <w:rFonts w:ascii="Times New Roman" w:eastAsia="Times New Roman" w:hAnsi="Times New Roman" w:cs="Times New Roman"/>
+          <w:sz w:val="24"/>
+          <w:szCs w:val="24"/>
+          <w:lang w:eastAsia="tr-TR"/>
+        </w:rPr>
+        <w:t>Parent dashboard:</w:t>
+      </w:r>
+    </w:p>
+    <w:p>
+      <w:pPr>
+        <w:numPr>
+          <w:ilvl w:val="0"/>
+          <w:numId w:val="35"/>
+        </w:numPr>
+        <w:spacing w:before="100" w:beforeAutospacing="1" w:after="100" w:afterAutospacing="1" w:line="240" w:lineRule="auto"/>
+        <w:rPr>
+          <w:rFonts w:ascii="Times New Roman" w:eastAsia="Times New Roman" w:hAnsi="Times New Roman" w:cs="Times New Roman"/>
+          <w:sz w:val="24"/>
+          <w:szCs w:val="24"/>
+          <w:lang w:eastAsia="tr-TR"/>
+        </w:rPr>
+      </w:pPr>
+      <w:r>
+        <w:rPr>
+          <w:rFonts w:ascii="Times New Roman" w:eastAsia="Times New Roman" w:hAnsi="Times New Roman" w:cs="Times New Roman"/>
+          <w:sz w:val="24"/>
+          <w:szCs w:val="24"/>
+          <w:lang w:eastAsia="tr-TR"/>
+        </w:rPr>
+        <w:t xml:space="preserve">Skill dağılımı </w:t>
+      </w:r>
+    </w:p>
+    <w:p>
+      <w:pPr>
+        <w:numPr>
+          <w:ilvl w:val="0"/>
+          <w:numId w:val="35"/>
+        </w:numPr>
+        <w:spacing w:before="100" w:beforeAutospacing="1" w:after="100" w:afterAutospacing="1" w:line="240" w:lineRule="auto"/>
+        <w:rPr>
+          <w:rFonts w:ascii="Times New Roman" w:eastAsia="Times New Roman" w:hAnsi="Times New Roman" w:cs="Times New Roman"/>
+          <w:sz w:val="24"/>
+          <w:szCs w:val="24"/>
+          <w:lang w:eastAsia="tr-TR"/>
+        </w:rPr>
+      </w:pPr>
+      <w:r>
+        <w:rPr>
+          <w:rFonts w:ascii="Times New Roman" w:eastAsia="Times New Roman" w:hAnsi="Times New Roman" w:cs="Times New Roman"/>
+          <w:sz w:val="24"/>
+          <w:szCs w:val="24"/>
+          <w:lang w:eastAsia="tr-TR"/>
+        </w:rPr>
+        <w:t xml:space="preserve">Zaman bazlı gelişim </w:t>
+      </w:r>
+    </w:p>
+    <w:p>
+      <w:pPr>
+        <w:numPr>
+          <w:ilvl w:val="0"/>
+          <w:numId w:val="35"/>
+        </w:numPr>
+        <w:spacing w:before="100" w:beforeAutospacing="1" w:after="100" w:afterAutospacing="1" w:line="240" w:lineRule="auto"/>
+        <w:rPr>
+          <w:rFonts w:ascii="Times New Roman" w:eastAsia="Times New Roman" w:hAnsi="Times New Roman" w:cs="Times New Roman"/>
+          <w:sz w:val="24"/>
+          <w:szCs w:val="24"/>
+          <w:lang w:eastAsia="tr-TR"/>
+        </w:rPr>
+      </w:pPr>
+      <w:r>
+        <w:rPr>
+          <w:rFonts w:ascii="Times New Roman" w:eastAsia="Times New Roman" w:hAnsi="Times New Roman" w:cs="Times New Roman"/>
+          <w:sz w:val="24"/>
+          <w:szCs w:val="24"/>
+          <w:lang w:eastAsia="tr-TR"/>
+        </w:rPr>
+        <w:t xml:space="preserve">Basit yorumlar </w:t>
+      </w:r>
+    </w:p>
+    <w:p>
+      <w:pPr>
+        <w:spacing w:after="0" w:line="240" w:lineRule="auto"/>
+        <w:rPr>
+          <w:rFonts w:ascii="Times New Roman" w:eastAsia="Times New Roman" w:hAnsi="Times New Roman" w:cs="Times New Roman"/>
+          <w:sz w:val="24"/>
+          <w:szCs w:val="24"/>
+          <w:lang w:eastAsia="tr-TR"/>
+        </w:rPr>
+      </w:pPr>
+      <w:r>
+        <w:rPr>
+          <w:rFonts w:ascii="Times New Roman" w:eastAsia="Times New Roman" w:hAnsi="Times New Roman" w:cs="Times New Roman"/>
+          <w:sz w:val="24"/>
+          <w:szCs w:val="24"/>
+          <w:lang w:eastAsia="tr-TR"/>
+        </w:rPr>
+        <w:pict>
+          <v:rect id="_x0000_i1039" style="width:0;height:1.5pt" o:hralign="center" o:hrstd="t" o:hr="t" fillcolor="#a0a0a0" stroked="f"/>
+        </w:pict>
+      </w:r>
+    </w:p>
+    <w:p>
+      <w:pPr>
+        <w:spacing w:before="100" w:beforeAutospacing="1" w:after="100" w:afterAutospacing="1" w:line="240" w:lineRule="auto"/>
+        <w:outlineLvl w:val="2"/>
         <w:rPr>
           <w:rFonts w:ascii="Times New Roman" w:eastAsia="Times New Roman" w:hAnsi="Times New Roman" w:cs="Times New Roman"/>
           <w:b/>
@@ -2488,7 +2885,17 @@
           <w:szCs w:val="27"/>
           <w:lang w:eastAsia="tr-TR"/>
         </w:rPr>
-        <w:t xml:space="preserve"> Bildirim Sistemi</w:t>
+      </w:pPr>
+      <w:r>
+        <w:rPr>
+          <w:rFonts w:ascii="Times New Roman" w:eastAsia="Times New Roman" w:hAnsi="Times New Roman" w:cs="Times New Roman"/>
+          <w:b/>
+          <w:bCs/>
+          <w:sz w:val="27"/>
+          <w:szCs w:val="27"/>
+          <w:lang w:eastAsia="tr-TR"/>
+        </w:rPr>
+        <w:t>3.8 Bildirim Sistemi</w:t>
       </w:r>
     </w:p>
     <w:p>
@@ -2508,14 +2915,14 @@
           <w:szCs w:val="24"/>
           <w:lang w:eastAsia="tr-TR"/>
         </w:rPr>
-        <w:t>Sistem ebeveyne bildirim gönderir:</w:t>
+        <w:t>Sistem:</w:t>
       </w:r>
     </w:p>
     <w:p>
       <w:pPr>
         <w:numPr>
           <w:ilvl w:val="0"/>
-          <w:numId w:val="10"/>
+          <w:numId w:val="36"/>
         </w:numPr>
         <w:spacing w:before="100" w:beforeAutospacing="1" w:after="100" w:afterAutospacing="1" w:line="240" w:lineRule="auto"/>
         <w:rPr>
@@ -2532,14 +2939,14 @@
           <w:szCs w:val="24"/>
           <w:lang w:eastAsia="tr-TR"/>
         </w:rPr>
-        <w:t>Gelişim artışı</w:t>
+        <w:t xml:space="preserve">Önemli değişimlerde bildirim gönderir </w:t>
       </w:r>
     </w:p>
     <w:p>
       <w:pPr>
         <w:numPr>
           <w:ilvl w:val="0"/>
-          <w:numId w:val="10"/>
+          <w:numId w:val="36"/>
         </w:numPr>
         <w:spacing w:before="100" w:beforeAutospacing="1" w:after="100" w:afterAutospacing="1" w:line="240" w:lineRule="auto"/>
         <w:rPr>
@@ -2556,31 +2963,7 @@
           <w:szCs w:val="24"/>
           <w:lang w:eastAsia="tr-TR"/>
         </w:rPr>
-        <w:t>Düşüş tespiti</w:t>
-      </w:r>
-    </w:p>
-    <w:p>
-      <w:pPr>
-        <w:numPr>
-          <w:ilvl w:val="0"/>
-          <w:numId w:val="10"/>
-        </w:numPr>
-        <w:spacing w:before="100" w:beforeAutospacing="1" w:after="100" w:afterAutospacing="1" w:line="240" w:lineRule="auto"/>
-        <w:rPr>
-          <w:rFonts w:ascii="Times New Roman" w:eastAsia="Times New Roman" w:hAnsi="Times New Roman" w:cs="Times New Roman"/>
-          <w:sz w:val="24"/>
-          <w:szCs w:val="24"/>
-          <w:lang w:eastAsia="tr-TR"/>
-        </w:rPr>
-      </w:pPr>
-      <w:r>
-        <w:rPr>
-          <w:rFonts w:ascii="Times New Roman" w:eastAsia="Times New Roman" w:hAnsi="Times New Roman" w:cs="Times New Roman"/>
-          <w:sz w:val="24"/>
-          <w:szCs w:val="24"/>
-          <w:lang w:eastAsia="tr-TR"/>
-        </w:rPr>
-        <w:t>Yeni içgörü (insight) oluştuğunda</w:t>
+        <w:t xml:space="preserve">Insight üretir </w:t>
       </w:r>
     </w:p>
     <w:p>
@@ -2601,7 +2984,7 @@
           <w:lang w:eastAsia="tr-TR"/>
         </w:rPr>
         <w:pict>
-          <v:rect id="_x0000_i1038" style="width:0;height:1.5pt" o:hralign="center" o:hrstd="t" o:hr="t" fillcolor="#a0a0a0" stroked="f"/>
+          <v:rect id="_x0000_i1040" style="width:0;height:1.5pt" o:hralign="center" o:hrstd="t" o:hr="t" fillcolor="#a0a0a0" stroked="f"/>
         </w:pict>
       </w:r>
     </w:p>
@@ -2670,7 +3053,7 @@
           <w:lang w:eastAsia="tr-TR"/>
         </w:rPr>
         <w:pict>
-          <v:rect id="_x0000_i1039" style="width:0;height:1.5pt" o:hralign="center" o:hrstd="t" o:hr="t" fillcolor="#a0a0a0" stroked="f"/>
+          <v:rect id="_x0000_i1041" style="width:0;height:1.5pt" o:hralign="center" o:hrstd="t" o:hr="t" fillcolor="#a0a0a0" stroked="f"/>
         </w:pict>
       </w:r>
     </w:p>
@@ -2703,7 +3086,7 @@
       <w:pPr>
         <w:numPr>
           <w:ilvl w:val="0"/>
-          <w:numId w:val="11"/>
+          <w:numId w:val="37"/>
         </w:numPr>
         <w:spacing w:before="100" w:beforeAutospacing="1" w:after="100" w:afterAutospacing="1" w:line="240" w:lineRule="auto"/>
         <w:rPr>
@@ -2720,14 +3103,14 @@
           <w:szCs w:val="24"/>
           <w:lang w:eastAsia="tr-TR"/>
         </w:rPr>
-        <w:t>Oyunlar hızlı açılmalı (&lt;2 saniye)</w:t>
+        <w:t xml:space="preserve">API response &lt; 300ms </w:t>
       </w:r>
     </w:p>
     <w:p>
       <w:pPr>
         <w:numPr>
           <w:ilvl w:val="0"/>
-          <w:numId w:val="11"/>
+          <w:numId w:val="37"/>
         </w:numPr>
         <w:spacing w:before="100" w:beforeAutospacing="1" w:after="100" w:afterAutospacing="1" w:line="240" w:lineRule="auto"/>
         <w:rPr>
@@ -2744,7 +3127,7 @@
           <w:szCs w:val="24"/>
           <w:lang w:eastAsia="tr-TR"/>
         </w:rPr>
-        <w:t>Analiz işlemleri arka planda çalışmalı</w:t>
+        <w:t xml:space="preserve">Oyun fetch &lt; 2s </w:t>
       </w:r>
     </w:p>
     <w:p>
@@ -2764,8 +3147,9 @@
           <w:szCs w:val="24"/>
           <w:lang w:eastAsia="tr-TR"/>
         </w:rPr>
+        <w:lastRenderedPageBreak/>
         <w:pict>
-          <v:rect id="_x0000_i1040" style="width:0;height:1.5pt" o:hralign="center" o:hrstd="t" o:hr="t" fillcolor="#a0a0a0" stroked="f"/>
+          <v:rect id="_x0000_i1042" style="width:0;height:1.5pt" o:hralign="center" o:hrstd="t" o:hr="t" fillcolor="#a0a0a0" stroked="f"/>
         </w:pict>
       </w:r>
     </w:p>
@@ -2798,7 +3182,7 @@
       <w:pPr>
         <w:numPr>
           <w:ilvl w:val="0"/>
-          <w:numId w:val="12"/>
+          <w:numId w:val="38"/>
         </w:numPr>
         <w:spacing w:before="100" w:beforeAutospacing="1" w:after="100" w:afterAutospacing="1" w:line="240" w:lineRule="auto"/>
         <w:rPr>
@@ -2815,14 +3199,14 @@
           <w:szCs w:val="24"/>
           <w:lang w:eastAsia="tr-TR"/>
         </w:rPr>
-        <w:t>Çocuklar için sade ve eğlenceli UI</w:t>
+        <w:t xml:space="preserve">Child UI → görsel, az metin </w:t>
       </w:r>
     </w:p>
     <w:p>
       <w:pPr>
         <w:numPr>
           <w:ilvl w:val="0"/>
-          <w:numId w:val="12"/>
+          <w:numId w:val="38"/>
         </w:numPr>
         <w:spacing w:before="100" w:beforeAutospacing="1" w:after="100" w:afterAutospacing="1" w:line="240" w:lineRule="auto"/>
         <w:rPr>
@@ -2839,7 +3223,7 @@
           <w:szCs w:val="24"/>
           <w:lang w:eastAsia="tr-TR"/>
         </w:rPr>
-        <w:t>Ebeveyn için sade dashboard</w:t>
+        <w:t xml:space="preserve">Parent UI → veri odaklı </w:t>
       </w:r>
     </w:p>
     <w:p>
@@ -2860,7 +3244,7 @@
           <w:lang w:eastAsia="tr-TR"/>
         </w:rPr>
         <w:pict>
-          <v:rect id="_x0000_i1041" style="width:0;height:1.5pt" o:hralign="center" o:hrstd="t" o:hr="t" fillcolor="#a0a0a0" stroked="f"/>
+          <v:rect id="_x0000_i1043" style="width:0;height:1.5pt" o:hralign="center" o:hrstd="t" o:hr="t" fillcolor="#a0a0a0" stroked="f"/>
         </w:pict>
       </w:r>
     </w:p>
@@ -2893,7 +3277,7 @@
       <w:pPr>
         <w:numPr>
           <w:ilvl w:val="0"/>
-          <w:numId w:val="13"/>
+          <w:numId w:val="39"/>
         </w:numPr>
         <w:spacing w:before="100" w:beforeAutospacing="1" w:after="100" w:afterAutospacing="1" w:line="240" w:lineRule="auto"/>
         <w:rPr>
@@ -2910,14 +3294,14 @@
           <w:szCs w:val="24"/>
           <w:lang w:eastAsia="tr-TR"/>
         </w:rPr>
-        <w:t>Kullanıcı verileri korunmalı</w:t>
+        <w:t xml:space="preserve">JWT authentication </w:t>
       </w:r>
     </w:p>
     <w:p>
       <w:pPr>
         <w:numPr>
           <w:ilvl w:val="0"/>
-          <w:numId w:val="13"/>
+          <w:numId w:val="39"/>
         </w:numPr>
         <w:spacing w:before="100" w:beforeAutospacing="1" w:after="100" w:afterAutospacing="1" w:line="240" w:lineRule="auto"/>
         <w:rPr>
@@ -2934,7 +3318,7 @@
           <w:szCs w:val="24"/>
           <w:lang w:eastAsia="tr-TR"/>
         </w:rPr>
-        <w:t>Çocuk verileri gizli tutulmalı</w:t>
+        <w:t xml:space="preserve">Child verisi korunmalı </w:t>
       </w:r>
     </w:p>
     <w:p>
@@ -2955,7 +3339,7 @@
           <w:lang w:eastAsia="tr-TR"/>
         </w:rPr>
         <w:pict>
-          <v:rect id="_x0000_i1042" style="width:0;height:1.5pt" o:hralign="center" o:hrstd="t" o:hr="t" fillcolor="#a0a0a0" stroked="f"/>
+          <v:rect id="_x0000_i1044" style="width:0;height:1.5pt" o:hralign="center" o:hrstd="t" o:hr="t" fillcolor="#a0a0a0" stroked="f"/>
         </w:pict>
       </w:r>
     </w:p>
@@ -2988,7 +3372,7 @@
       <w:pPr>
         <w:numPr>
           <w:ilvl w:val="0"/>
-          <w:numId w:val="14"/>
+          <w:numId w:val="40"/>
         </w:numPr>
         <w:spacing w:before="100" w:beforeAutospacing="1" w:after="100" w:afterAutospacing="1" w:line="240" w:lineRule="auto"/>
         <w:rPr>
@@ -3005,14 +3389,14 @@
           <w:szCs w:val="24"/>
           <w:lang w:eastAsia="tr-TR"/>
         </w:rPr>
-        <w:t>Sistem çoklu kullanıcıyı desteklemeli</w:t>
+        <w:t xml:space="preserve">PostgreSQL + Prisma </w:t>
       </w:r>
     </w:p>
     <w:p>
       <w:pPr>
         <w:numPr>
           <w:ilvl w:val="0"/>
-          <w:numId w:val="14"/>
+          <w:numId w:val="40"/>
         </w:numPr>
         <w:spacing w:before="100" w:beforeAutospacing="1" w:after="100" w:afterAutospacing="1" w:line="240" w:lineRule="auto"/>
         <w:rPr>
@@ -3029,7 +3413,31 @@
           <w:szCs w:val="24"/>
           <w:lang w:eastAsia="tr-TR"/>
         </w:rPr>
-        <w:t>Firebase altyapısı kullanılabilir</w:t>
+        <w:t xml:space="preserve">Modüler yapı </w:t>
+      </w:r>
+    </w:p>
+    <w:p>
+      <w:pPr>
+        <w:numPr>
+          <w:ilvl w:val="0"/>
+          <w:numId w:val="40"/>
+        </w:numPr>
+        <w:spacing w:before="100" w:beforeAutospacing="1" w:after="100" w:afterAutospacing="1" w:line="240" w:lineRule="auto"/>
+        <w:rPr>
+          <w:rFonts w:ascii="Times New Roman" w:eastAsia="Times New Roman" w:hAnsi="Times New Roman" w:cs="Times New Roman"/>
+          <w:sz w:val="24"/>
+          <w:szCs w:val="24"/>
+          <w:lang w:eastAsia="tr-TR"/>
+        </w:rPr>
+      </w:pPr>
+      <w:r>
+        <w:rPr>
+          <w:rFonts w:ascii="Times New Roman" w:eastAsia="Times New Roman" w:hAnsi="Times New Roman" w:cs="Times New Roman"/>
+          <w:sz w:val="24"/>
+          <w:szCs w:val="24"/>
+          <w:lang w:eastAsia="tr-TR"/>
+        </w:rPr>
+        <w:t xml:space="preserve">Gelecekte microservice’e geçilebilir </w:t>
       </w:r>
     </w:p>
     <w:p>
@@ -3050,7 +3458,7 @@
           <w:lang w:eastAsia="tr-TR"/>
         </w:rPr>
         <w:pict>
-          <v:rect id="_x0000_i1043" style="width:0;height:1.5pt" o:hralign="center" o:hrstd="t" o:hr="t" fillcolor="#a0a0a0" stroked="f"/>
+          <v:rect id="_x0000_i1045" style="width:0;height:1.5pt" o:hralign="center" o:hrstd="t" o:hr="t" fillcolor="#a0a0a0" stroked="f"/>
         </w:pict>
       </w:r>
     </w:p>
@@ -3076,7 +3484,6 @@
           <w:szCs w:val="36"/>
           <w:lang w:eastAsia="tr-TR"/>
         </w:rPr>
-        <w:lastRenderedPageBreak/>
         <w:t xml:space="preserve">5. </w:t>
       </w:r>
       <w:r>
@@ -3119,14 +3526,14 @@
           <w:szCs w:val="24"/>
           <w:lang w:eastAsia="tr-TR"/>
         </w:rPr>
-        <w:t>Temel varlıklar:</w:t>
+        <w:t>Ana varlıklar:</w:t>
       </w:r>
     </w:p>
     <w:p>
       <w:pPr>
         <w:numPr>
           <w:ilvl w:val="0"/>
-          <w:numId w:val="15"/>
+          <w:numId w:val="41"/>
         </w:numPr>
         <w:spacing w:before="100" w:beforeAutospacing="1" w:after="100" w:afterAutospacing="1" w:line="240" w:lineRule="auto"/>
         <w:rPr>
@@ -3143,14 +3550,14 @@
           <w:szCs w:val="24"/>
           <w:lang w:eastAsia="tr-TR"/>
         </w:rPr>
-        <w:t>User</w:t>
+        <w:t xml:space="preserve">User </w:t>
       </w:r>
     </w:p>
     <w:p>
       <w:pPr>
         <w:numPr>
           <w:ilvl w:val="0"/>
-          <w:numId w:val="15"/>
+          <w:numId w:val="41"/>
         </w:numPr>
         <w:spacing w:before="100" w:beforeAutospacing="1" w:after="100" w:afterAutospacing="1" w:line="240" w:lineRule="auto"/>
         <w:rPr>
@@ -3167,14 +3574,14 @@
           <w:szCs w:val="24"/>
           <w:lang w:eastAsia="tr-TR"/>
         </w:rPr>
-        <w:t>Child</w:t>
+        <w:t xml:space="preserve">Child </w:t>
       </w:r>
     </w:p>
     <w:p>
       <w:pPr>
         <w:numPr>
           <w:ilvl w:val="0"/>
-          <w:numId w:val="15"/>
+          <w:numId w:val="41"/>
         </w:numPr>
         <w:spacing w:before="100" w:beforeAutospacing="1" w:after="100" w:afterAutospacing="1" w:line="240" w:lineRule="auto"/>
         <w:rPr>
@@ -3191,14 +3598,14 @@
           <w:szCs w:val="24"/>
           <w:lang w:eastAsia="tr-TR"/>
         </w:rPr>
-        <w:t>Game</w:t>
+        <w:t xml:space="preserve">GameSession </w:t>
       </w:r>
     </w:p>
     <w:p>
       <w:pPr>
         <w:numPr>
           <w:ilvl w:val="0"/>
-          <w:numId w:val="15"/>
+          <w:numId w:val="41"/>
         </w:numPr>
         <w:spacing w:before="100" w:beforeAutospacing="1" w:after="100" w:afterAutospacing="1" w:line="240" w:lineRule="auto"/>
         <w:rPr>
@@ -3215,14 +3622,14 @@
           <w:szCs w:val="24"/>
           <w:lang w:eastAsia="tr-TR"/>
         </w:rPr>
-        <w:t>Score</w:t>
+        <w:t xml:space="preserve">SkillProfile </w:t>
       </w:r>
     </w:p>
     <w:p>
       <w:pPr>
         <w:numPr>
           <w:ilvl w:val="0"/>
-          <w:numId w:val="15"/>
+          <w:numId w:val="41"/>
         </w:numPr>
         <w:spacing w:before="100" w:beforeAutospacing="1" w:after="100" w:afterAutospacing="1" w:line="240" w:lineRule="auto"/>
         <w:rPr>
@@ -3239,7 +3646,7 @@
           <w:szCs w:val="24"/>
           <w:lang w:eastAsia="tr-TR"/>
         </w:rPr>
-        <w:t>SkillProfile</w:t>
+        <w:t xml:space="preserve">Notification </w:t>
       </w:r>
     </w:p>
     <w:p>
@@ -3254,19 +3661,28 @@
       </w:pPr>
       <w:r>
         <w:rPr>
-          <w:rFonts w:ascii="Times New Roman" w:eastAsia="Times New Roman" w:hAnsi="Times New Roman" w:cs="Times New Roman"/>
-          <w:sz w:val="24"/>
-          <w:szCs w:val="24"/>
-          <w:lang w:eastAsia="tr-TR"/>
-        </w:rPr>
-        <w:t>İlişkiler:</w:t>
+          <w:rFonts w:ascii="Segoe UI Symbol" w:eastAsia="Times New Roman" w:hAnsi="Segoe UI Symbol" w:cs="Segoe UI Symbol"/>
+          <w:sz w:val="24"/>
+          <w:szCs w:val="24"/>
+          <w:lang w:eastAsia="tr-TR"/>
+        </w:rPr>
+        <w:t>🚨</w:t>
+      </w:r>
+      <w:r>
+        <w:rPr>
+          <w:rFonts w:ascii="Times New Roman" w:eastAsia="Times New Roman" w:hAnsi="Times New Roman" w:cs="Times New Roman"/>
+          <w:sz w:val="24"/>
+          <w:szCs w:val="24"/>
+          <w:lang w:eastAsia="tr-TR"/>
+        </w:rPr>
+        <w:t xml:space="preserve"> NOT:</w:t>
       </w:r>
     </w:p>
     <w:p>
       <w:pPr>
         <w:numPr>
           <w:ilvl w:val="0"/>
-          <w:numId w:val="16"/>
+          <w:numId w:val="42"/>
         </w:numPr>
         <w:spacing w:before="100" w:beforeAutospacing="1" w:after="100" w:afterAutospacing="1" w:line="240" w:lineRule="auto"/>
         <w:rPr>
@@ -3283,14 +3699,14 @@
           <w:szCs w:val="24"/>
           <w:lang w:eastAsia="tr-TR"/>
         </w:rPr>
-        <w:t>User → Child (1-N)</w:t>
+        <w:t xml:space="preserve">Game entity sadece external referans </w:t>
       </w:r>
     </w:p>
     <w:p>
       <w:pPr>
         <w:numPr>
           <w:ilvl w:val="0"/>
-          <w:numId w:val="16"/>
+          <w:numId w:val="42"/>
         </w:numPr>
         <w:spacing w:before="100" w:beforeAutospacing="1" w:after="100" w:afterAutospacing="1" w:line="240" w:lineRule="auto"/>
         <w:rPr>
@@ -3307,31 +3723,7 @@
           <w:szCs w:val="24"/>
           <w:lang w:eastAsia="tr-TR"/>
         </w:rPr>
-        <w:t>Child → Score (1-N)</w:t>
-      </w:r>
-    </w:p>
-    <w:p>
-      <w:pPr>
-        <w:numPr>
-          <w:ilvl w:val="0"/>
-          <w:numId w:val="16"/>
-        </w:numPr>
-        <w:spacing w:before="100" w:beforeAutospacing="1" w:after="100" w:afterAutospacing="1" w:line="240" w:lineRule="auto"/>
-        <w:rPr>
-          <w:rFonts w:ascii="Times New Roman" w:eastAsia="Times New Roman" w:hAnsi="Times New Roman" w:cs="Times New Roman"/>
-          <w:sz w:val="24"/>
-          <w:szCs w:val="24"/>
-          <w:lang w:eastAsia="tr-TR"/>
-        </w:rPr>
-      </w:pPr>
-      <w:r>
-        <w:rPr>
-          <w:rFonts w:ascii="Times New Roman" w:eastAsia="Times New Roman" w:hAnsi="Times New Roman" w:cs="Times New Roman"/>
-          <w:sz w:val="24"/>
-          <w:szCs w:val="24"/>
-          <w:lang w:eastAsia="tr-TR"/>
-        </w:rPr>
-        <w:t>Score → Game (N-1)</w:t>
+        <w:t xml:space="preserve">ProgressReport → opsiyonel (future / aggregation) </w:t>
       </w:r>
     </w:p>
     <w:p>
@@ -3352,7 +3744,7 @@
           <w:lang w:eastAsia="tr-TR"/>
         </w:rPr>
         <w:pict>
-          <v:rect id="_x0000_i1044" style="width:0;height:1.5pt" o:hralign="center" o:hrstd="t" o:hr="t" fillcolor="#a0a0a0" stroked="f"/>
+          <v:rect id="_x0000_i1046" style="width:0;height:1.5pt" o:hralign="center" o:hrstd="t" o:hr="t" fillcolor="#a0a0a0" stroked="f"/>
         </w:pict>
       </w:r>
     </w:p>
@@ -3400,14 +3792,14 @@
           <w:szCs w:val="36"/>
           <w:lang w:eastAsia="tr-TR"/>
         </w:rPr>
-        <w:t xml:space="preserve"> Gelecek Geliştirmeler (MVP dışı)</w:t>
+        <w:t xml:space="preserve"> MVP DIŞI</w:t>
       </w:r>
     </w:p>
     <w:p>
       <w:pPr>
         <w:numPr>
           <w:ilvl w:val="0"/>
-          <w:numId w:val="17"/>
+          <w:numId w:val="43"/>
         </w:numPr>
         <w:spacing w:before="100" w:beforeAutospacing="1" w:after="100" w:afterAutospacing="1" w:line="240" w:lineRule="auto"/>
         <w:rPr>
@@ -3424,14 +3816,14 @@
           <w:szCs w:val="24"/>
           <w:lang w:eastAsia="tr-TR"/>
         </w:rPr>
-        <w:t>AI öneri motoru geliştirme</w:t>
+        <w:t xml:space="preserve">AI öneri sistemi </w:t>
       </w:r>
     </w:p>
     <w:p>
       <w:pPr>
         <w:numPr>
           <w:ilvl w:val="0"/>
-          <w:numId w:val="17"/>
+          <w:numId w:val="43"/>
         </w:numPr>
         <w:spacing w:before="100" w:beforeAutospacing="1" w:after="100" w:afterAutospacing="1" w:line="240" w:lineRule="auto"/>
         <w:rPr>
@@ -3448,14 +3840,14 @@
           <w:szCs w:val="24"/>
           <w:lang w:eastAsia="tr-TR"/>
         </w:rPr>
-        <w:t>Kişiselleştirilmiş oyun önerileri</w:t>
+        <w:t xml:space="preserve">Kişiselleştirilmiş oyun önerisi </w:t>
       </w:r>
     </w:p>
     <w:p>
       <w:pPr>
         <w:numPr>
           <w:ilvl w:val="0"/>
-          <w:numId w:val="17"/>
+          <w:numId w:val="43"/>
         </w:numPr>
         <w:spacing w:before="100" w:beforeAutospacing="1" w:after="100" w:afterAutospacing="1" w:line="240" w:lineRule="auto"/>
         <w:rPr>
@@ -3472,7 +3864,7 @@
           <w:szCs w:val="24"/>
           <w:lang w:eastAsia="tr-TR"/>
         </w:rPr>
-        <w:t>Sosyal özellikler</w:t>
+        <w:t xml:space="preserve">Sosyal özellikler </w:t>
       </w:r>
     </w:p>
     <w:p>
@@ -3493,7 +3885,7 @@
           <w:lang w:eastAsia="tr-TR"/>
         </w:rPr>
         <w:pict>
-          <v:rect id="_x0000_i1045" style="width:0;height:1.5pt" o:hralign="center" o:hrstd="t" o:hr="t" fillcolor="#a0a0a0" stroked="f"/>
+          <v:rect id="_x0000_i1047" style="width:0;height:1.5pt" o:hralign="center" o:hrstd="t" o:hr="t" fillcolor="#a0a0a0" stroked="f"/>
         </w:pict>
       </w:r>
     </w:p>
@@ -3519,7 +3911,8 @@
           <w:szCs w:val="36"/>
           <w:lang w:eastAsia="tr-TR"/>
         </w:rPr>
-        <w:t>⚠️ Kritik Ürün Felsefesi</w:t>
+        <w:lastRenderedPageBreak/>
+        <w:t>⚠️ KRİTİK ÜRÜN FELSEFESİ</w:t>
       </w:r>
     </w:p>
     <w:p>
@@ -3562,7 +3955,19 @@
         <w:t>Sistem sessizce öğrenir.</w:t>
       </w:r>
     </w:p>
-    <w:p/>
+    <w:p>
+      <w:pPr>
+        <w:spacing w:after="0" w:line="240" w:lineRule="auto"/>
+        <w:rPr>
+          <w:rFonts w:ascii="Times New Roman" w:eastAsia="Times New Roman" w:hAnsi="Times New Roman" w:cs="Times New Roman"/>
+          <w:sz w:val="24"/>
+          <w:szCs w:val="24"/>
+          <w:lang w:eastAsia="tr-TR"/>
+        </w:rPr>
+      </w:pPr>
+      <w:bookmarkStart w:id="0" w:name="_GoBack"/>
+      <w:bookmarkEnd w:id="0"/>
+    </w:p>
     <w:sectPr>
       <w:pgSz w:w="11906" w:h="16838"/>
       <w:pgMar w:top="1417" w:right="1417" w:bottom="1417" w:left="1417" w:header="708" w:footer="708" w:gutter="0"/>
@@ -3725,6 +4130,751 @@
     </w:lvl>
   </w:abstractNum>
   <w:abstractNum w:abstractNumId="1">
+    <w:nsid w:val="099C6971"/>
+    <w:multiLevelType w:val="multilevel"/>
+    <w:tmpl w:val="C5CEE99A"/>
+    <w:lvl w:ilvl="0">
+      <w:start w:val="1"/>
+      <w:numFmt w:val="bullet"/>
+      <w:lvlText w:val=""/>
+      <w:lvlJc w:val="left"/>
+      <w:pPr>
+        <w:tabs>
+          <w:tab w:val="num" w:pos="720"/>
+        </w:tabs>
+        <w:ind w:left="720" w:hanging="360"/>
+      </w:pPr>
+      <w:rPr>
+        <w:rFonts w:ascii="Symbol" w:hAnsi="Symbol" w:hint="default"/>
+        <w:sz w:val="20"/>
+      </w:rPr>
+    </w:lvl>
+    <w:lvl w:ilvl="1" w:tentative="1">
+      <w:start w:val="1"/>
+      <w:numFmt w:val="bullet"/>
+      <w:lvlText w:val="o"/>
+      <w:lvlJc w:val="left"/>
+      <w:pPr>
+        <w:tabs>
+          <w:tab w:val="num" w:pos="1440"/>
+        </w:tabs>
+        <w:ind w:left="1440" w:hanging="360"/>
+      </w:pPr>
+      <w:rPr>
+        <w:rFonts w:ascii="Courier New" w:hAnsi="Courier New" w:hint="default"/>
+        <w:sz w:val="20"/>
+      </w:rPr>
+    </w:lvl>
+    <w:lvl w:ilvl="2" w:tentative="1">
+      <w:start w:val="1"/>
+      <w:numFmt w:val="bullet"/>
+      <w:lvlText w:val=""/>
+      <w:lvlJc w:val="left"/>
+      <w:pPr>
+        <w:tabs>
+          <w:tab w:val="num" w:pos="2160"/>
+        </w:tabs>
+        <w:ind w:left="2160" w:hanging="360"/>
+      </w:pPr>
+      <w:rPr>
+        <w:rFonts w:ascii="Wingdings" w:hAnsi="Wingdings" w:hint="default"/>
+        <w:sz w:val="20"/>
+      </w:rPr>
+    </w:lvl>
+    <w:lvl w:ilvl="3" w:tentative="1">
+      <w:start w:val="1"/>
+      <w:numFmt w:val="bullet"/>
+      <w:lvlText w:val=""/>
+      <w:lvlJc w:val="left"/>
+      <w:pPr>
+        <w:tabs>
+          <w:tab w:val="num" w:pos="2880"/>
+        </w:tabs>
+        <w:ind w:left="2880" w:hanging="360"/>
+      </w:pPr>
+      <w:rPr>
+        <w:rFonts w:ascii="Wingdings" w:hAnsi="Wingdings" w:hint="default"/>
+        <w:sz w:val="20"/>
+      </w:rPr>
+    </w:lvl>
+    <w:lvl w:ilvl="4" w:tentative="1">
+      <w:start w:val="1"/>
+      <w:numFmt w:val="bullet"/>
+      <w:lvlText w:val=""/>
+      <w:lvlJc w:val="left"/>
+      <w:pPr>
+        <w:tabs>
+          <w:tab w:val="num" w:pos="3600"/>
+        </w:tabs>
+        <w:ind w:left="3600" w:hanging="360"/>
+      </w:pPr>
+      <w:rPr>
+        <w:rFonts w:ascii="Wingdings" w:hAnsi="Wingdings" w:hint="default"/>
+        <w:sz w:val="20"/>
+      </w:rPr>
+    </w:lvl>
+    <w:lvl w:ilvl="5" w:tentative="1">
+      <w:start w:val="1"/>
+      <w:numFmt w:val="bullet"/>
+      <w:lvlText w:val=""/>
+      <w:lvlJc w:val="left"/>
+      <w:pPr>
+        <w:tabs>
+          <w:tab w:val="num" w:pos="4320"/>
+        </w:tabs>
+        <w:ind w:left="4320" w:hanging="360"/>
+      </w:pPr>
+      <w:rPr>
+        <w:rFonts w:ascii="Wingdings" w:hAnsi="Wingdings" w:hint="default"/>
+        <w:sz w:val="20"/>
+      </w:rPr>
+    </w:lvl>
+    <w:lvl w:ilvl="6" w:tentative="1">
+      <w:start w:val="1"/>
+      <w:numFmt w:val="bullet"/>
+      <w:lvlText w:val=""/>
+      <w:lvlJc w:val="left"/>
+      <w:pPr>
+        <w:tabs>
+          <w:tab w:val="num" w:pos="5040"/>
+        </w:tabs>
+        <w:ind w:left="5040" w:hanging="360"/>
+      </w:pPr>
+      <w:rPr>
+        <w:rFonts w:ascii="Wingdings" w:hAnsi="Wingdings" w:hint="default"/>
+        <w:sz w:val="20"/>
+      </w:rPr>
+    </w:lvl>
+    <w:lvl w:ilvl="7" w:tentative="1">
+      <w:start w:val="1"/>
+      <w:numFmt w:val="bullet"/>
+      <w:lvlText w:val=""/>
+      <w:lvlJc w:val="left"/>
+      <w:pPr>
+        <w:tabs>
+          <w:tab w:val="num" w:pos="5760"/>
+        </w:tabs>
+        <w:ind w:left="5760" w:hanging="360"/>
+      </w:pPr>
+      <w:rPr>
+        <w:rFonts w:ascii="Wingdings" w:hAnsi="Wingdings" w:hint="default"/>
+        <w:sz w:val="20"/>
+      </w:rPr>
+    </w:lvl>
+    <w:lvl w:ilvl="8" w:tentative="1">
+      <w:start w:val="1"/>
+      <w:numFmt w:val="bullet"/>
+      <w:lvlText w:val=""/>
+      <w:lvlJc w:val="left"/>
+      <w:pPr>
+        <w:tabs>
+          <w:tab w:val="num" w:pos="6480"/>
+        </w:tabs>
+        <w:ind w:left="6480" w:hanging="360"/>
+      </w:pPr>
+      <w:rPr>
+        <w:rFonts w:ascii="Wingdings" w:hAnsi="Wingdings" w:hint="default"/>
+        <w:sz w:val="20"/>
+      </w:rPr>
+    </w:lvl>
+  </w:abstractNum>
+  <w:abstractNum w:abstractNumId="2">
+    <w:nsid w:val="0A82570F"/>
+    <w:multiLevelType w:val="multilevel"/>
+    <w:tmpl w:val="3A94C102"/>
+    <w:lvl w:ilvl="0">
+      <w:start w:val="1"/>
+      <w:numFmt w:val="bullet"/>
+      <w:lvlText w:val=""/>
+      <w:lvlJc w:val="left"/>
+      <w:pPr>
+        <w:tabs>
+          <w:tab w:val="num" w:pos="720"/>
+        </w:tabs>
+        <w:ind w:left="720" w:hanging="360"/>
+      </w:pPr>
+      <w:rPr>
+        <w:rFonts w:ascii="Symbol" w:hAnsi="Symbol" w:hint="default"/>
+        <w:sz w:val="20"/>
+      </w:rPr>
+    </w:lvl>
+    <w:lvl w:ilvl="1" w:tentative="1">
+      <w:start w:val="1"/>
+      <w:numFmt w:val="bullet"/>
+      <w:lvlText w:val="o"/>
+      <w:lvlJc w:val="left"/>
+      <w:pPr>
+        <w:tabs>
+          <w:tab w:val="num" w:pos="1440"/>
+        </w:tabs>
+        <w:ind w:left="1440" w:hanging="360"/>
+      </w:pPr>
+      <w:rPr>
+        <w:rFonts w:ascii="Courier New" w:hAnsi="Courier New" w:hint="default"/>
+        <w:sz w:val="20"/>
+      </w:rPr>
+    </w:lvl>
+    <w:lvl w:ilvl="2" w:tentative="1">
+      <w:start w:val="1"/>
+      <w:numFmt w:val="bullet"/>
+      <w:lvlText w:val=""/>
+      <w:lvlJc w:val="left"/>
+      <w:pPr>
+        <w:tabs>
+          <w:tab w:val="num" w:pos="2160"/>
+        </w:tabs>
+        <w:ind w:left="2160" w:hanging="360"/>
+      </w:pPr>
+      <w:rPr>
+        <w:rFonts w:ascii="Wingdings" w:hAnsi="Wingdings" w:hint="default"/>
+        <w:sz w:val="20"/>
+      </w:rPr>
+    </w:lvl>
+    <w:lvl w:ilvl="3" w:tentative="1">
+      <w:start w:val="1"/>
+      <w:numFmt w:val="bullet"/>
+      <w:lvlText w:val=""/>
+      <w:lvlJc w:val="left"/>
+      <w:pPr>
+        <w:tabs>
+          <w:tab w:val="num" w:pos="2880"/>
+        </w:tabs>
+        <w:ind w:left="2880" w:hanging="360"/>
+      </w:pPr>
+      <w:rPr>
+        <w:rFonts w:ascii="Wingdings" w:hAnsi="Wingdings" w:hint="default"/>
+        <w:sz w:val="20"/>
+      </w:rPr>
+    </w:lvl>
+    <w:lvl w:ilvl="4" w:tentative="1">
+      <w:start w:val="1"/>
+      <w:numFmt w:val="bullet"/>
+      <w:lvlText w:val=""/>
+      <w:lvlJc w:val="left"/>
+      <w:pPr>
+        <w:tabs>
+          <w:tab w:val="num" w:pos="3600"/>
+        </w:tabs>
+        <w:ind w:left="3600" w:hanging="360"/>
+      </w:pPr>
+      <w:rPr>
+        <w:rFonts w:ascii="Wingdings" w:hAnsi="Wingdings" w:hint="default"/>
+        <w:sz w:val="20"/>
+      </w:rPr>
+    </w:lvl>
+    <w:lvl w:ilvl="5" w:tentative="1">
+      <w:start w:val="1"/>
+      <w:numFmt w:val="bullet"/>
+      <w:lvlText w:val=""/>
+      <w:lvlJc w:val="left"/>
+      <w:pPr>
+        <w:tabs>
+          <w:tab w:val="num" w:pos="4320"/>
+        </w:tabs>
+        <w:ind w:left="4320" w:hanging="360"/>
+      </w:pPr>
+      <w:rPr>
+        <w:rFonts w:ascii="Wingdings" w:hAnsi="Wingdings" w:hint="default"/>
+        <w:sz w:val="20"/>
+      </w:rPr>
+    </w:lvl>
+    <w:lvl w:ilvl="6" w:tentative="1">
+      <w:start w:val="1"/>
+      <w:numFmt w:val="bullet"/>
+      <w:lvlText w:val=""/>
+      <w:lvlJc w:val="left"/>
+      <w:pPr>
+        <w:tabs>
+          <w:tab w:val="num" w:pos="5040"/>
+        </w:tabs>
+        <w:ind w:left="5040" w:hanging="360"/>
+      </w:pPr>
+      <w:rPr>
+        <w:rFonts w:ascii="Wingdings" w:hAnsi="Wingdings" w:hint="default"/>
+        <w:sz w:val="20"/>
+      </w:rPr>
+    </w:lvl>
+    <w:lvl w:ilvl="7" w:tentative="1">
+      <w:start w:val="1"/>
+      <w:numFmt w:val="bullet"/>
+      <w:lvlText w:val=""/>
+      <w:lvlJc w:val="left"/>
+      <w:pPr>
+        <w:tabs>
+          <w:tab w:val="num" w:pos="5760"/>
+        </w:tabs>
+        <w:ind w:left="5760" w:hanging="360"/>
+      </w:pPr>
+      <w:rPr>
+        <w:rFonts w:ascii="Wingdings" w:hAnsi="Wingdings" w:hint="default"/>
+        <w:sz w:val="20"/>
+      </w:rPr>
+    </w:lvl>
+    <w:lvl w:ilvl="8" w:tentative="1">
+      <w:start w:val="1"/>
+      <w:numFmt w:val="bullet"/>
+      <w:lvlText w:val=""/>
+      <w:lvlJc w:val="left"/>
+      <w:pPr>
+        <w:tabs>
+          <w:tab w:val="num" w:pos="6480"/>
+        </w:tabs>
+        <w:ind w:left="6480" w:hanging="360"/>
+      </w:pPr>
+      <w:rPr>
+        <w:rFonts w:ascii="Wingdings" w:hAnsi="Wingdings" w:hint="default"/>
+        <w:sz w:val="20"/>
+      </w:rPr>
+    </w:lvl>
+  </w:abstractNum>
+  <w:abstractNum w:abstractNumId="3">
+    <w:nsid w:val="0BB85523"/>
+    <w:multiLevelType w:val="multilevel"/>
+    <w:tmpl w:val="D0BE80E2"/>
+    <w:lvl w:ilvl="0">
+      <w:start w:val="1"/>
+      <w:numFmt w:val="bullet"/>
+      <w:lvlText w:val=""/>
+      <w:lvlJc w:val="left"/>
+      <w:pPr>
+        <w:tabs>
+          <w:tab w:val="num" w:pos="720"/>
+        </w:tabs>
+        <w:ind w:left="720" w:hanging="360"/>
+      </w:pPr>
+      <w:rPr>
+        <w:rFonts w:ascii="Symbol" w:hAnsi="Symbol" w:hint="default"/>
+        <w:sz w:val="20"/>
+      </w:rPr>
+    </w:lvl>
+    <w:lvl w:ilvl="1" w:tentative="1">
+      <w:start w:val="1"/>
+      <w:numFmt w:val="bullet"/>
+      <w:lvlText w:val="o"/>
+      <w:lvlJc w:val="left"/>
+      <w:pPr>
+        <w:tabs>
+          <w:tab w:val="num" w:pos="1440"/>
+        </w:tabs>
+        <w:ind w:left="1440" w:hanging="360"/>
+      </w:pPr>
+      <w:rPr>
+        <w:rFonts w:ascii="Courier New" w:hAnsi="Courier New" w:hint="default"/>
+        <w:sz w:val="20"/>
+      </w:rPr>
+    </w:lvl>
+    <w:lvl w:ilvl="2" w:tentative="1">
+      <w:start w:val="1"/>
+      <w:numFmt w:val="bullet"/>
+      <w:lvlText w:val=""/>
+      <w:lvlJc w:val="left"/>
+      <w:pPr>
+        <w:tabs>
+          <w:tab w:val="num" w:pos="2160"/>
+        </w:tabs>
+        <w:ind w:left="2160" w:hanging="360"/>
+      </w:pPr>
+      <w:rPr>
+        <w:rFonts w:ascii="Wingdings" w:hAnsi="Wingdings" w:hint="default"/>
+        <w:sz w:val="20"/>
+      </w:rPr>
+    </w:lvl>
+    <w:lvl w:ilvl="3" w:tentative="1">
+      <w:start w:val="1"/>
+      <w:numFmt w:val="bullet"/>
+      <w:lvlText w:val=""/>
+      <w:lvlJc w:val="left"/>
+      <w:pPr>
+        <w:tabs>
+          <w:tab w:val="num" w:pos="2880"/>
+        </w:tabs>
+        <w:ind w:left="2880" w:hanging="360"/>
+      </w:pPr>
+      <w:rPr>
+        <w:rFonts w:ascii="Wingdings" w:hAnsi="Wingdings" w:hint="default"/>
+        <w:sz w:val="20"/>
+      </w:rPr>
+    </w:lvl>
+    <w:lvl w:ilvl="4" w:tentative="1">
+      <w:start w:val="1"/>
+      <w:numFmt w:val="bullet"/>
+      <w:lvlText w:val=""/>
+      <w:lvlJc w:val="left"/>
+      <w:pPr>
+        <w:tabs>
+          <w:tab w:val="num" w:pos="3600"/>
+        </w:tabs>
+        <w:ind w:left="3600" w:hanging="360"/>
+      </w:pPr>
+      <w:rPr>
+        <w:rFonts w:ascii="Wingdings" w:hAnsi="Wingdings" w:hint="default"/>
+        <w:sz w:val="20"/>
+      </w:rPr>
+    </w:lvl>
+    <w:lvl w:ilvl="5" w:tentative="1">
+      <w:start w:val="1"/>
+      <w:numFmt w:val="bullet"/>
+      <w:lvlText w:val=""/>
+      <w:lvlJc w:val="left"/>
+      <w:pPr>
+        <w:tabs>
+          <w:tab w:val="num" w:pos="4320"/>
+        </w:tabs>
+        <w:ind w:left="4320" w:hanging="360"/>
+      </w:pPr>
+      <w:rPr>
+        <w:rFonts w:ascii="Wingdings" w:hAnsi="Wingdings" w:hint="default"/>
+        <w:sz w:val="20"/>
+      </w:rPr>
+    </w:lvl>
+    <w:lvl w:ilvl="6" w:tentative="1">
+      <w:start w:val="1"/>
+      <w:numFmt w:val="bullet"/>
+      <w:lvlText w:val=""/>
+      <w:lvlJc w:val="left"/>
+      <w:pPr>
+        <w:tabs>
+          <w:tab w:val="num" w:pos="5040"/>
+        </w:tabs>
+        <w:ind w:left="5040" w:hanging="360"/>
+      </w:pPr>
+      <w:rPr>
+        <w:rFonts w:ascii="Wingdings" w:hAnsi="Wingdings" w:hint="default"/>
+        <w:sz w:val="20"/>
+      </w:rPr>
+    </w:lvl>
+    <w:lvl w:ilvl="7" w:tentative="1">
+      <w:start w:val="1"/>
+      <w:numFmt w:val="bullet"/>
+      <w:lvlText w:val=""/>
+      <w:lvlJc w:val="left"/>
+      <w:pPr>
+        <w:tabs>
+          <w:tab w:val="num" w:pos="5760"/>
+        </w:tabs>
+        <w:ind w:left="5760" w:hanging="360"/>
+      </w:pPr>
+      <w:rPr>
+        <w:rFonts w:ascii="Wingdings" w:hAnsi="Wingdings" w:hint="default"/>
+        <w:sz w:val="20"/>
+      </w:rPr>
+    </w:lvl>
+    <w:lvl w:ilvl="8" w:tentative="1">
+      <w:start w:val="1"/>
+      <w:numFmt w:val="bullet"/>
+      <w:lvlText w:val=""/>
+      <w:lvlJc w:val="left"/>
+      <w:pPr>
+        <w:tabs>
+          <w:tab w:val="num" w:pos="6480"/>
+        </w:tabs>
+        <w:ind w:left="6480" w:hanging="360"/>
+      </w:pPr>
+      <w:rPr>
+        <w:rFonts w:ascii="Wingdings" w:hAnsi="Wingdings" w:hint="default"/>
+        <w:sz w:val="20"/>
+      </w:rPr>
+    </w:lvl>
+  </w:abstractNum>
+  <w:abstractNum w:abstractNumId="4">
+    <w:nsid w:val="0D73174F"/>
+    <w:multiLevelType w:val="multilevel"/>
+    <w:tmpl w:val="AA002E9E"/>
+    <w:lvl w:ilvl="0">
+      <w:start w:val="1"/>
+      <w:numFmt w:val="bullet"/>
+      <w:lvlText w:val=""/>
+      <w:lvlJc w:val="left"/>
+      <w:pPr>
+        <w:tabs>
+          <w:tab w:val="num" w:pos="720"/>
+        </w:tabs>
+        <w:ind w:left="720" w:hanging="360"/>
+      </w:pPr>
+      <w:rPr>
+        <w:rFonts w:ascii="Symbol" w:hAnsi="Symbol" w:hint="default"/>
+        <w:sz w:val="20"/>
+      </w:rPr>
+    </w:lvl>
+    <w:lvl w:ilvl="1" w:tentative="1">
+      <w:start w:val="1"/>
+      <w:numFmt w:val="bullet"/>
+      <w:lvlText w:val="o"/>
+      <w:lvlJc w:val="left"/>
+      <w:pPr>
+        <w:tabs>
+          <w:tab w:val="num" w:pos="1440"/>
+        </w:tabs>
+        <w:ind w:left="1440" w:hanging="360"/>
+      </w:pPr>
+      <w:rPr>
+        <w:rFonts w:ascii="Courier New" w:hAnsi="Courier New" w:hint="default"/>
+        <w:sz w:val="20"/>
+      </w:rPr>
+    </w:lvl>
+    <w:lvl w:ilvl="2" w:tentative="1">
+      <w:start w:val="1"/>
+      <w:numFmt w:val="bullet"/>
+      <w:lvlText w:val=""/>
+      <w:lvlJc w:val="left"/>
+      <w:pPr>
+        <w:tabs>
+          <w:tab w:val="num" w:pos="2160"/>
+        </w:tabs>
+        <w:ind w:left="2160" w:hanging="360"/>
+      </w:pPr>
+      <w:rPr>
+        <w:rFonts w:ascii="Wingdings" w:hAnsi="Wingdings" w:hint="default"/>
+        <w:sz w:val="20"/>
+      </w:rPr>
+    </w:lvl>
+    <w:lvl w:ilvl="3" w:tentative="1">
+      <w:start w:val="1"/>
+      <w:numFmt w:val="bullet"/>
+      <w:lvlText w:val=""/>
+      <w:lvlJc w:val="left"/>
+      <w:pPr>
+        <w:tabs>
+          <w:tab w:val="num" w:pos="2880"/>
+        </w:tabs>
+        <w:ind w:left="2880" w:hanging="360"/>
+      </w:pPr>
+      <w:rPr>
+        <w:rFonts w:ascii="Wingdings" w:hAnsi="Wingdings" w:hint="default"/>
+        <w:sz w:val="20"/>
+      </w:rPr>
+    </w:lvl>
+    <w:lvl w:ilvl="4" w:tentative="1">
+      <w:start w:val="1"/>
+      <w:numFmt w:val="bullet"/>
+      <w:lvlText w:val=""/>
+      <w:lvlJc w:val="left"/>
+      <w:pPr>
+        <w:tabs>
+          <w:tab w:val="num" w:pos="3600"/>
+        </w:tabs>
+        <w:ind w:left="3600" w:hanging="360"/>
+      </w:pPr>
+      <w:rPr>
+        <w:rFonts w:ascii="Wingdings" w:hAnsi="Wingdings" w:hint="default"/>
+        <w:sz w:val="20"/>
+      </w:rPr>
+    </w:lvl>
+    <w:lvl w:ilvl="5" w:tentative="1">
+      <w:start w:val="1"/>
+      <w:numFmt w:val="bullet"/>
+      <w:lvlText w:val=""/>
+      <w:lvlJc w:val="left"/>
+      <w:pPr>
+        <w:tabs>
+          <w:tab w:val="num" w:pos="4320"/>
+        </w:tabs>
+        <w:ind w:left="4320" w:hanging="360"/>
+      </w:pPr>
+      <w:rPr>
+        <w:rFonts w:ascii="Wingdings" w:hAnsi="Wingdings" w:hint="default"/>
+        <w:sz w:val="20"/>
+      </w:rPr>
+    </w:lvl>
+    <w:lvl w:ilvl="6" w:tentative="1">
+      <w:start w:val="1"/>
+      <w:numFmt w:val="bullet"/>
+      <w:lvlText w:val=""/>
+      <w:lvlJc w:val="left"/>
+      <w:pPr>
+        <w:tabs>
+          <w:tab w:val="num" w:pos="5040"/>
+        </w:tabs>
+        <w:ind w:left="5040" w:hanging="360"/>
+      </w:pPr>
+      <w:rPr>
+        <w:rFonts w:ascii="Wingdings" w:hAnsi="Wingdings" w:hint="default"/>
+        <w:sz w:val="20"/>
+      </w:rPr>
+    </w:lvl>
+    <w:lvl w:ilvl="7" w:tentative="1">
+      <w:start w:val="1"/>
+      <w:numFmt w:val="bullet"/>
+      <w:lvlText w:val=""/>
+      <w:lvlJc w:val="left"/>
+      <w:pPr>
+        <w:tabs>
+          <w:tab w:val="num" w:pos="5760"/>
+        </w:tabs>
+        <w:ind w:left="5760" w:hanging="360"/>
+      </w:pPr>
+      <w:rPr>
+        <w:rFonts w:ascii="Wingdings" w:hAnsi="Wingdings" w:hint="default"/>
+        <w:sz w:val="20"/>
+      </w:rPr>
+    </w:lvl>
+    <w:lvl w:ilvl="8" w:tentative="1">
+      <w:start w:val="1"/>
+      <w:numFmt w:val="bullet"/>
+      <w:lvlText w:val=""/>
+      <w:lvlJc w:val="left"/>
+      <w:pPr>
+        <w:tabs>
+          <w:tab w:val="num" w:pos="6480"/>
+        </w:tabs>
+        <w:ind w:left="6480" w:hanging="360"/>
+      </w:pPr>
+      <w:rPr>
+        <w:rFonts w:ascii="Wingdings" w:hAnsi="Wingdings" w:hint="default"/>
+        <w:sz w:val="20"/>
+      </w:rPr>
+    </w:lvl>
+  </w:abstractNum>
+  <w:abstractNum w:abstractNumId="5">
+    <w:nsid w:val="118D7EF0"/>
+    <w:multiLevelType w:val="multilevel"/>
+    <w:tmpl w:val="249A7B3C"/>
+    <w:lvl w:ilvl="0">
+      <w:start w:val="1"/>
+      <w:numFmt w:val="bullet"/>
+      <w:lvlText w:val=""/>
+      <w:lvlJc w:val="left"/>
+      <w:pPr>
+        <w:tabs>
+          <w:tab w:val="num" w:pos="720"/>
+        </w:tabs>
+        <w:ind w:left="720" w:hanging="360"/>
+      </w:pPr>
+      <w:rPr>
+        <w:rFonts w:ascii="Symbol" w:hAnsi="Symbol" w:hint="default"/>
+        <w:sz w:val="20"/>
+      </w:rPr>
+    </w:lvl>
+    <w:lvl w:ilvl="1" w:tentative="1">
+      <w:start w:val="1"/>
+      <w:numFmt w:val="bullet"/>
+      <w:lvlText w:val="o"/>
+      <w:lvlJc w:val="left"/>
+      <w:pPr>
+        <w:tabs>
+          <w:tab w:val="num" w:pos="1440"/>
+        </w:tabs>
+        <w:ind w:left="1440" w:hanging="360"/>
+      </w:pPr>
+      <w:rPr>
+        <w:rFonts w:ascii="Courier New" w:hAnsi="Courier New" w:hint="default"/>
+        <w:sz w:val="20"/>
+      </w:rPr>
+    </w:lvl>
+    <w:lvl w:ilvl="2" w:tentative="1">
+      <w:start w:val="1"/>
+      <w:numFmt w:val="bullet"/>
+      <w:lvlText w:val=""/>
+      <w:lvlJc w:val="left"/>
+      <w:pPr>
+        <w:tabs>
+          <w:tab w:val="num" w:pos="2160"/>
+        </w:tabs>
+        <w:ind w:left="2160" w:hanging="360"/>
+      </w:pPr>
+      <w:rPr>
+        <w:rFonts w:ascii="Wingdings" w:hAnsi="Wingdings" w:hint="default"/>
+        <w:sz w:val="20"/>
+      </w:rPr>
+    </w:lvl>
+    <w:lvl w:ilvl="3" w:tentative="1">
+      <w:start w:val="1"/>
+      <w:numFmt w:val="bullet"/>
+      <w:lvlText w:val=""/>
+      <w:lvlJc w:val="left"/>
+      <w:pPr>
+        <w:tabs>
+          <w:tab w:val="num" w:pos="2880"/>
+        </w:tabs>
+        <w:ind w:left="2880" w:hanging="360"/>
+      </w:pPr>
+      <w:rPr>
+        <w:rFonts w:ascii="Wingdings" w:hAnsi="Wingdings" w:hint="default"/>
+        <w:sz w:val="20"/>
+      </w:rPr>
+    </w:lvl>
+    <w:lvl w:ilvl="4" w:tentative="1">
+      <w:start w:val="1"/>
+      <w:numFmt w:val="bullet"/>
+      <w:lvlText w:val=""/>
+      <w:lvlJc w:val="left"/>
+      <w:pPr>
+        <w:tabs>
+          <w:tab w:val="num" w:pos="3600"/>
+        </w:tabs>
+        <w:ind w:left="3600" w:hanging="360"/>
+      </w:pPr>
+      <w:rPr>
+        <w:rFonts w:ascii="Wingdings" w:hAnsi="Wingdings" w:hint="default"/>
+        <w:sz w:val="20"/>
+      </w:rPr>
+    </w:lvl>
+    <w:lvl w:ilvl="5" w:tentative="1">
+      <w:start w:val="1"/>
+      <w:numFmt w:val="bullet"/>
+      <w:lvlText w:val=""/>
+      <w:lvlJc w:val="left"/>
+      <w:pPr>
+        <w:tabs>
+          <w:tab w:val="num" w:pos="4320"/>
+        </w:tabs>
+        <w:ind w:left="4320" w:hanging="360"/>
+      </w:pPr>
+      <w:rPr>
+        <w:rFonts w:ascii="Wingdings" w:hAnsi="Wingdings" w:hint="default"/>
+        <w:sz w:val="20"/>
+      </w:rPr>
+    </w:lvl>
+    <w:lvl w:ilvl="6" w:tentative="1">
+      <w:start w:val="1"/>
+      <w:numFmt w:val="bullet"/>
+      <w:lvlText w:val=""/>
+      <w:lvlJc w:val="left"/>
+      <w:pPr>
+        <w:tabs>
+          <w:tab w:val="num" w:pos="5040"/>
+        </w:tabs>
+        <w:ind w:left="5040" w:hanging="360"/>
+      </w:pPr>
+      <w:rPr>
+        <w:rFonts w:ascii="Wingdings" w:hAnsi="Wingdings" w:hint="default"/>
+        <w:sz w:val="20"/>
+      </w:rPr>
+    </w:lvl>
+    <w:lvl w:ilvl="7" w:tentative="1">
+      <w:start w:val="1"/>
+      <w:numFmt w:val="bullet"/>
+      <w:lvlText w:val=""/>
+      <w:lvlJc w:val="left"/>
+      <w:pPr>
+        <w:tabs>
+          <w:tab w:val="num" w:pos="5760"/>
+        </w:tabs>
+        <w:ind w:left="5760" w:hanging="360"/>
+      </w:pPr>
+      <w:rPr>
+        <w:rFonts w:ascii="Wingdings" w:hAnsi="Wingdings" w:hint="default"/>
+        <w:sz w:val="20"/>
+      </w:rPr>
+    </w:lvl>
+    <w:lvl w:ilvl="8" w:tentative="1">
+      <w:start w:val="1"/>
+      <w:numFmt w:val="bullet"/>
+      <w:lvlText w:val=""/>
+      <w:lvlJc w:val="left"/>
+      <w:pPr>
+        <w:tabs>
+          <w:tab w:val="num" w:pos="6480"/>
+        </w:tabs>
+        <w:ind w:left="6480" w:hanging="360"/>
+      </w:pPr>
+      <w:rPr>
+        <w:rFonts w:ascii="Wingdings" w:hAnsi="Wingdings" w:hint="default"/>
+        <w:sz w:val="20"/>
+      </w:rPr>
+    </w:lvl>
+  </w:abstractNum>
+  <w:abstractNum w:abstractNumId="6">
     <w:nsid w:val="12416C0E"/>
     <w:multiLevelType w:val="multilevel"/>
     <w:tmpl w:val="6A801D1E"/>
@@ -3873,7 +5023,156 @@
       </w:rPr>
     </w:lvl>
   </w:abstractNum>
-  <w:abstractNum w:abstractNumId="2">
+  <w:abstractNum w:abstractNumId="7">
+    <w:nsid w:val="14DF5B70"/>
+    <w:multiLevelType w:val="multilevel"/>
+    <w:tmpl w:val="65364C5E"/>
+    <w:lvl w:ilvl="0">
+      <w:start w:val="1"/>
+      <w:numFmt w:val="bullet"/>
+      <w:lvlText w:val=""/>
+      <w:lvlJc w:val="left"/>
+      <w:pPr>
+        <w:tabs>
+          <w:tab w:val="num" w:pos="720"/>
+        </w:tabs>
+        <w:ind w:left="720" w:hanging="360"/>
+      </w:pPr>
+      <w:rPr>
+        <w:rFonts w:ascii="Symbol" w:hAnsi="Symbol" w:hint="default"/>
+        <w:sz w:val="20"/>
+      </w:rPr>
+    </w:lvl>
+    <w:lvl w:ilvl="1" w:tentative="1">
+      <w:start w:val="1"/>
+      <w:numFmt w:val="bullet"/>
+      <w:lvlText w:val="o"/>
+      <w:lvlJc w:val="left"/>
+      <w:pPr>
+        <w:tabs>
+          <w:tab w:val="num" w:pos="1440"/>
+        </w:tabs>
+        <w:ind w:left="1440" w:hanging="360"/>
+      </w:pPr>
+      <w:rPr>
+        <w:rFonts w:ascii="Courier New" w:hAnsi="Courier New" w:hint="default"/>
+        <w:sz w:val="20"/>
+      </w:rPr>
+    </w:lvl>
+    <w:lvl w:ilvl="2" w:tentative="1">
+      <w:start w:val="1"/>
+      <w:numFmt w:val="bullet"/>
+      <w:lvlText w:val=""/>
+      <w:lvlJc w:val="left"/>
+      <w:pPr>
+        <w:tabs>
+          <w:tab w:val="num" w:pos="2160"/>
+        </w:tabs>
+        <w:ind w:left="2160" w:hanging="360"/>
+      </w:pPr>
+      <w:rPr>
+        <w:rFonts w:ascii="Wingdings" w:hAnsi="Wingdings" w:hint="default"/>
+        <w:sz w:val="20"/>
+      </w:rPr>
+    </w:lvl>
+    <w:lvl w:ilvl="3" w:tentative="1">
+      <w:start w:val="1"/>
+      <w:numFmt w:val="bullet"/>
+      <w:lvlText w:val=""/>
+      <w:lvlJc w:val="left"/>
+      <w:pPr>
+        <w:tabs>
+          <w:tab w:val="num" w:pos="2880"/>
+        </w:tabs>
+        <w:ind w:left="2880" w:hanging="360"/>
+      </w:pPr>
+      <w:rPr>
+        <w:rFonts w:ascii="Wingdings" w:hAnsi="Wingdings" w:hint="default"/>
+        <w:sz w:val="20"/>
+      </w:rPr>
+    </w:lvl>
+    <w:lvl w:ilvl="4" w:tentative="1">
+      <w:start w:val="1"/>
+      <w:numFmt w:val="bullet"/>
+      <w:lvlText w:val=""/>
+      <w:lvlJc w:val="left"/>
+      <w:pPr>
+        <w:tabs>
+          <w:tab w:val="num" w:pos="3600"/>
+        </w:tabs>
+        <w:ind w:left="3600" w:hanging="360"/>
+      </w:pPr>
+      <w:rPr>
+        <w:rFonts w:ascii="Wingdings" w:hAnsi="Wingdings" w:hint="default"/>
+        <w:sz w:val="20"/>
+      </w:rPr>
+    </w:lvl>
+    <w:lvl w:ilvl="5" w:tentative="1">
+      <w:start w:val="1"/>
+      <w:numFmt w:val="bullet"/>
+      <w:lvlText w:val=""/>
+      <w:lvlJc w:val="left"/>
+      <w:pPr>
+        <w:tabs>
+          <w:tab w:val="num" w:pos="4320"/>
+        </w:tabs>
+        <w:ind w:left="4320" w:hanging="360"/>
+      </w:pPr>
+      <w:rPr>
+        <w:rFonts w:ascii="Wingdings" w:hAnsi="Wingdings" w:hint="default"/>
+        <w:sz w:val="20"/>
+      </w:rPr>
+    </w:lvl>
+    <w:lvl w:ilvl="6" w:tentative="1">
+      <w:start w:val="1"/>
+      <w:numFmt w:val="bullet"/>
+      <w:lvlText w:val=""/>
+      <w:lvlJc w:val="left"/>
+      <w:pPr>
+        <w:tabs>
+          <w:tab w:val="num" w:pos="5040"/>
+        </w:tabs>
+        <w:ind w:left="5040" w:hanging="360"/>
+      </w:pPr>
+      <w:rPr>
+        <w:rFonts w:ascii="Wingdings" w:hAnsi="Wingdings" w:hint="default"/>
+        <w:sz w:val="20"/>
+      </w:rPr>
+    </w:lvl>
+    <w:lvl w:ilvl="7" w:tentative="1">
+      <w:start w:val="1"/>
+      <w:numFmt w:val="bullet"/>
+      <w:lvlText w:val=""/>
+      <w:lvlJc w:val="left"/>
+      <w:pPr>
+        <w:tabs>
+          <w:tab w:val="num" w:pos="5760"/>
+        </w:tabs>
+        <w:ind w:left="5760" w:hanging="360"/>
+      </w:pPr>
+      <w:rPr>
+        <w:rFonts w:ascii="Wingdings" w:hAnsi="Wingdings" w:hint="default"/>
+        <w:sz w:val="20"/>
+      </w:rPr>
+    </w:lvl>
+    <w:lvl w:ilvl="8" w:tentative="1">
+      <w:start w:val="1"/>
+      <w:numFmt w:val="bullet"/>
+      <w:lvlText w:val=""/>
+      <w:lvlJc w:val="left"/>
+      <w:pPr>
+        <w:tabs>
+          <w:tab w:val="num" w:pos="6480"/>
+        </w:tabs>
+        <w:ind w:left="6480" w:hanging="360"/>
+      </w:pPr>
+      <w:rPr>
+        <w:rFonts w:ascii="Wingdings" w:hAnsi="Wingdings" w:hint="default"/>
+        <w:sz w:val="20"/>
+      </w:rPr>
+    </w:lvl>
+  </w:abstractNum>
+  <w:abstractNum w:abstractNumId="8">
     <w:nsid w:val="158F51DE"/>
     <w:multiLevelType w:val="multilevel"/>
     <w:tmpl w:val="00AACF0C"/>
@@ -4022,7 +5321,7 @@
       </w:rPr>
     </w:lvl>
   </w:abstractNum>
-  <w:abstractNum w:abstractNumId="3">
+  <w:abstractNum w:abstractNumId="9">
     <w:nsid w:val="17DB5DAE"/>
     <w:multiLevelType w:val="multilevel"/>
     <w:tmpl w:val="6E341CBE"/>
@@ -4171,7 +5470,7 @@
       </w:rPr>
     </w:lvl>
   </w:abstractNum>
-  <w:abstractNum w:abstractNumId="4">
+  <w:abstractNum w:abstractNumId="10">
     <w:nsid w:val="193A06CF"/>
     <w:multiLevelType w:val="multilevel"/>
     <w:tmpl w:val="BA306FD8"/>
@@ -4320,7 +5619,305 @@
       </w:rPr>
     </w:lvl>
   </w:abstractNum>
-  <w:abstractNum w:abstractNumId="5">
+  <w:abstractNum w:abstractNumId="11">
+    <w:nsid w:val="193E0EBB"/>
+    <w:multiLevelType w:val="multilevel"/>
+    <w:tmpl w:val="7B46BCE0"/>
+    <w:lvl w:ilvl="0">
+      <w:start w:val="1"/>
+      <w:numFmt w:val="bullet"/>
+      <w:lvlText w:val=""/>
+      <w:lvlJc w:val="left"/>
+      <w:pPr>
+        <w:tabs>
+          <w:tab w:val="num" w:pos="720"/>
+        </w:tabs>
+        <w:ind w:left="720" w:hanging="360"/>
+      </w:pPr>
+      <w:rPr>
+        <w:rFonts w:ascii="Symbol" w:hAnsi="Symbol" w:hint="default"/>
+        <w:sz w:val="20"/>
+      </w:rPr>
+    </w:lvl>
+    <w:lvl w:ilvl="1" w:tentative="1">
+      <w:start w:val="1"/>
+      <w:numFmt w:val="bullet"/>
+      <w:lvlText w:val="o"/>
+      <w:lvlJc w:val="left"/>
+      <w:pPr>
+        <w:tabs>
+          <w:tab w:val="num" w:pos="1440"/>
+        </w:tabs>
+        <w:ind w:left="1440" w:hanging="360"/>
+      </w:pPr>
+      <w:rPr>
+        <w:rFonts w:ascii="Courier New" w:hAnsi="Courier New" w:hint="default"/>
+        <w:sz w:val="20"/>
+      </w:rPr>
+    </w:lvl>
+    <w:lvl w:ilvl="2" w:tentative="1">
+      <w:start w:val="1"/>
+      <w:numFmt w:val="bullet"/>
+      <w:lvlText w:val=""/>
+      <w:lvlJc w:val="left"/>
+      <w:pPr>
+        <w:tabs>
+          <w:tab w:val="num" w:pos="2160"/>
+        </w:tabs>
+        <w:ind w:left="2160" w:hanging="360"/>
+      </w:pPr>
+      <w:rPr>
+        <w:rFonts w:ascii="Wingdings" w:hAnsi="Wingdings" w:hint="default"/>
+        <w:sz w:val="20"/>
+      </w:rPr>
+    </w:lvl>
+    <w:lvl w:ilvl="3" w:tentative="1">
+      <w:start w:val="1"/>
+      <w:numFmt w:val="bullet"/>
+      <w:lvlText w:val=""/>
+      <w:lvlJc w:val="left"/>
+      <w:pPr>
+        <w:tabs>
+          <w:tab w:val="num" w:pos="2880"/>
+        </w:tabs>
+        <w:ind w:left="2880" w:hanging="360"/>
+      </w:pPr>
+      <w:rPr>
+        <w:rFonts w:ascii="Wingdings" w:hAnsi="Wingdings" w:hint="default"/>
+        <w:sz w:val="20"/>
+      </w:rPr>
+    </w:lvl>
+    <w:lvl w:ilvl="4" w:tentative="1">
+      <w:start w:val="1"/>
+      <w:numFmt w:val="bullet"/>
+      <w:lvlText w:val=""/>
+      <w:lvlJc w:val="left"/>
+      <w:pPr>
+        <w:tabs>
+          <w:tab w:val="num" w:pos="3600"/>
+        </w:tabs>
+        <w:ind w:left="3600" w:hanging="360"/>
+      </w:pPr>
+      <w:rPr>
+        <w:rFonts w:ascii="Wingdings" w:hAnsi="Wingdings" w:hint="default"/>
+        <w:sz w:val="20"/>
+      </w:rPr>
+    </w:lvl>
+    <w:lvl w:ilvl="5" w:tentative="1">
+      <w:start w:val="1"/>
+      <w:numFmt w:val="bullet"/>
+      <w:lvlText w:val=""/>
+      <w:lvlJc w:val="left"/>
+      <w:pPr>
+        <w:tabs>
+          <w:tab w:val="num" w:pos="4320"/>
+        </w:tabs>
+        <w:ind w:left="4320" w:hanging="360"/>
+      </w:pPr>
+      <w:rPr>
+        <w:rFonts w:ascii="Wingdings" w:hAnsi="Wingdings" w:hint="default"/>
+        <w:sz w:val="20"/>
+      </w:rPr>
+    </w:lvl>
+    <w:lvl w:ilvl="6" w:tentative="1">
+      <w:start w:val="1"/>
+      <w:numFmt w:val="bullet"/>
+      <w:lvlText w:val=""/>
+      <w:lvlJc w:val="left"/>
+      <w:pPr>
+        <w:tabs>
+          <w:tab w:val="num" w:pos="5040"/>
+        </w:tabs>
+        <w:ind w:left="5040" w:hanging="360"/>
+      </w:pPr>
+      <w:rPr>
+        <w:rFonts w:ascii="Wingdings" w:hAnsi="Wingdings" w:hint="default"/>
+        <w:sz w:val="20"/>
+      </w:rPr>
+    </w:lvl>
+    <w:lvl w:ilvl="7" w:tentative="1">
+      <w:start w:val="1"/>
+      <w:numFmt w:val="bullet"/>
+      <w:lvlText w:val=""/>
+      <w:lvlJc w:val="left"/>
+      <w:pPr>
+        <w:tabs>
+          <w:tab w:val="num" w:pos="5760"/>
+        </w:tabs>
+        <w:ind w:left="5760" w:hanging="360"/>
+      </w:pPr>
+      <w:rPr>
+        <w:rFonts w:ascii="Wingdings" w:hAnsi="Wingdings" w:hint="default"/>
+        <w:sz w:val="20"/>
+      </w:rPr>
+    </w:lvl>
+    <w:lvl w:ilvl="8" w:tentative="1">
+      <w:start w:val="1"/>
+      <w:numFmt w:val="bullet"/>
+      <w:lvlText w:val=""/>
+      <w:lvlJc w:val="left"/>
+      <w:pPr>
+        <w:tabs>
+          <w:tab w:val="num" w:pos="6480"/>
+        </w:tabs>
+        <w:ind w:left="6480" w:hanging="360"/>
+      </w:pPr>
+      <w:rPr>
+        <w:rFonts w:ascii="Wingdings" w:hAnsi="Wingdings" w:hint="default"/>
+        <w:sz w:val="20"/>
+      </w:rPr>
+    </w:lvl>
+  </w:abstractNum>
+  <w:abstractNum w:abstractNumId="12">
+    <w:nsid w:val="19994B48"/>
+    <w:multiLevelType w:val="multilevel"/>
+    <w:tmpl w:val="7D56DDB6"/>
+    <w:lvl w:ilvl="0">
+      <w:start w:val="1"/>
+      <w:numFmt w:val="bullet"/>
+      <w:lvlText w:val=""/>
+      <w:lvlJc w:val="left"/>
+      <w:pPr>
+        <w:tabs>
+          <w:tab w:val="num" w:pos="720"/>
+        </w:tabs>
+        <w:ind w:left="720" w:hanging="360"/>
+      </w:pPr>
+      <w:rPr>
+        <w:rFonts w:ascii="Symbol" w:hAnsi="Symbol" w:hint="default"/>
+        <w:sz w:val="20"/>
+      </w:rPr>
+    </w:lvl>
+    <w:lvl w:ilvl="1" w:tentative="1">
+      <w:start w:val="1"/>
+      <w:numFmt w:val="bullet"/>
+      <w:lvlText w:val="o"/>
+      <w:lvlJc w:val="left"/>
+      <w:pPr>
+        <w:tabs>
+          <w:tab w:val="num" w:pos="1440"/>
+        </w:tabs>
+        <w:ind w:left="1440" w:hanging="360"/>
+      </w:pPr>
+      <w:rPr>
+        <w:rFonts w:ascii="Courier New" w:hAnsi="Courier New" w:hint="default"/>
+        <w:sz w:val="20"/>
+      </w:rPr>
+    </w:lvl>
+    <w:lvl w:ilvl="2" w:tentative="1">
+      <w:start w:val="1"/>
+      <w:numFmt w:val="bullet"/>
+      <w:lvlText w:val=""/>
+      <w:lvlJc w:val="left"/>
+      <w:pPr>
+        <w:tabs>
+          <w:tab w:val="num" w:pos="2160"/>
+        </w:tabs>
+        <w:ind w:left="2160" w:hanging="360"/>
+      </w:pPr>
+      <w:rPr>
+        <w:rFonts w:ascii="Wingdings" w:hAnsi="Wingdings" w:hint="default"/>
+        <w:sz w:val="20"/>
+      </w:rPr>
+    </w:lvl>
+    <w:lvl w:ilvl="3" w:tentative="1">
+      <w:start w:val="1"/>
+      <w:numFmt w:val="bullet"/>
+      <w:lvlText w:val=""/>
+      <w:lvlJc w:val="left"/>
+      <w:pPr>
+        <w:tabs>
+          <w:tab w:val="num" w:pos="2880"/>
+        </w:tabs>
+        <w:ind w:left="2880" w:hanging="360"/>
+      </w:pPr>
+      <w:rPr>
+        <w:rFonts w:ascii="Wingdings" w:hAnsi="Wingdings" w:hint="default"/>
+        <w:sz w:val="20"/>
+      </w:rPr>
+    </w:lvl>
+    <w:lvl w:ilvl="4" w:tentative="1">
+      <w:start w:val="1"/>
+      <w:numFmt w:val="bullet"/>
+      <w:lvlText w:val=""/>
+      <w:lvlJc w:val="left"/>
+      <w:pPr>
+        <w:tabs>
+          <w:tab w:val="num" w:pos="3600"/>
+        </w:tabs>
+        <w:ind w:left="3600" w:hanging="360"/>
+      </w:pPr>
+      <w:rPr>
+        <w:rFonts w:ascii="Wingdings" w:hAnsi="Wingdings" w:hint="default"/>
+        <w:sz w:val="20"/>
+      </w:rPr>
+    </w:lvl>
+    <w:lvl w:ilvl="5" w:tentative="1">
+      <w:start w:val="1"/>
+      <w:numFmt w:val="bullet"/>
+      <w:lvlText w:val=""/>
+      <w:lvlJc w:val="left"/>
+      <w:pPr>
+        <w:tabs>
+          <w:tab w:val="num" w:pos="4320"/>
+        </w:tabs>
+        <w:ind w:left="4320" w:hanging="360"/>
+      </w:pPr>
+      <w:rPr>
+        <w:rFonts w:ascii="Wingdings" w:hAnsi="Wingdings" w:hint="default"/>
+        <w:sz w:val="20"/>
+      </w:rPr>
+    </w:lvl>
+    <w:lvl w:ilvl="6" w:tentative="1">
+      <w:start w:val="1"/>
+      <w:numFmt w:val="bullet"/>
+      <w:lvlText w:val=""/>
+      <w:lvlJc w:val="left"/>
+      <w:pPr>
+        <w:tabs>
+          <w:tab w:val="num" w:pos="5040"/>
+        </w:tabs>
+        <w:ind w:left="5040" w:hanging="360"/>
+      </w:pPr>
+      <w:rPr>
+        <w:rFonts w:ascii="Wingdings" w:hAnsi="Wingdings" w:hint="default"/>
+        <w:sz w:val="20"/>
+      </w:rPr>
+    </w:lvl>
+    <w:lvl w:ilvl="7" w:tentative="1">
+      <w:start w:val="1"/>
+      <w:numFmt w:val="bullet"/>
+      <w:lvlText w:val=""/>
+      <w:lvlJc w:val="left"/>
+      <w:pPr>
+        <w:tabs>
+          <w:tab w:val="num" w:pos="5760"/>
+        </w:tabs>
+        <w:ind w:left="5760" w:hanging="360"/>
+      </w:pPr>
+      <w:rPr>
+        <w:rFonts w:ascii="Wingdings" w:hAnsi="Wingdings" w:hint="default"/>
+        <w:sz w:val="20"/>
+      </w:rPr>
+    </w:lvl>
+    <w:lvl w:ilvl="8" w:tentative="1">
+      <w:start w:val="1"/>
+      <w:numFmt w:val="bullet"/>
+      <w:lvlText w:val=""/>
+      <w:lvlJc w:val="left"/>
+      <w:pPr>
+        <w:tabs>
+          <w:tab w:val="num" w:pos="6480"/>
+        </w:tabs>
+        <w:ind w:left="6480" w:hanging="360"/>
+      </w:pPr>
+      <w:rPr>
+        <w:rFonts w:ascii="Wingdings" w:hAnsi="Wingdings" w:hint="default"/>
+        <w:sz w:val="20"/>
+      </w:rPr>
+    </w:lvl>
+  </w:abstractNum>
+  <w:abstractNum w:abstractNumId="13">
     <w:nsid w:val="1A8C33A4"/>
     <w:multiLevelType w:val="multilevel"/>
     <w:tmpl w:val="C826E6A2"/>
@@ -4469,7 +6066,156 @@
       </w:rPr>
     </w:lvl>
   </w:abstractNum>
-  <w:abstractNum w:abstractNumId="6">
+  <w:abstractNum w:abstractNumId="14">
+    <w:nsid w:val="1D0E5D11"/>
+    <w:multiLevelType w:val="multilevel"/>
+    <w:tmpl w:val="2E5CF4C6"/>
+    <w:lvl w:ilvl="0">
+      <w:start w:val="1"/>
+      <w:numFmt w:val="bullet"/>
+      <w:lvlText w:val=""/>
+      <w:lvlJc w:val="left"/>
+      <w:pPr>
+        <w:tabs>
+          <w:tab w:val="num" w:pos="720"/>
+        </w:tabs>
+        <w:ind w:left="720" w:hanging="360"/>
+      </w:pPr>
+      <w:rPr>
+        <w:rFonts w:ascii="Symbol" w:hAnsi="Symbol" w:hint="default"/>
+        <w:sz w:val="20"/>
+      </w:rPr>
+    </w:lvl>
+    <w:lvl w:ilvl="1" w:tentative="1">
+      <w:start w:val="1"/>
+      <w:numFmt w:val="bullet"/>
+      <w:lvlText w:val="o"/>
+      <w:lvlJc w:val="left"/>
+      <w:pPr>
+        <w:tabs>
+          <w:tab w:val="num" w:pos="1440"/>
+        </w:tabs>
+        <w:ind w:left="1440" w:hanging="360"/>
+      </w:pPr>
+      <w:rPr>
+        <w:rFonts w:ascii="Courier New" w:hAnsi="Courier New" w:hint="default"/>
+        <w:sz w:val="20"/>
+      </w:rPr>
+    </w:lvl>
+    <w:lvl w:ilvl="2" w:tentative="1">
+      <w:start w:val="1"/>
+      <w:numFmt w:val="bullet"/>
+      <w:lvlText w:val=""/>
+      <w:lvlJc w:val="left"/>
+      <w:pPr>
+        <w:tabs>
+          <w:tab w:val="num" w:pos="2160"/>
+        </w:tabs>
+        <w:ind w:left="2160" w:hanging="360"/>
+      </w:pPr>
+      <w:rPr>
+        <w:rFonts w:ascii="Wingdings" w:hAnsi="Wingdings" w:hint="default"/>
+        <w:sz w:val="20"/>
+      </w:rPr>
+    </w:lvl>
+    <w:lvl w:ilvl="3" w:tentative="1">
+      <w:start w:val="1"/>
+      <w:numFmt w:val="bullet"/>
+      <w:lvlText w:val=""/>
+      <w:lvlJc w:val="left"/>
+      <w:pPr>
+        <w:tabs>
+          <w:tab w:val="num" w:pos="2880"/>
+        </w:tabs>
+        <w:ind w:left="2880" w:hanging="360"/>
+      </w:pPr>
+      <w:rPr>
+        <w:rFonts w:ascii="Wingdings" w:hAnsi="Wingdings" w:hint="default"/>
+        <w:sz w:val="20"/>
+      </w:rPr>
+    </w:lvl>
+    <w:lvl w:ilvl="4" w:tentative="1">
+      <w:start w:val="1"/>
+      <w:numFmt w:val="bullet"/>
+      <w:lvlText w:val=""/>
+      <w:lvlJc w:val="left"/>
+      <w:pPr>
+        <w:tabs>
+          <w:tab w:val="num" w:pos="3600"/>
+        </w:tabs>
+        <w:ind w:left="3600" w:hanging="360"/>
+      </w:pPr>
+      <w:rPr>
+        <w:rFonts w:ascii="Wingdings" w:hAnsi="Wingdings" w:hint="default"/>
+        <w:sz w:val="20"/>
+      </w:rPr>
+    </w:lvl>
+    <w:lvl w:ilvl="5" w:tentative="1">
+      <w:start w:val="1"/>
+      <w:numFmt w:val="bullet"/>
+      <w:lvlText w:val=""/>
+      <w:lvlJc w:val="left"/>
+      <w:pPr>
+        <w:tabs>
+          <w:tab w:val="num" w:pos="4320"/>
+        </w:tabs>
+        <w:ind w:left="4320" w:hanging="360"/>
+      </w:pPr>
+      <w:rPr>
+        <w:rFonts w:ascii="Wingdings" w:hAnsi="Wingdings" w:hint="default"/>
+        <w:sz w:val="20"/>
+      </w:rPr>
+    </w:lvl>
+    <w:lvl w:ilvl="6" w:tentative="1">
+      <w:start w:val="1"/>
+      <w:numFmt w:val="bullet"/>
+      <w:lvlText w:val=""/>
+      <w:lvlJc w:val="left"/>
+      <w:pPr>
+        <w:tabs>
+          <w:tab w:val="num" w:pos="5040"/>
+        </w:tabs>
+        <w:ind w:left="5040" w:hanging="360"/>
+      </w:pPr>
+      <w:rPr>
+        <w:rFonts w:ascii="Wingdings" w:hAnsi="Wingdings" w:hint="default"/>
+        <w:sz w:val="20"/>
+      </w:rPr>
+    </w:lvl>
+    <w:lvl w:ilvl="7" w:tentative="1">
+      <w:start w:val="1"/>
+      <w:numFmt w:val="bullet"/>
+      <w:lvlText w:val=""/>
+      <w:lvlJc w:val="left"/>
+      <w:pPr>
+        <w:tabs>
+          <w:tab w:val="num" w:pos="5760"/>
+        </w:tabs>
+        <w:ind w:left="5760" w:hanging="360"/>
+      </w:pPr>
+      <w:rPr>
+        <w:rFonts w:ascii="Wingdings" w:hAnsi="Wingdings" w:hint="default"/>
+        <w:sz w:val="20"/>
+      </w:rPr>
+    </w:lvl>
+    <w:lvl w:ilvl="8" w:tentative="1">
+      <w:start w:val="1"/>
+      <w:numFmt w:val="bullet"/>
+      <w:lvlText w:val=""/>
+      <w:lvlJc w:val="left"/>
+      <w:pPr>
+        <w:tabs>
+          <w:tab w:val="num" w:pos="6480"/>
+        </w:tabs>
+        <w:ind w:left="6480" w:hanging="360"/>
+      </w:pPr>
+      <w:rPr>
+        <w:rFonts w:ascii="Wingdings" w:hAnsi="Wingdings" w:hint="default"/>
+        <w:sz w:val="20"/>
+      </w:rPr>
+    </w:lvl>
+  </w:abstractNum>
+  <w:abstractNum w:abstractNumId="15">
     <w:nsid w:val="21101492"/>
     <w:multiLevelType w:val="multilevel"/>
     <w:tmpl w:val="CEB23640"/>
@@ -4618,7 +6364,7 @@
       </w:rPr>
     </w:lvl>
   </w:abstractNum>
-  <w:abstractNum w:abstractNumId="7">
+  <w:abstractNum w:abstractNumId="16">
     <w:nsid w:val="23470183"/>
     <w:multiLevelType w:val="multilevel"/>
     <w:tmpl w:val="53BCC96E"/>
@@ -4767,7 +6513,305 @@
       </w:rPr>
     </w:lvl>
   </w:abstractNum>
-  <w:abstractNum w:abstractNumId="8">
+  <w:abstractNum w:abstractNumId="17">
+    <w:nsid w:val="2447748D"/>
+    <w:multiLevelType w:val="multilevel"/>
+    <w:tmpl w:val="3CB0AB6C"/>
+    <w:lvl w:ilvl="0">
+      <w:start w:val="1"/>
+      <w:numFmt w:val="bullet"/>
+      <w:lvlText w:val=""/>
+      <w:lvlJc w:val="left"/>
+      <w:pPr>
+        <w:tabs>
+          <w:tab w:val="num" w:pos="720"/>
+        </w:tabs>
+        <w:ind w:left="720" w:hanging="360"/>
+      </w:pPr>
+      <w:rPr>
+        <w:rFonts w:ascii="Symbol" w:hAnsi="Symbol" w:hint="default"/>
+        <w:sz w:val="20"/>
+      </w:rPr>
+    </w:lvl>
+    <w:lvl w:ilvl="1" w:tentative="1">
+      <w:start w:val="1"/>
+      <w:numFmt w:val="bullet"/>
+      <w:lvlText w:val="o"/>
+      <w:lvlJc w:val="left"/>
+      <w:pPr>
+        <w:tabs>
+          <w:tab w:val="num" w:pos="1440"/>
+        </w:tabs>
+        <w:ind w:left="1440" w:hanging="360"/>
+      </w:pPr>
+      <w:rPr>
+        <w:rFonts w:ascii="Courier New" w:hAnsi="Courier New" w:hint="default"/>
+        <w:sz w:val="20"/>
+      </w:rPr>
+    </w:lvl>
+    <w:lvl w:ilvl="2" w:tentative="1">
+      <w:start w:val="1"/>
+      <w:numFmt w:val="bullet"/>
+      <w:lvlText w:val=""/>
+      <w:lvlJc w:val="left"/>
+      <w:pPr>
+        <w:tabs>
+          <w:tab w:val="num" w:pos="2160"/>
+        </w:tabs>
+        <w:ind w:left="2160" w:hanging="360"/>
+      </w:pPr>
+      <w:rPr>
+        <w:rFonts w:ascii="Wingdings" w:hAnsi="Wingdings" w:hint="default"/>
+        <w:sz w:val="20"/>
+      </w:rPr>
+    </w:lvl>
+    <w:lvl w:ilvl="3" w:tentative="1">
+      <w:start w:val="1"/>
+      <w:numFmt w:val="bullet"/>
+      <w:lvlText w:val=""/>
+      <w:lvlJc w:val="left"/>
+      <w:pPr>
+        <w:tabs>
+          <w:tab w:val="num" w:pos="2880"/>
+        </w:tabs>
+        <w:ind w:left="2880" w:hanging="360"/>
+      </w:pPr>
+      <w:rPr>
+        <w:rFonts w:ascii="Wingdings" w:hAnsi="Wingdings" w:hint="default"/>
+        <w:sz w:val="20"/>
+      </w:rPr>
+    </w:lvl>
+    <w:lvl w:ilvl="4" w:tentative="1">
+      <w:start w:val="1"/>
+      <w:numFmt w:val="bullet"/>
+      <w:lvlText w:val=""/>
+      <w:lvlJc w:val="left"/>
+      <w:pPr>
+        <w:tabs>
+          <w:tab w:val="num" w:pos="3600"/>
+        </w:tabs>
+        <w:ind w:left="3600" w:hanging="360"/>
+      </w:pPr>
+      <w:rPr>
+        <w:rFonts w:ascii="Wingdings" w:hAnsi="Wingdings" w:hint="default"/>
+        <w:sz w:val="20"/>
+      </w:rPr>
+    </w:lvl>
+    <w:lvl w:ilvl="5" w:tentative="1">
+      <w:start w:val="1"/>
+      <w:numFmt w:val="bullet"/>
+      <w:lvlText w:val=""/>
+      <w:lvlJc w:val="left"/>
+      <w:pPr>
+        <w:tabs>
+          <w:tab w:val="num" w:pos="4320"/>
+        </w:tabs>
+        <w:ind w:left="4320" w:hanging="360"/>
+      </w:pPr>
+      <w:rPr>
+        <w:rFonts w:ascii="Wingdings" w:hAnsi="Wingdings" w:hint="default"/>
+        <w:sz w:val="20"/>
+      </w:rPr>
+    </w:lvl>
+    <w:lvl w:ilvl="6" w:tentative="1">
+      <w:start w:val="1"/>
+      <w:numFmt w:val="bullet"/>
+      <w:lvlText w:val=""/>
+      <w:lvlJc w:val="left"/>
+      <w:pPr>
+        <w:tabs>
+          <w:tab w:val="num" w:pos="5040"/>
+        </w:tabs>
+        <w:ind w:left="5040" w:hanging="360"/>
+      </w:pPr>
+      <w:rPr>
+        <w:rFonts w:ascii="Wingdings" w:hAnsi="Wingdings" w:hint="default"/>
+        <w:sz w:val="20"/>
+      </w:rPr>
+    </w:lvl>
+    <w:lvl w:ilvl="7" w:tentative="1">
+      <w:start w:val="1"/>
+      <w:numFmt w:val="bullet"/>
+      <w:lvlText w:val=""/>
+      <w:lvlJc w:val="left"/>
+      <w:pPr>
+        <w:tabs>
+          <w:tab w:val="num" w:pos="5760"/>
+        </w:tabs>
+        <w:ind w:left="5760" w:hanging="360"/>
+      </w:pPr>
+      <w:rPr>
+        <w:rFonts w:ascii="Wingdings" w:hAnsi="Wingdings" w:hint="default"/>
+        <w:sz w:val="20"/>
+      </w:rPr>
+    </w:lvl>
+    <w:lvl w:ilvl="8" w:tentative="1">
+      <w:start w:val="1"/>
+      <w:numFmt w:val="bullet"/>
+      <w:lvlText w:val=""/>
+      <w:lvlJc w:val="left"/>
+      <w:pPr>
+        <w:tabs>
+          <w:tab w:val="num" w:pos="6480"/>
+        </w:tabs>
+        <w:ind w:left="6480" w:hanging="360"/>
+      </w:pPr>
+      <w:rPr>
+        <w:rFonts w:ascii="Wingdings" w:hAnsi="Wingdings" w:hint="default"/>
+        <w:sz w:val="20"/>
+      </w:rPr>
+    </w:lvl>
+  </w:abstractNum>
+  <w:abstractNum w:abstractNumId="18">
+    <w:nsid w:val="24DE1C9E"/>
+    <w:multiLevelType w:val="multilevel"/>
+    <w:tmpl w:val="3238DA80"/>
+    <w:lvl w:ilvl="0">
+      <w:start w:val="1"/>
+      <w:numFmt w:val="bullet"/>
+      <w:lvlText w:val=""/>
+      <w:lvlJc w:val="left"/>
+      <w:pPr>
+        <w:tabs>
+          <w:tab w:val="num" w:pos="720"/>
+        </w:tabs>
+        <w:ind w:left="720" w:hanging="360"/>
+      </w:pPr>
+      <w:rPr>
+        <w:rFonts w:ascii="Symbol" w:hAnsi="Symbol" w:hint="default"/>
+        <w:sz w:val="20"/>
+      </w:rPr>
+    </w:lvl>
+    <w:lvl w:ilvl="1" w:tentative="1">
+      <w:start w:val="1"/>
+      <w:numFmt w:val="bullet"/>
+      <w:lvlText w:val="o"/>
+      <w:lvlJc w:val="left"/>
+      <w:pPr>
+        <w:tabs>
+          <w:tab w:val="num" w:pos="1440"/>
+        </w:tabs>
+        <w:ind w:left="1440" w:hanging="360"/>
+      </w:pPr>
+      <w:rPr>
+        <w:rFonts w:ascii="Courier New" w:hAnsi="Courier New" w:hint="default"/>
+        <w:sz w:val="20"/>
+      </w:rPr>
+    </w:lvl>
+    <w:lvl w:ilvl="2" w:tentative="1">
+      <w:start w:val="1"/>
+      <w:numFmt w:val="bullet"/>
+      <w:lvlText w:val=""/>
+      <w:lvlJc w:val="left"/>
+      <w:pPr>
+        <w:tabs>
+          <w:tab w:val="num" w:pos="2160"/>
+        </w:tabs>
+        <w:ind w:left="2160" w:hanging="360"/>
+      </w:pPr>
+      <w:rPr>
+        <w:rFonts w:ascii="Wingdings" w:hAnsi="Wingdings" w:hint="default"/>
+        <w:sz w:val="20"/>
+      </w:rPr>
+    </w:lvl>
+    <w:lvl w:ilvl="3" w:tentative="1">
+      <w:start w:val="1"/>
+      <w:numFmt w:val="bullet"/>
+      <w:lvlText w:val=""/>
+      <w:lvlJc w:val="left"/>
+      <w:pPr>
+        <w:tabs>
+          <w:tab w:val="num" w:pos="2880"/>
+        </w:tabs>
+        <w:ind w:left="2880" w:hanging="360"/>
+      </w:pPr>
+      <w:rPr>
+        <w:rFonts w:ascii="Wingdings" w:hAnsi="Wingdings" w:hint="default"/>
+        <w:sz w:val="20"/>
+      </w:rPr>
+    </w:lvl>
+    <w:lvl w:ilvl="4" w:tentative="1">
+      <w:start w:val="1"/>
+      <w:numFmt w:val="bullet"/>
+      <w:lvlText w:val=""/>
+      <w:lvlJc w:val="left"/>
+      <w:pPr>
+        <w:tabs>
+          <w:tab w:val="num" w:pos="3600"/>
+        </w:tabs>
+        <w:ind w:left="3600" w:hanging="360"/>
+      </w:pPr>
+      <w:rPr>
+        <w:rFonts w:ascii="Wingdings" w:hAnsi="Wingdings" w:hint="default"/>
+        <w:sz w:val="20"/>
+      </w:rPr>
+    </w:lvl>
+    <w:lvl w:ilvl="5" w:tentative="1">
+      <w:start w:val="1"/>
+      <w:numFmt w:val="bullet"/>
+      <w:lvlText w:val=""/>
+      <w:lvlJc w:val="left"/>
+      <w:pPr>
+        <w:tabs>
+          <w:tab w:val="num" w:pos="4320"/>
+        </w:tabs>
+        <w:ind w:left="4320" w:hanging="360"/>
+      </w:pPr>
+      <w:rPr>
+        <w:rFonts w:ascii="Wingdings" w:hAnsi="Wingdings" w:hint="default"/>
+        <w:sz w:val="20"/>
+      </w:rPr>
+    </w:lvl>
+    <w:lvl w:ilvl="6" w:tentative="1">
+      <w:start w:val="1"/>
+      <w:numFmt w:val="bullet"/>
+      <w:lvlText w:val=""/>
+      <w:lvlJc w:val="left"/>
+      <w:pPr>
+        <w:tabs>
+          <w:tab w:val="num" w:pos="5040"/>
+        </w:tabs>
+        <w:ind w:left="5040" w:hanging="360"/>
+      </w:pPr>
+      <w:rPr>
+        <w:rFonts w:ascii="Wingdings" w:hAnsi="Wingdings" w:hint="default"/>
+        <w:sz w:val="20"/>
+      </w:rPr>
+    </w:lvl>
+    <w:lvl w:ilvl="7" w:tentative="1">
+      <w:start w:val="1"/>
+      <w:numFmt w:val="bullet"/>
+      <w:lvlText w:val=""/>
+      <w:lvlJc w:val="left"/>
+      <w:pPr>
+        <w:tabs>
+          <w:tab w:val="num" w:pos="5760"/>
+        </w:tabs>
+        <w:ind w:left="5760" w:hanging="360"/>
+      </w:pPr>
+      <w:rPr>
+        <w:rFonts w:ascii="Wingdings" w:hAnsi="Wingdings" w:hint="default"/>
+        <w:sz w:val="20"/>
+      </w:rPr>
+    </w:lvl>
+    <w:lvl w:ilvl="8" w:tentative="1">
+      <w:start w:val="1"/>
+      <w:numFmt w:val="bullet"/>
+      <w:lvlText w:val=""/>
+      <w:lvlJc w:val="left"/>
+      <w:pPr>
+        <w:tabs>
+          <w:tab w:val="num" w:pos="6480"/>
+        </w:tabs>
+        <w:ind w:left="6480" w:hanging="360"/>
+      </w:pPr>
+      <w:rPr>
+        <w:rFonts w:ascii="Wingdings" w:hAnsi="Wingdings" w:hint="default"/>
+        <w:sz w:val="20"/>
+      </w:rPr>
+    </w:lvl>
+  </w:abstractNum>
+  <w:abstractNum w:abstractNumId="19">
     <w:nsid w:val="2945076D"/>
     <w:multiLevelType w:val="multilevel"/>
     <w:tmpl w:val="3D1EF3B6"/>
@@ -4916,7 +6960,156 @@
       </w:rPr>
     </w:lvl>
   </w:abstractNum>
-  <w:abstractNum w:abstractNumId="9">
+  <w:abstractNum w:abstractNumId="20">
+    <w:nsid w:val="29C932AD"/>
+    <w:multiLevelType w:val="multilevel"/>
+    <w:tmpl w:val="B3962E4E"/>
+    <w:lvl w:ilvl="0">
+      <w:start w:val="1"/>
+      <w:numFmt w:val="bullet"/>
+      <w:lvlText w:val=""/>
+      <w:lvlJc w:val="left"/>
+      <w:pPr>
+        <w:tabs>
+          <w:tab w:val="num" w:pos="720"/>
+        </w:tabs>
+        <w:ind w:left="720" w:hanging="360"/>
+      </w:pPr>
+      <w:rPr>
+        <w:rFonts w:ascii="Symbol" w:hAnsi="Symbol" w:hint="default"/>
+        <w:sz w:val="20"/>
+      </w:rPr>
+    </w:lvl>
+    <w:lvl w:ilvl="1" w:tentative="1">
+      <w:start w:val="1"/>
+      <w:numFmt w:val="bullet"/>
+      <w:lvlText w:val="o"/>
+      <w:lvlJc w:val="left"/>
+      <w:pPr>
+        <w:tabs>
+          <w:tab w:val="num" w:pos="1440"/>
+        </w:tabs>
+        <w:ind w:left="1440" w:hanging="360"/>
+      </w:pPr>
+      <w:rPr>
+        <w:rFonts w:ascii="Courier New" w:hAnsi="Courier New" w:hint="default"/>
+        <w:sz w:val="20"/>
+      </w:rPr>
+    </w:lvl>
+    <w:lvl w:ilvl="2" w:tentative="1">
+      <w:start w:val="1"/>
+      <w:numFmt w:val="bullet"/>
+      <w:lvlText w:val=""/>
+      <w:lvlJc w:val="left"/>
+      <w:pPr>
+        <w:tabs>
+          <w:tab w:val="num" w:pos="2160"/>
+        </w:tabs>
+        <w:ind w:left="2160" w:hanging="360"/>
+      </w:pPr>
+      <w:rPr>
+        <w:rFonts w:ascii="Wingdings" w:hAnsi="Wingdings" w:hint="default"/>
+        <w:sz w:val="20"/>
+      </w:rPr>
+    </w:lvl>
+    <w:lvl w:ilvl="3" w:tentative="1">
+      <w:start w:val="1"/>
+      <w:numFmt w:val="bullet"/>
+      <w:lvlText w:val=""/>
+      <w:lvlJc w:val="left"/>
+      <w:pPr>
+        <w:tabs>
+          <w:tab w:val="num" w:pos="2880"/>
+        </w:tabs>
+        <w:ind w:left="2880" w:hanging="360"/>
+      </w:pPr>
+      <w:rPr>
+        <w:rFonts w:ascii="Wingdings" w:hAnsi="Wingdings" w:hint="default"/>
+        <w:sz w:val="20"/>
+      </w:rPr>
+    </w:lvl>
+    <w:lvl w:ilvl="4" w:tentative="1">
+      <w:start w:val="1"/>
+      <w:numFmt w:val="bullet"/>
+      <w:lvlText w:val=""/>
+      <w:lvlJc w:val="left"/>
+      <w:pPr>
+        <w:tabs>
+          <w:tab w:val="num" w:pos="3600"/>
+        </w:tabs>
+        <w:ind w:left="3600" w:hanging="360"/>
+      </w:pPr>
+      <w:rPr>
+        <w:rFonts w:ascii="Wingdings" w:hAnsi="Wingdings" w:hint="default"/>
+        <w:sz w:val="20"/>
+      </w:rPr>
+    </w:lvl>
+    <w:lvl w:ilvl="5" w:tentative="1">
+      <w:start w:val="1"/>
+      <w:numFmt w:val="bullet"/>
+      <w:lvlText w:val=""/>
+      <w:lvlJc w:val="left"/>
+      <w:pPr>
+        <w:tabs>
+          <w:tab w:val="num" w:pos="4320"/>
+        </w:tabs>
+        <w:ind w:left="4320" w:hanging="360"/>
+      </w:pPr>
+      <w:rPr>
+        <w:rFonts w:ascii="Wingdings" w:hAnsi="Wingdings" w:hint="default"/>
+        <w:sz w:val="20"/>
+      </w:rPr>
+    </w:lvl>
+    <w:lvl w:ilvl="6" w:tentative="1">
+      <w:start w:val="1"/>
+      <w:numFmt w:val="bullet"/>
+      <w:lvlText w:val=""/>
+      <w:lvlJc w:val="left"/>
+      <w:pPr>
+        <w:tabs>
+          <w:tab w:val="num" w:pos="5040"/>
+        </w:tabs>
+        <w:ind w:left="5040" w:hanging="360"/>
+      </w:pPr>
+      <w:rPr>
+        <w:rFonts w:ascii="Wingdings" w:hAnsi="Wingdings" w:hint="default"/>
+        <w:sz w:val="20"/>
+      </w:rPr>
+    </w:lvl>
+    <w:lvl w:ilvl="7" w:tentative="1">
+      <w:start w:val="1"/>
+      <w:numFmt w:val="bullet"/>
+      <w:lvlText w:val=""/>
+      <w:lvlJc w:val="left"/>
+      <w:pPr>
+        <w:tabs>
+          <w:tab w:val="num" w:pos="5760"/>
+        </w:tabs>
+        <w:ind w:left="5760" w:hanging="360"/>
+      </w:pPr>
+      <w:rPr>
+        <w:rFonts w:ascii="Wingdings" w:hAnsi="Wingdings" w:hint="default"/>
+        <w:sz w:val="20"/>
+      </w:rPr>
+    </w:lvl>
+    <w:lvl w:ilvl="8" w:tentative="1">
+      <w:start w:val="1"/>
+      <w:numFmt w:val="bullet"/>
+      <w:lvlText w:val=""/>
+      <w:lvlJc w:val="left"/>
+      <w:pPr>
+        <w:tabs>
+          <w:tab w:val="num" w:pos="6480"/>
+        </w:tabs>
+        <w:ind w:left="6480" w:hanging="360"/>
+      </w:pPr>
+      <w:rPr>
+        <w:rFonts w:ascii="Wingdings" w:hAnsi="Wingdings" w:hint="default"/>
+        <w:sz w:val="20"/>
+      </w:rPr>
+    </w:lvl>
+  </w:abstractNum>
+  <w:abstractNum w:abstractNumId="21">
     <w:nsid w:val="314B43C5"/>
     <w:multiLevelType w:val="multilevel"/>
     <w:tmpl w:val="3E4EC068"/>
@@ -5065,7 +7258,305 @@
       </w:rPr>
     </w:lvl>
   </w:abstractNum>
-  <w:abstractNum w:abstractNumId="10">
+  <w:abstractNum w:abstractNumId="22">
+    <w:nsid w:val="322B6052"/>
+    <w:multiLevelType w:val="multilevel"/>
+    <w:tmpl w:val="06B0F31C"/>
+    <w:lvl w:ilvl="0">
+      <w:start w:val="1"/>
+      <w:numFmt w:val="bullet"/>
+      <w:lvlText w:val=""/>
+      <w:lvlJc w:val="left"/>
+      <w:pPr>
+        <w:tabs>
+          <w:tab w:val="num" w:pos="720"/>
+        </w:tabs>
+        <w:ind w:left="720" w:hanging="360"/>
+      </w:pPr>
+      <w:rPr>
+        <w:rFonts w:ascii="Symbol" w:hAnsi="Symbol" w:hint="default"/>
+        <w:sz w:val="20"/>
+      </w:rPr>
+    </w:lvl>
+    <w:lvl w:ilvl="1" w:tentative="1">
+      <w:start w:val="1"/>
+      <w:numFmt w:val="bullet"/>
+      <w:lvlText w:val="o"/>
+      <w:lvlJc w:val="left"/>
+      <w:pPr>
+        <w:tabs>
+          <w:tab w:val="num" w:pos="1440"/>
+        </w:tabs>
+        <w:ind w:left="1440" w:hanging="360"/>
+      </w:pPr>
+      <w:rPr>
+        <w:rFonts w:ascii="Courier New" w:hAnsi="Courier New" w:hint="default"/>
+        <w:sz w:val="20"/>
+      </w:rPr>
+    </w:lvl>
+    <w:lvl w:ilvl="2" w:tentative="1">
+      <w:start w:val="1"/>
+      <w:numFmt w:val="bullet"/>
+      <w:lvlText w:val=""/>
+      <w:lvlJc w:val="left"/>
+      <w:pPr>
+        <w:tabs>
+          <w:tab w:val="num" w:pos="2160"/>
+        </w:tabs>
+        <w:ind w:left="2160" w:hanging="360"/>
+      </w:pPr>
+      <w:rPr>
+        <w:rFonts w:ascii="Wingdings" w:hAnsi="Wingdings" w:hint="default"/>
+        <w:sz w:val="20"/>
+      </w:rPr>
+    </w:lvl>
+    <w:lvl w:ilvl="3" w:tentative="1">
+      <w:start w:val="1"/>
+      <w:numFmt w:val="bullet"/>
+      <w:lvlText w:val=""/>
+      <w:lvlJc w:val="left"/>
+      <w:pPr>
+        <w:tabs>
+          <w:tab w:val="num" w:pos="2880"/>
+        </w:tabs>
+        <w:ind w:left="2880" w:hanging="360"/>
+      </w:pPr>
+      <w:rPr>
+        <w:rFonts w:ascii="Wingdings" w:hAnsi="Wingdings" w:hint="default"/>
+        <w:sz w:val="20"/>
+      </w:rPr>
+    </w:lvl>
+    <w:lvl w:ilvl="4" w:tentative="1">
+      <w:start w:val="1"/>
+      <w:numFmt w:val="bullet"/>
+      <w:lvlText w:val=""/>
+      <w:lvlJc w:val="left"/>
+      <w:pPr>
+        <w:tabs>
+          <w:tab w:val="num" w:pos="3600"/>
+        </w:tabs>
+        <w:ind w:left="3600" w:hanging="360"/>
+      </w:pPr>
+      <w:rPr>
+        <w:rFonts w:ascii="Wingdings" w:hAnsi="Wingdings" w:hint="default"/>
+        <w:sz w:val="20"/>
+      </w:rPr>
+    </w:lvl>
+    <w:lvl w:ilvl="5" w:tentative="1">
+      <w:start w:val="1"/>
+      <w:numFmt w:val="bullet"/>
+      <w:lvlText w:val=""/>
+      <w:lvlJc w:val="left"/>
+      <w:pPr>
+        <w:tabs>
+          <w:tab w:val="num" w:pos="4320"/>
+        </w:tabs>
+        <w:ind w:left="4320" w:hanging="360"/>
+      </w:pPr>
+      <w:rPr>
+        <w:rFonts w:ascii="Wingdings" w:hAnsi="Wingdings" w:hint="default"/>
+        <w:sz w:val="20"/>
+      </w:rPr>
+    </w:lvl>
+    <w:lvl w:ilvl="6" w:tentative="1">
+      <w:start w:val="1"/>
+      <w:numFmt w:val="bullet"/>
+      <w:lvlText w:val=""/>
+      <w:lvlJc w:val="left"/>
+      <w:pPr>
+        <w:tabs>
+          <w:tab w:val="num" w:pos="5040"/>
+        </w:tabs>
+        <w:ind w:left="5040" w:hanging="360"/>
+      </w:pPr>
+      <w:rPr>
+        <w:rFonts w:ascii="Wingdings" w:hAnsi="Wingdings" w:hint="default"/>
+        <w:sz w:val="20"/>
+      </w:rPr>
+    </w:lvl>
+    <w:lvl w:ilvl="7" w:tentative="1">
+      <w:start w:val="1"/>
+      <w:numFmt w:val="bullet"/>
+      <w:lvlText w:val=""/>
+      <w:lvlJc w:val="left"/>
+      <w:pPr>
+        <w:tabs>
+          <w:tab w:val="num" w:pos="5760"/>
+        </w:tabs>
+        <w:ind w:left="5760" w:hanging="360"/>
+      </w:pPr>
+      <w:rPr>
+        <w:rFonts w:ascii="Wingdings" w:hAnsi="Wingdings" w:hint="default"/>
+        <w:sz w:val="20"/>
+      </w:rPr>
+    </w:lvl>
+    <w:lvl w:ilvl="8" w:tentative="1">
+      <w:start w:val="1"/>
+      <w:numFmt w:val="bullet"/>
+      <w:lvlText w:val=""/>
+      <w:lvlJc w:val="left"/>
+      <w:pPr>
+        <w:tabs>
+          <w:tab w:val="num" w:pos="6480"/>
+        </w:tabs>
+        <w:ind w:left="6480" w:hanging="360"/>
+      </w:pPr>
+      <w:rPr>
+        <w:rFonts w:ascii="Wingdings" w:hAnsi="Wingdings" w:hint="default"/>
+        <w:sz w:val="20"/>
+      </w:rPr>
+    </w:lvl>
+  </w:abstractNum>
+  <w:abstractNum w:abstractNumId="23">
+    <w:nsid w:val="34351A31"/>
+    <w:multiLevelType w:val="multilevel"/>
+    <w:tmpl w:val="19BCCAFE"/>
+    <w:lvl w:ilvl="0">
+      <w:start w:val="1"/>
+      <w:numFmt w:val="bullet"/>
+      <w:lvlText w:val=""/>
+      <w:lvlJc w:val="left"/>
+      <w:pPr>
+        <w:tabs>
+          <w:tab w:val="num" w:pos="720"/>
+        </w:tabs>
+        <w:ind w:left="720" w:hanging="360"/>
+      </w:pPr>
+      <w:rPr>
+        <w:rFonts w:ascii="Symbol" w:hAnsi="Symbol" w:hint="default"/>
+        <w:sz w:val="20"/>
+      </w:rPr>
+    </w:lvl>
+    <w:lvl w:ilvl="1" w:tentative="1">
+      <w:start w:val="1"/>
+      <w:numFmt w:val="bullet"/>
+      <w:lvlText w:val="o"/>
+      <w:lvlJc w:val="left"/>
+      <w:pPr>
+        <w:tabs>
+          <w:tab w:val="num" w:pos="1440"/>
+        </w:tabs>
+        <w:ind w:left="1440" w:hanging="360"/>
+      </w:pPr>
+      <w:rPr>
+        <w:rFonts w:ascii="Courier New" w:hAnsi="Courier New" w:hint="default"/>
+        <w:sz w:val="20"/>
+      </w:rPr>
+    </w:lvl>
+    <w:lvl w:ilvl="2" w:tentative="1">
+      <w:start w:val="1"/>
+      <w:numFmt w:val="bullet"/>
+      <w:lvlText w:val=""/>
+      <w:lvlJc w:val="left"/>
+      <w:pPr>
+        <w:tabs>
+          <w:tab w:val="num" w:pos="2160"/>
+        </w:tabs>
+        <w:ind w:left="2160" w:hanging="360"/>
+      </w:pPr>
+      <w:rPr>
+        <w:rFonts w:ascii="Wingdings" w:hAnsi="Wingdings" w:hint="default"/>
+        <w:sz w:val="20"/>
+      </w:rPr>
+    </w:lvl>
+    <w:lvl w:ilvl="3" w:tentative="1">
+      <w:start w:val="1"/>
+      <w:numFmt w:val="bullet"/>
+      <w:lvlText w:val=""/>
+      <w:lvlJc w:val="left"/>
+      <w:pPr>
+        <w:tabs>
+          <w:tab w:val="num" w:pos="2880"/>
+        </w:tabs>
+        <w:ind w:left="2880" w:hanging="360"/>
+      </w:pPr>
+      <w:rPr>
+        <w:rFonts w:ascii="Wingdings" w:hAnsi="Wingdings" w:hint="default"/>
+        <w:sz w:val="20"/>
+      </w:rPr>
+    </w:lvl>
+    <w:lvl w:ilvl="4" w:tentative="1">
+      <w:start w:val="1"/>
+      <w:numFmt w:val="bullet"/>
+      <w:lvlText w:val=""/>
+      <w:lvlJc w:val="left"/>
+      <w:pPr>
+        <w:tabs>
+          <w:tab w:val="num" w:pos="3600"/>
+        </w:tabs>
+        <w:ind w:left="3600" w:hanging="360"/>
+      </w:pPr>
+      <w:rPr>
+        <w:rFonts w:ascii="Wingdings" w:hAnsi="Wingdings" w:hint="default"/>
+        <w:sz w:val="20"/>
+      </w:rPr>
+    </w:lvl>
+    <w:lvl w:ilvl="5" w:tentative="1">
+      <w:start w:val="1"/>
+      <w:numFmt w:val="bullet"/>
+      <w:lvlText w:val=""/>
+      <w:lvlJc w:val="left"/>
+      <w:pPr>
+        <w:tabs>
+          <w:tab w:val="num" w:pos="4320"/>
+        </w:tabs>
+        <w:ind w:left="4320" w:hanging="360"/>
+      </w:pPr>
+      <w:rPr>
+        <w:rFonts w:ascii="Wingdings" w:hAnsi="Wingdings" w:hint="default"/>
+        <w:sz w:val="20"/>
+      </w:rPr>
+    </w:lvl>
+    <w:lvl w:ilvl="6" w:tentative="1">
+      <w:start w:val="1"/>
+      <w:numFmt w:val="bullet"/>
+      <w:lvlText w:val=""/>
+      <w:lvlJc w:val="left"/>
+      <w:pPr>
+        <w:tabs>
+          <w:tab w:val="num" w:pos="5040"/>
+        </w:tabs>
+        <w:ind w:left="5040" w:hanging="360"/>
+      </w:pPr>
+      <w:rPr>
+        <w:rFonts w:ascii="Wingdings" w:hAnsi="Wingdings" w:hint="default"/>
+        <w:sz w:val="20"/>
+      </w:rPr>
+    </w:lvl>
+    <w:lvl w:ilvl="7" w:tentative="1">
+      <w:start w:val="1"/>
+      <w:numFmt w:val="bullet"/>
+      <w:lvlText w:val=""/>
+      <w:lvlJc w:val="left"/>
+      <w:pPr>
+        <w:tabs>
+          <w:tab w:val="num" w:pos="5760"/>
+        </w:tabs>
+        <w:ind w:left="5760" w:hanging="360"/>
+      </w:pPr>
+      <w:rPr>
+        <w:rFonts w:ascii="Wingdings" w:hAnsi="Wingdings" w:hint="default"/>
+        <w:sz w:val="20"/>
+      </w:rPr>
+    </w:lvl>
+    <w:lvl w:ilvl="8" w:tentative="1">
+      <w:start w:val="1"/>
+      <w:numFmt w:val="bullet"/>
+      <w:lvlText w:val=""/>
+      <w:lvlJc w:val="left"/>
+      <w:pPr>
+        <w:tabs>
+          <w:tab w:val="num" w:pos="6480"/>
+        </w:tabs>
+        <w:ind w:left="6480" w:hanging="360"/>
+      </w:pPr>
+      <w:rPr>
+        <w:rFonts w:ascii="Wingdings" w:hAnsi="Wingdings" w:hint="default"/>
+        <w:sz w:val="20"/>
+      </w:rPr>
+    </w:lvl>
+  </w:abstractNum>
+  <w:abstractNum w:abstractNumId="24">
     <w:nsid w:val="36C61479"/>
     <w:multiLevelType w:val="multilevel"/>
     <w:tmpl w:val="4C667468"/>
@@ -5214,7 +7705,7 @@
       </w:rPr>
     </w:lvl>
   </w:abstractNum>
-  <w:abstractNum w:abstractNumId="11">
+  <w:abstractNum w:abstractNumId="25">
     <w:nsid w:val="4B930A1D"/>
     <w:multiLevelType w:val="multilevel"/>
     <w:tmpl w:val="6860A23E"/>
@@ -5363,7 +7854,7 @@
       </w:rPr>
     </w:lvl>
   </w:abstractNum>
-  <w:abstractNum w:abstractNumId="12">
+  <w:abstractNum w:abstractNumId="26">
     <w:nsid w:val="4CDA1AFA"/>
     <w:multiLevelType w:val="multilevel"/>
     <w:tmpl w:val="1ADE1724"/>
@@ -5512,7 +8003,156 @@
       </w:rPr>
     </w:lvl>
   </w:abstractNum>
-  <w:abstractNum w:abstractNumId="13">
+  <w:abstractNum w:abstractNumId="27">
+    <w:nsid w:val="4FB22293"/>
+    <w:multiLevelType w:val="multilevel"/>
+    <w:tmpl w:val="4984B960"/>
+    <w:lvl w:ilvl="0">
+      <w:start w:val="1"/>
+      <w:numFmt w:val="bullet"/>
+      <w:lvlText w:val=""/>
+      <w:lvlJc w:val="left"/>
+      <w:pPr>
+        <w:tabs>
+          <w:tab w:val="num" w:pos="720"/>
+        </w:tabs>
+        <w:ind w:left="720" w:hanging="360"/>
+      </w:pPr>
+      <w:rPr>
+        <w:rFonts w:ascii="Symbol" w:hAnsi="Symbol" w:hint="default"/>
+        <w:sz w:val="20"/>
+      </w:rPr>
+    </w:lvl>
+    <w:lvl w:ilvl="1" w:tentative="1">
+      <w:start w:val="1"/>
+      <w:numFmt w:val="bullet"/>
+      <w:lvlText w:val="o"/>
+      <w:lvlJc w:val="left"/>
+      <w:pPr>
+        <w:tabs>
+          <w:tab w:val="num" w:pos="1440"/>
+        </w:tabs>
+        <w:ind w:left="1440" w:hanging="360"/>
+      </w:pPr>
+      <w:rPr>
+        <w:rFonts w:ascii="Courier New" w:hAnsi="Courier New" w:hint="default"/>
+        <w:sz w:val="20"/>
+      </w:rPr>
+    </w:lvl>
+    <w:lvl w:ilvl="2" w:tentative="1">
+      <w:start w:val="1"/>
+      <w:numFmt w:val="bullet"/>
+      <w:lvlText w:val=""/>
+      <w:lvlJc w:val="left"/>
+      <w:pPr>
+        <w:tabs>
+          <w:tab w:val="num" w:pos="2160"/>
+        </w:tabs>
+        <w:ind w:left="2160" w:hanging="360"/>
+      </w:pPr>
+      <w:rPr>
+        <w:rFonts w:ascii="Wingdings" w:hAnsi="Wingdings" w:hint="default"/>
+        <w:sz w:val="20"/>
+      </w:rPr>
+    </w:lvl>
+    <w:lvl w:ilvl="3" w:tentative="1">
+      <w:start w:val="1"/>
+      <w:numFmt w:val="bullet"/>
+      <w:lvlText w:val=""/>
+      <w:lvlJc w:val="left"/>
+      <w:pPr>
+        <w:tabs>
+          <w:tab w:val="num" w:pos="2880"/>
+        </w:tabs>
+        <w:ind w:left="2880" w:hanging="360"/>
+      </w:pPr>
+      <w:rPr>
+        <w:rFonts w:ascii="Wingdings" w:hAnsi="Wingdings" w:hint="default"/>
+        <w:sz w:val="20"/>
+      </w:rPr>
+    </w:lvl>
+    <w:lvl w:ilvl="4" w:tentative="1">
+      <w:start w:val="1"/>
+      <w:numFmt w:val="bullet"/>
+      <w:lvlText w:val=""/>
+      <w:lvlJc w:val="left"/>
+      <w:pPr>
+        <w:tabs>
+          <w:tab w:val="num" w:pos="3600"/>
+        </w:tabs>
+        <w:ind w:left="3600" w:hanging="360"/>
+      </w:pPr>
+      <w:rPr>
+        <w:rFonts w:ascii="Wingdings" w:hAnsi="Wingdings" w:hint="default"/>
+        <w:sz w:val="20"/>
+      </w:rPr>
+    </w:lvl>
+    <w:lvl w:ilvl="5" w:tentative="1">
+      <w:start w:val="1"/>
+      <w:numFmt w:val="bullet"/>
+      <w:lvlText w:val=""/>
+      <w:lvlJc w:val="left"/>
+      <w:pPr>
+        <w:tabs>
+          <w:tab w:val="num" w:pos="4320"/>
+        </w:tabs>
+        <w:ind w:left="4320" w:hanging="360"/>
+      </w:pPr>
+      <w:rPr>
+        <w:rFonts w:ascii="Wingdings" w:hAnsi="Wingdings" w:hint="default"/>
+        <w:sz w:val="20"/>
+      </w:rPr>
+    </w:lvl>
+    <w:lvl w:ilvl="6" w:tentative="1">
+      <w:start w:val="1"/>
+      <w:numFmt w:val="bullet"/>
+      <w:lvlText w:val=""/>
+      <w:lvlJc w:val="left"/>
+      <w:pPr>
+        <w:tabs>
+          <w:tab w:val="num" w:pos="5040"/>
+        </w:tabs>
+        <w:ind w:left="5040" w:hanging="360"/>
+      </w:pPr>
+      <w:rPr>
+        <w:rFonts w:ascii="Wingdings" w:hAnsi="Wingdings" w:hint="default"/>
+        <w:sz w:val="20"/>
+      </w:rPr>
+    </w:lvl>
+    <w:lvl w:ilvl="7" w:tentative="1">
+      <w:start w:val="1"/>
+      <w:numFmt w:val="bullet"/>
+      <w:lvlText w:val=""/>
+      <w:lvlJc w:val="left"/>
+      <w:pPr>
+        <w:tabs>
+          <w:tab w:val="num" w:pos="5760"/>
+        </w:tabs>
+        <w:ind w:left="5760" w:hanging="360"/>
+      </w:pPr>
+      <w:rPr>
+        <w:rFonts w:ascii="Wingdings" w:hAnsi="Wingdings" w:hint="default"/>
+        <w:sz w:val="20"/>
+      </w:rPr>
+    </w:lvl>
+    <w:lvl w:ilvl="8" w:tentative="1">
+      <w:start w:val="1"/>
+      <w:numFmt w:val="bullet"/>
+      <w:lvlText w:val=""/>
+      <w:lvlJc w:val="left"/>
+      <w:pPr>
+        <w:tabs>
+          <w:tab w:val="num" w:pos="6480"/>
+        </w:tabs>
+        <w:ind w:left="6480" w:hanging="360"/>
+      </w:pPr>
+      <w:rPr>
+        <w:rFonts w:ascii="Wingdings" w:hAnsi="Wingdings" w:hint="default"/>
+        <w:sz w:val="20"/>
+      </w:rPr>
+    </w:lvl>
+  </w:abstractNum>
+  <w:abstractNum w:abstractNumId="28">
     <w:nsid w:val="51284191"/>
     <w:multiLevelType w:val="multilevel"/>
     <w:tmpl w:val="0EC85A26"/>
@@ -5661,7 +8301,7 @@
       </w:rPr>
     </w:lvl>
   </w:abstractNum>
-  <w:abstractNum w:abstractNumId="14">
+  <w:abstractNum w:abstractNumId="29">
     <w:nsid w:val="528B6B8B"/>
     <w:multiLevelType w:val="multilevel"/>
     <w:tmpl w:val="E2069046"/>
@@ -5810,7 +8450,305 @@
       </w:rPr>
     </w:lvl>
   </w:abstractNum>
-  <w:abstractNum w:abstractNumId="15">
+  <w:abstractNum w:abstractNumId="30">
+    <w:nsid w:val="5E5E0A05"/>
+    <w:multiLevelType w:val="multilevel"/>
+    <w:tmpl w:val="0A0A6E84"/>
+    <w:lvl w:ilvl="0">
+      <w:start w:val="1"/>
+      <w:numFmt w:val="bullet"/>
+      <w:lvlText w:val=""/>
+      <w:lvlJc w:val="left"/>
+      <w:pPr>
+        <w:tabs>
+          <w:tab w:val="num" w:pos="720"/>
+        </w:tabs>
+        <w:ind w:left="720" w:hanging="360"/>
+      </w:pPr>
+      <w:rPr>
+        <w:rFonts w:ascii="Symbol" w:hAnsi="Symbol" w:hint="default"/>
+        <w:sz w:val="20"/>
+      </w:rPr>
+    </w:lvl>
+    <w:lvl w:ilvl="1" w:tentative="1">
+      <w:start w:val="1"/>
+      <w:numFmt w:val="bullet"/>
+      <w:lvlText w:val="o"/>
+      <w:lvlJc w:val="left"/>
+      <w:pPr>
+        <w:tabs>
+          <w:tab w:val="num" w:pos="1440"/>
+        </w:tabs>
+        <w:ind w:left="1440" w:hanging="360"/>
+      </w:pPr>
+      <w:rPr>
+        <w:rFonts w:ascii="Courier New" w:hAnsi="Courier New" w:hint="default"/>
+        <w:sz w:val="20"/>
+      </w:rPr>
+    </w:lvl>
+    <w:lvl w:ilvl="2" w:tentative="1">
+      <w:start w:val="1"/>
+      <w:numFmt w:val="bullet"/>
+      <w:lvlText w:val=""/>
+      <w:lvlJc w:val="left"/>
+      <w:pPr>
+        <w:tabs>
+          <w:tab w:val="num" w:pos="2160"/>
+        </w:tabs>
+        <w:ind w:left="2160" w:hanging="360"/>
+      </w:pPr>
+      <w:rPr>
+        <w:rFonts w:ascii="Wingdings" w:hAnsi="Wingdings" w:hint="default"/>
+        <w:sz w:val="20"/>
+      </w:rPr>
+    </w:lvl>
+    <w:lvl w:ilvl="3" w:tentative="1">
+      <w:start w:val="1"/>
+      <w:numFmt w:val="bullet"/>
+      <w:lvlText w:val=""/>
+      <w:lvlJc w:val="left"/>
+      <w:pPr>
+        <w:tabs>
+          <w:tab w:val="num" w:pos="2880"/>
+        </w:tabs>
+        <w:ind w:left="2880" w:hanging="360"/>
+      </w:pPr>
+      <w:rPr>
+        <w:rFonts w:ascii="Wingdings" w:hAnsi="Wingdings" w:hint="default"/>
+        <w:sz w:val="20"/>
+      </w:rPr>
+    </w:lvl>
+    <w:lvl w:ilvl="4" w:tentative="1">
+      <w:start w:val="1"/>
+      <w:numFmt w:val="bullet"/>
+      <w:lvlText w:val=""/>
+      <w:lvlJc w:val="left"/>
+      <w:pPr>
+        <w:tabs>
+          <w:tab w:val="num" w:pos="3600"/>
+        </w:tabs>
+        <w:ind w:left="3600" w:hanging="360"/>
+      </w:pPr>
+      <w:rPr>
+        <w:rFonts w:ascii="Wingdings" w:hAnsi="Wingdings" w:hint="default"/>
+        <w:sz w:val="20"/>
+      </w:rPr>
+    </w:lvl>
+    <w:lvl w:ilvl="5" w:tentative="1">
+      <w:start w:val="1"/>
+      <w:numFmt w:val="bullet"/>
+      <w:lvlText w:val=""/>
+      <w:lvlJc w:val="left"/>
+      <w:pPr>
+        <w:tabs>
+          <w:tab w:val="num" w:pos="4320"/>
+        </w:tabs>
+        <w:ind w:left="4320" w:hanging="360"/>
+      </w:pPr>
+      <w:rPr>
+        <w:rFonts w:ascii="Wingdings" w:hAnsi="Wingdings" w:hint="default"/>
+        <w:sz w:val="20"/>
+      </w:rPr>
+    </w:lvl>
+    <w:lvl w:ilvl="6" w:tentative="1">
+      <w:start w:val="1"/>
+      <w:numFmt w:val="bullet"/>
+      <w:lvlText w:val=""/>
+      <w:lvlJc w:val="left"/>
+      <w:pPr>
+        <w:tabs>
+          <w:tab w:val="num" w:pos="5040"/>
+        </w:tabs>
+        <w:ind w:left="5040" w:hanging="360"/>
+      </w:pPr>
+      <w:rPr>
+        <w:rFonts w:ascii="Wingdings" w:hAnsi="Wingdings" w:hint="default"/>
+        <w:sz w:val="20"/>
+      </w:rPr>
+    </w:lvl>
+    <w:lvl w:ilvl="7" w:tentative="1">
+      <w:start w:val="1"/>
+      <w:numFmt w:val="bullet"/>
+      <w:lvlText w:val=""/>
+      <w:lvlJc w:val="left"/>
+      <w:pPr>
+        <w:tabs>
+          <w:tab w:val="num" w:pos="5760"/>
+        </w:tabs>
+        <w:ind w:left="5760" w:hanging="360"/>
+      </w:pPr>
+      <w:rPr>
+        <w:rFonts w:ascii="Wingdings" w:hAnsi="Wingdings" w:hint="default"/>
+        <w:sz w:val="20"/>
+      </w:rPr>
+    </w:lvl>
+    <w:lvl w:ilvl="8" w:tentative="1">
+      <w:start w:val="1"/>
+      <w:numFmt w:val="bullet"/>
+      <w:lvlText w:val=""/>
+      <w:lvlJc w:val="left"/>
+      <w:pPr>
+        <w:tabs>
+          <w:tab w:val="num" w:pos="6480"/>
+        </w:tabs>
+        <w:ind w:left="6480" w:hanging="360"/>
+      </w:pPr>
+      <w:rPr>
+        <w:rFonts w:ascii="Wingdings" w:hAnsi="Wingdings" w:hint="default"/>
+        <w:sz w:val="20"/>
+      </w:rPr>
+    </w:lvl>
+  </w:abstractNum>
+  <w:abstractNum w:abstractNumId="31">
+    <w:nsid w:val="60852476"/>
+    <w:multiLevelType w:val="multilevel"/>
+    <w:tmpl w:val="E556D61E"/>
+    <w:lvl w:ilvl="0">
+      <w:start w:val="1"/>
+      <w:numFmt w:val="bullet"/>
+      <w:lvlText w:val=""/>
+      <w:lvlJc w:val="left"/>
+      <w:pPr>
+        <w:tabs>
+          <w:tab w:val="num" w:pos="720"/>
+        </w:tabs>
+        <w:ind w:left="720" w:hanging="360"/>
+      </w:pPr>
+      <w:rPr>
+        <w:rFonts w:ascii="Symbol" w:hAnsi="Symbol" w:hint="default"/>
+        <w:sz w:val="20"/>
+      </w:rPr>
+    </w:lvl>
+    <w:lvl w:ilvl="1" w:tentative="1">
+      <w:start w:val="1"/>
+      <w:numFmt w:val="bullet"/>
+      <w:lvlText w:val="o"/>
+      <w:lvlJc w:val="left"/>
+      <w:pPr>
+        <w:tabs>
+          <w:tab w:val="num" w:pos="1440"/>
+        </w:tabs>
+        <w:ind w:left="1440" w:hanging="360"/>
+      </w:pPr>
+      <w:rPr>
+        <w:rFonts w:ascii="Courier New" w:hAnsi="Courier New" w:hint="default"/>
+        <w:sz w:val="20"/>
+      </w:rPr>
+    </w:lvl>
+    <w:lvl w:ilvl="2" w:tentative="1">
+      <w:start w:val="1"/>
+      <w:numFmt w:val="bullet"/>
+      <w:lvlText w:val=""/>
+      <w:lvlJc w:val="left"/>
+      <w:pPr>
+        <w:tabs>
+          <w:tab w:val="num" w:pos="2160"/>
+        </w:tabs>
+        <w:ind w:left="2160" w:hanging="360"/>
+      </w:pPr>
+      <w:rPr>
+        <w:rFonts w:ascii="Wingdings" w:hAnsi="Wingdings" w:hint="default"/>
+        <w:sz w:val="20"/>
+      </w:rPr>
+    </w:lvl>
+    <w:lvl w:ilvl="3" w:tentative="1">
+      <w:start w:val="1"/>
+      <w:numFmt w:val="bullet"/>
+      <w:lvlText w:val=""/>
+      <w:lvlJc w:val="left"/>
+      <w:pPr>
+        <w:tabs>
+          <w:tab w:val="num" w:pos="2880"/>
+        </w:tabs>
+        <w:ind w:left="2880" w:hanging="360"/>
+      </w:pPr>
+      <w:rPr>
+        <w:rFonts w:ascii="Wingdings" w:hAnsi="Wingdings" w:hint="default"/>
+        <w:sz w:val="20"/>
+      </w:rPr>
+    </w:lvl>
+    <w:lvl w:ilvl="4" w:tentative="1">
+      <w:start w:val="1"/>
+      <w:numFmt w:val="bullet"/>
+      <w:lvlText w:val=""/>
+      <w:lvlJc w:val="left"/>
+      <w:pPr>
+        <w:tabs>
+          <w:tab w:val="num" w:pos="3600"/>
+        </w:tabs>
+        <w:ind w:left="3600" w:hanging="360"/>
+      </w:pPr>
+      <w:rPr>
+        <w:rFonts w:ascii="Wingdings" w:hAnsi="Wingdings" w:hint="default"/>
+        <w:sz w:val="20"/>
+      </w:rPr>
+    </w:lvl>
+    <w:lvl w:ilvl="5" w:tentative="1">
+      <w:start w:val="1"/>
+      <w:numFmt w:val="bullet"/>
+      <w:lvlText w:val=""/>
+      <w:lvlJc w:val="left"/>
+      <w:pPr>
+        <w:tabs>
+          <w:tab w:val="num" w:pos="4320"/>
+        </w:tabs>
+        <w:ind w:left="4320" w:hanging="360"/>
+      </w:pPr>
+      <w:rPr>
+        <w:rFonts w:ascii="Wingdings" w:hAnsi="Wingdings" w:hint="default"/>
+        <w:sz w:val="20"/>
+      </w:rPr>
+    </w:lvl>
+    <w:lvl w:ilvl="6" w:tentative="1">
+      <w:start w:val="1"/>
+      <w:numFmt w:val="bullet"/>
+      <w:lvlText w:val=""/>
+      <w:lvlJc w:val="left"/>
+      <w:pPr>
+        <w:tabs>
+          <w:tab w:val="num" w:pos="5040"/>
+        </w:tabs>
+        <w:ind w:left="5040" w:hanging="360"/>
+      </w:pPr>
+      <w:rPr>
+        <w:rFonts w:ascii="Wingdings" w:hAnsi="Wingdings" w:hint="default"/>
+        <w:sz w:val="20"/>
+      </w:rPr>
+    </w:lvl>
+    <w:lvl w:ilvl="7" w:tentative="1">
+      <w:start w:val="1"/>
+      <w:numFmt w:val="bullet"/>
+      <w:lvlText w:val=""/>
+      <w:lvlJc w:val="left"/>
+      <w:pPr>
+        <w:tabs>
+          <w:tab w:val="num" w:pos="5760"/>
+        </w:tabs>
+        <w:ind w:left="5760" w:hanging="360"/>
+      </w:pPr>
+      <w:rPr>
+        <w:rFonts w:ascii="Wingdings" w:hAnsi="Wingdings" w:hint="default"/>
+        <w:sz w:val="20"/>
+      </w:rPr>
+    </w:lvl>
+    <w:lvl w:ilvl="8" w:tentative="1">
+      <w:start w:val="1"/>
+      <w:numFmt w:val="bullet"/>
+      <w:lvlText w:val=""/>
+      <w:lvlJc w:val="left"/>
+      <w:pPr>
+        <w:tabs>
+          <w:tab w:val="num" w:pos="6480"/>
+        </w:tabs>
+        <w:ind w:left="6480" w:hanging="360"/>
+      </w:pPr>
+      <w:rPr>
+        <w:rFonts w:ascii="Wingdings" w:hAnsi="Wingdings" w:hint="default"/>
+        <w:sz w:val="20"/>
+      </w:rPr>
+    </w:lvl>
+  </w:abstractNum>
+  <w:abstractNum w:abstractNumId="32">
     <w:nsid w:val="623F5C6F"/>
     <w:multiLevelType w:val="multilevel"/>
     <w:tmpl w:val="9A0C4C8E"/>
@@ -5959,7 +8897,7 @@
       </w:rPr>
     </w:lvl>
   </w:abstractNum>
-  <w:abstractNum w:abstractNumId="16">
+  <w:abstractNum w:abstractNumId="33">
     <w:nsid w:val="682F2EC3"/>
     <w:multiLevelType w:val="multilevel"/>
     <w:tmpl w:val="5E3CA806"/>
@@ -6108,7 +9046,7 @@
       </w:rPr>
     </w:lvl>
   </w:abstractNum>
-  <w:abstractNum w:abstractNumId="17">
+  <w:abstractNum w:abstractNumId="34">
     <w:nsid w:val="6F320DA2"/>
     <w:multiLevelType w:val="multilevel"/>
     <w:tmpl w:val="3F7861DA"/>
@@ -6257,7 +9195,752 @@
       </w:rPr>
     </w:lvl>
   </w:abstractNum>
-  <w:abstractNum w:abstractNumId="18">
+  <w:abstractNum w:abstractNumId="35">
+    <w:nsid w:val="72EF14F7"/>
+    <w:multiLevelType w:val="multilevel"/>
+    <w:tmpl w:val="F1945654"/>
+    <w:lvl w:ilvl="0">
+      <w:start w:val="1"/>
+      <w:numFmt w:val="bullet"/>
+      <w:lvlText w:val=""/>
+      <w:lvlJc w:val="left"/>
+      <w:pPr>
+        <w:tabs>
+          <w:tab w:val="num" w:pos="720"/>
+        </w:tabs>
+        <w:ind w:left="720" w:hanging="360"/>
+      </w:pPr>
+      <w:rPr>
+        <w:rFonts w:ascii="Symbol" w:hAnsi="Symbol" w:hint="default"/>
+        <w:sz w:val="20"/>
+      </w:rPr>
+    </w:lvl>
+    <w:lvl w:ilvl="1" w:tentative="1">
+      <w:start w:val="1"/>
+      <w:numFmt w:val="bullet"/>
+      <w:lvlText w:val="o"/>
+      <w:lvlJc w:val="left"/>
+      <w:pPr>
+        <w:tabs>
+          <w:tab w:val="num" w:pos="1440"/>
+        </w:tabs>
+        <w:ind w:left="1440" w:hanging="360"/>
+      </w:pPr>
+      <w:rPr>
+        <w:rFonts w:ascii="Courier New" w:hAnsi="Courier New" w:hint="default"/>
+        <w:sz w:val="20"/>
+      </w:rPr>
+    </w:lvl>
+    <w:lvl w:ilvl="2" w:tentative="1">
+      <w:start w:val="1"/>
+      <w:numFmt w:val="bullet"/>
+      <w:lvlText w:val=""/>
+      <w:lvlJc w:val="left"/>
+      <w:pPr>
+        <w:tabs>
+          <w:tab w:val="num" w:pos="2160"/>
+        </w:tabs>
+        <w:ind w:left="2160" w:hanging="360"/>
+      </w:pPr>
+      <w:rPr>
+        <w:rFonts w:ascii="Wingdings" w:hAnsi="Wingdings" w:hint="default"/>
+        <w:sz w:val="20"/>
+      </w:rPr>
+    </w:lvl>
+    <w:lvl w:ilvl="3" w:tentative="1">
+      <w:start w:val="1"/>
+      <w:numFmt w:val="bullet"/>
+      <w:lvlText w:val=""/>
+      <w:lvlJc w:val="left"/>
+      <w:pPr>
+        <w:tabs>
+          <w:tab w:val="num" w:pos="2880"/>
+        </w:tabs>
+        <w:ind w:left="2880" w:hanging="360"/>
+      </w:pPr>
+      <w:rPr>
+        <w:rFonts w:ascii="Wingdings" w:hAnsi="Wingdings" w:hint="default"/>
+        <w:sz w:val="20"/>
+      </w:rPr>
+    </w:lvl>
+    <w:lvl w:ilvl="4" w:tentative="1">
+      <w:start w:val="1"/>
+      <w:numFmt w:val="bullet"/>
+      <w:lvlText w:val=""/>
+      <w:lvlJc w:val="left"/>
+      <w:pPr>
+        <w:tabs>
+          <w:tab w:val="num" w:pos="3600"/>
+        </w:tabs>
+        <w:ind w:left="3600" w:hanging="360"/>
+      </w:pPr>
+      <w:rPr>
+        <w:rFonts w:ascii="Wingdings" w:hAnsi="Wingdings" w:hint="default"/>
+        <w:sz w:val="20"/>
+      </w:rPr>
+    </w:lvl>
+    <w:lvl w:ilvl="5" w:tentative="1">
+      <w:start w:val="1"/>
+      <w:numFmt w:val="bullet"/>
+      <w:lvlText w:val=""/>
+      <w:lvlJc w:val="left"/>
+      <w:pPr>
+        <w:tabs>
+          <w:tab w:val="num" w:pos="4320"/>
+        </w:tabs>
+        <w:ind w:left="4320" w:hanging="360"/>
+      </w:pPr>
+      <w:rPr>
+        <w:rFonts w:ascii="Wingdings" w:hAnsi="Wingdings" w:hint="default"/>
+        <w:sz w:val="20"/>
+      </w:rPr>
+    </w:lvl>
+    <w:lvl w:ilvl="6" w:tentative="1">
+      <w:start w:val="1"/>
+      <w:numFmt w:val="bullet"/>
+      <w:lvlText w:val=""/>
+      <w:lvlJc w:val="left"/>
+      <w:pPr>
+        <w:tabs>
+          <w:tab w:val="num" w:pos="5040"/>
+        </w:tabs>
+        <w:ind w:left="5040" w:hanging="360"/>
+      </w:pPr>
+      <w:rPr>
+        <w:rFonts w:ascii="Wingdings" w:hAnsi="Wingdings" w:hint="default"/>
+        <w:sz w:val="20"/>
+      </w:rPr>
+    </w:lvl>
+    <w:lvl w:ilvl="7" w:tentative="1">
+      <w:start w:val="1"/>
+      <w:numFmt w:val="bullet"/>
+      <w:lvlText w:val=""/>
+      <w:lvlJc w:val="left"/>
+      <w:pPr>
+        <w:tabs>
+          <w:tab w:val="num" w:pos="5760"/>
+        </w:tabs>
+        <w:ind w:left="5760" w:hanging="360"/>
+      </w:pPr>
+      <w:rPr>
+        <w:rFonts w:ascii="Wingdings" w:hAnsi="Wingdings" w:hint="default"/>
+        <w:sz w:val="20"/>
+      </w:rPr>
+    </w:lvl>
+    <w:lvl w:ilvl="8" w:tentative="1">
+      <w:start w:val="1"/>
+      <w:numFmt w:val="bullet"/>
+      <w:lvlText w:val=""/>
+      <w:lvlJc w:val="left"/>
+      <w:pPr>
+        <w:tabs>
+          <w:tab w:val="num" w:pos="6480"/>
+        </w:tabs>
+        <w:ind w:left="6480" w:hanging="360"/>
+      </w:pPr>
+      <w:rPr>
+        <w:rFonts w:ascii="Wingdings" w:hAnsi="Wingdings" w:hint="default"/>
+        <w:sz w:val="20"/>
+      </w:rPr>
+    </w:lvl>
+  </w:abstractNum>
+  <w:abstractNum w:abstractNumId="36">
+    <w:nsid w:val="73426891"/>
+    <w:multiLevelType w:val="multilevel"/>
+    <w:tmpl w:val="A944369C"/>
+    <w:lvl w:ilvl="0">
+      <w:start w:val="1"/>
+      <w:numFmt w:val="bullet"/>
+      <w:lvlText w:val=""/>
+      <w:lvlJc w:val="left"/>
+      <w:pPr>
+        <w:tabs>
+          <w:tab w:val="num" w:pos="720"/>
+        </w:tabs>
+        <w:ind w:left="720" w:hanging="360"/>
+      </w:pPr>
+      <w:rPr>
+        <w:rFonts w:ascii="Symbol" w:hAnsi="Symbol" w:hint="default"/>
+        <w:sz w:val="20"/>
+      </w:rPr>
+    </w:lvl>
+    <w:lvl w:ilvl="1" w:tentative="1">
+      <w:start w:val="1"/>
+      <w:numFmt w:val="bullet"/>
+      <w:lvlText w:val="o"/>
+      <w:lvlJc w:val="left"/>
+      <w:pPr>
+        <w:tabs>
+          <w:tab w:val="num" w:pos="1440"/>
+        </w:tabs>
+        <w:ind w:left="1440" w:hanging="360"/>
+      </w:pPr>
+      <w:rPr>
+        <w:rFonts w:ascii="Courier New" w:hAnsi="Courier New" w:hint="default"/>
+        <w:sz w:val="20"/>
+      </w:rPr>
+    </w:lvl>
+    <w:lvl w:ilvl="2" w:tentative="1">
+      <w:start w:val="1"/>
+      <w:numFmt w:val="bullet"/>
+      <w:lvlText w:val=""/>
+      <w:lvlJc w:val="left"/>
+      <w:pPr>
+        <w:tabs>
+          <w:tab w:val="num" w:pos="2160"/>
+        </w:tabs>
+        <w:ind w:left="2160" w:hanging="360"/>
+      </w:pPr>
+      <w:rPr>
+        <w:rFonts w:ascii="Wingdings" w:hAnsi="Wingdings" w:hint="default"/>
+        <w:sz w:val="20"/>
+      </w:rPr>
+    </w:lvl>
+    <w:lvl w:ilvl="3" w:tentative="1">
+      <w:start w:val="1"/>
+      <w:numFmt w:val="bullet"/>
+      <w:lvlText w:val=""/>
+      <w:lvlJc w:val="left"/>
+      <w:pPr>
+        <w:tabs>
+          <w:tab w:val="num" w:pos="2880"/>
+        </w:tabs>
+        <w:ind w:left="2880" w:hanging="360"/>
+      </w:pPr>
+      <w:rPr>
+        <w:rFonts w:ascii="Wingdings" w:hAnsi="Wingdings" w:hint="default"/>
+        <w:sz w:val="20"/>
+      </w:rPr>
+    </w:lvl>
+    <w:lvl w:ilvl="4" w:tentative="1">
+      <w:start w:val="1"/>
+      <w:numFmt w:val="bullet"/>
+      <w:lvlText w:val=""/>
+      <w:lvlJc w:val="left"/>
+      <w:pPr>
+        <w:tabs>
+          <w:tab w:val="num" w:pos="3600"/>
+        </w:tabs>
+        <w:ind w:left="3600" w:hanging="360"/>
+      </w:pPr>
+      <w:rPr>
+        <w:rFonts w:ascii="Wingdings" w:hAnsi="Wingdings" w:hint="default"/>
+        <w:sz w:val="20"/>
+      </w:rPr>
+    </w:lvl>
+    <w:lvl w:ilvl="5" w:tentative="1">
+      <w:start w:val="1"/>
+      <w:numFmt w:val="bullet"/>
+      <w:lvlText w:val=""/>
+      <w:lvlJc w:val="left"/>
+      <w:pPr>
+        <w:tabs>
+          <w:tab w:val="num" w:pos="4320"/>
+        </w:tabs>
+        <w:ind w:left="4320" w:hanging="360"/>
+      </w:pPr>
+      <w:rPr>
+        <w:rFonts w:ascii="Wingdings" w:hAnsi="Wingdings" w:hint="default"/>
+        <w:sz w:val="20"/>
+      </w:rPr>
+    </w:lvl>
+    <w:lvl w:ilvl="6" w:tentative="1">
+      <w:start w:val="1"/>
+      <w:numFmt w:val="bullet"/>
+      <w:lvlText w:val=""/>
+      <w:lvlJc w:val="left"/>
+      <w:pPr>
+        <w:tabs>
+          <w:tab w:val="num" w:pos="5040"/>
+        </w:tabs>
+        <w:ind w:left="5040" w:hanging="360"/>
+      </w:pPr>
+      <w:rPr>
+        <w:rFonts w:ascii="Wingdings" w:hAnsi="Wingdings" w:hint="default"/>
+        <w:sz w:val="20"/>
+      </w:rPr>
+    </w:lvl>
+    <w:lvl w:ilvl="7" w:tentative="1">
+      <w:start w:val="1"/>
+      <w:numFmt w:val="bullet"/>
+      <w:lvlText w:val=""/>
+      <w:lvlJc w:val="left"/>
+      <w:pPr>
+        <w:tabs>
+          <w:tab w:val="num" w:pos="5760"/>
+        </w:tabs>
+        <w:ind w:left="5760" w:hanging="360"/>
+      </w:pPr>
+      <w:rPr>
+        <w:rFonts w:ascii="Wingdings" w:hAnsi="Wingdings" w:hint="default"/>
+        <w:sz w:val="20"/>
+      </w:rPr>
+    </w:lvl>
+    <w:lvl w:ilvl="8" w:tentative="1">
+      <w:start w:val="1"/>
+      <w:numFmt w:val="bullet"/>
+      <w:lvlText w:val=""/>
+      <w:lvlJc w:val="left"/>
+      <w:pPr>
+        <w:tabs>
+          <w:tab w:val="num" w:pos="6480"/>
+        </w:tabs>
+        <w:ind w:left="6480" w:hanging="360"/>
+      </w:pPr>
+      <w:rPr>
+        <w:rFonts w:ascii="Wingdings" w:hAnsi="Wingdings" w:hint="default"/>
+        <w:sz w:val="20"/>
+      </w:rPr>
+    </w:lvl>
+  </w:abstractNum>
+  <w:abstractNum w:abstractNumId="37">
+    <w:nsid w:val="762E2322"/>
+    <w:multiLevelType w:val="multilevel"/>
+    <w:tmpl w:val="185AA5B8"/>
+    <w:lvl w:ilvl="0">
+      <w:start w:val="1"/>
+      <w:numFmt w:val="bullet"/>
+      <w:lvlText w:val=""/>
+      <w:lvlJc w:val="left"/>
+      <w:pPr>
+        <w:tabs>
+          <w:tab w:val="num" w:pos="720"/>
+        </w:tabs>
+        <w:ind w:left="720" w:hanging="360"/>
+      </w:pPr>
+      <w:rPr>
+        <w:rFonts w:ascii="Symbol" w:hAnsi="Symbol" w:hint="default"/>
+        <w:sz w:val="20"/>
+      </w:rPr>
+    </w:lvl>
+    <w:lvl w:ilvl="1" w:tentative="1">
+      <w:start w:val="1"/>
+      <w:numFmt w:val="bullet"/>
+      <w:lvlText w:val="o"/>
+      <w:lvlJc w:val="left"/>
+      <w:pPr>
+        <w:tabs>
+          <w:tab w:val="num" w:pos="1440"/>
+        </w:tabs>
+        <w:ind w:left="1440" w:hanging="360"/>
+      </w:pPr>
+      <w:rPr>
+        <w:rFonts w:ascii="Courier New" w:hAnsi="Courier New" w:hint="default"/>
+        <w:sz w:val="20"/>
+      </w:rPr>
+    </w:lvl>
+    <w:lvl w:ilvl="2" w:tentative="1">
+      <w:start w:val="1"/>
+      <w:numFmt w:val="bullet"/>
+      <w:lvlText w:val=""/>
+      <w:lvlJc w:val="left"/>
+      <w:pPr>
+        <w:tabs>
+          <w:tab w:val="num" w:pos="2160"/>
+        </w:tabs>
+        <w:ind w:left="2160" w:hanging="360"/>
+      </w:pPr>
+      <w:rPr>
+        <w:rFonts w:ascii="Wingdings" w:hAnsi="Wingdings" w:hint="default"/>
+        <w:sz w:val="20"/>
+      </w:rPr>
+    </w:lvl>
+    <w:lvl w:ilvl="3" w:tentative="1">
+      <w:start w:val="1"/>
+      <w:numFmt w:val="bullet"/>
+      <w:lvlText w:val=""/>
+      <w:lvlJc w:val="left"/>
+      <w:pPr>
+        <w:tabs>
+          <w:tab w:val="num" w:pos="2880"/>
+        </w:tabs>
+        <w:ind w:left="2880" w:hanging="360"/>
+      </w:pPr>
+      <w:rPr>
+        <w:rFonts w:ascii="Wingdings" w:hAnsi="Wingdings" w:hint="default"/>
+        <w:sz w:val="20"/>
+      </w:rPr>
+    </w:lvl>
+    <w:lvl w:ilvl="4" w:tentative="1">
+      <w:start w:val="1"/>
+      <w:numFmt w:val="bullet"/>
+      <w:lvlText w:val=""/>
+      <w:lvlJc w:val="left"/>
+      <w:pPr>
+        <w:tabs>
+          <w:tab w:val="num" w:pos="3600"/>
+        </w:tabs>
+        <w:ind w:left="3600" w:hanging="360"/>
+      </w:pPr>
+      <w:rPr>
+        <w:rFonts w:ascii="Wingdings" w:hAnsi="Wingdings" w:hint="default"/>
+        <w:sz w:val="20"/>
+      </w:rPr>
+    </w:lvl>
+    <w:lvl w:ilvl="5" w:tentative="1">
+      <w:start w:val="1"/>
+      <w:numFmt w:val="bullet"/>
+      <w:lvlText w:val=""/>
+      <w:lvlJc w:val="left"/>
+      <w:pPr>
+        <w:tabs>
+          <w:tab w:val="num" w:pos="4320"/>
+        </w:tabs>
+        <w:ind w:left="4320" w:hanging="360"/>
+      </w:pPr>
+      <w:rPr>
+        <w:rFonts w:ascii="Wingdings" w:hAnsi="Wingdings" w:hint="default"/>
+        <w:sz w:val="20"/>
+      </w:rPr>
+    </w:lvl>
+    <w:lvl w:ilvl="6" w:tentative="1">
+      <w:start w:val="1"/>
+      <w:numFmt w:val="bullet"/>
+      <w:lvlText w:val=""/>
+      <w:lvlJc w:val="left"/>
+      <w:pPr>
+        <w:tabs>
+          <w:tab w:val="num" w:pos="5040"/>
+        </w:tabs>
+        <w:ind w:left="5040" w:hanging="360"/>
+      </w:pPr>
+      <w:rPr>
+        <w:rFonts w:ascii="Wingdings" w:hAnsi="Wingdings" w:hint="default"/>
+        <w:sz w:val="20"/>
+      </w:rPr>
+    </w:lvl>
+    <w:lvl w:ilvl="7" w:tentative="1">
+      <w:start w:val="1"/>
+      <w:numFmt w:val="bullet"/>
+      <w:lvlText w:val=""/>
+      <w:lvlJc w:val="left"/>
+      <w:pPr>
+        <w:tabs>
+          <w:tab w:val="num" w:pos="5760"/>
+        </w:tabs>
+        <w:ind w:left="5760" w:hanging="360"/>
+      </w:pPr>
+      <w:rPr>
+        <w:rFonts w:ascii="Wingdings" w:hAnsi="Wingdings" w:hint="default"/>
+        <w:sz w:val="20"/>
+      </w:rPr>
+    </w:lvl>
+    <w:lvl w:ilvl="8" w:tentative="1">
+      <w:start w:val="1"/>
+      <w:numFmt w:val="bullet"/>
+      <w:lvlText w:val=""/>
+      <w:lvlJc w:val="left"/>
+      <w:pPr>
+        <w:tabs>
+          <w:tab w:val="num" w:pos="6480"/>
+        </w:tabs>
+        <w:ind w:left="6480" w:hanging="360"/>
+      </w:pPr>
+      <w:rPr>
+        <w:rFonts w:ascii="Wingdings" w:hAnsi="Wingdings" w:hint="default"/>
+        <w:sz w:val="20"/>
+      </w:rPr>
+    </w:lvl>
+  </w:abstractNum>
+  <w:abstractNum w:abstractNumId="38">
+    <w:nsid w:val="768A54F2"/>
+    <w:multiLevelType w:val="multilevel"/>
+    <w:tmpl w:val="FF0ACF1E"/>
+    <w:lvl w:ilvl="0">
+      <w:start w:val="1"/>
+      <w:numFmt w:val="bullet"/>
+      <w:lvlText w:val=""/>
+      <w:lvlJc w:val="left"/>
+      <w:pPr>
+        <w:tabs>
+          <w:tab w:val="num" w:pos="720"/>
+        </w:tabs>
+        <w:ind w:left="720" w:hanging="360"/>
+      </w:pPr>
+      <w:rPr>
+        <w:rFonts w:ascii="Symbol" w:hAnsi="Symbol" w:hint="default"/>
+        <w:sz w:val="20"/>
+      </w:rPr>
+    </w:lvl>
+    <w:lvl w:ilvl="1" w:tentative="1">
+      <w:start w:val="1"/>
+      <w:numFmt w:val="bullet"/>
+      <w:lvlText w:val="o"/>
+      <w:lvlJc w:val="left"/>
+      <w:pPr>
+        <w:tabs>
+          <w:tab w:val="num" w:pos="1440"/>
+        </w:tabs>
+        <w:ind w:left="1440" w:hanging="360"/>
+      </w:pPr>
+      <w:rPr>
+        <w:rFonts w:ascii="Courier New" w:hAnsi="Courier New" w:hint="default"/>
+        <w:sz w:val="20"/>
+      </w:rPr>
+    </w:lvl>
+    <w:lvl w:ilvl="2" w:tentative="1">
+      <w:start w:val="1"/>
+      <w:numFmt w:val="bullet"/>
+      <w:lvlText w:val=""/>
+      <w:lvlJc w:val="left"/>
+      <w:pPr>
+        <w:tabs>
+          <w:tab w:val="num" w:pos="2160"/>
+        </w:tabs>
+        <w:ind w:left="2160" w:hanging="360"/>
+      </w:pPr>
+      <w:rPr>
+        <w:rFonts w:ascii="Wingdings" w:hAnsi="Wingdings" w:hint="default"/>
+        <w:sz w:val="20"/>
+      </w:rPr>
+    </w:lvl>
+    <w:lvl w:ilvl="3" w:tentative="1">
+      <w:start w:val="1"/>
+      <w:numFmt w:val="bullet"/>
+      <w:lvlText w:val=""/>
+      <w:lvlJc w:val="left"/>
+      <w:pPr>
+        <w:tabs>
+          <w:tab w:val="num" w:pos="2880"/>
+        </w:tabs>
+        <w:ind w:left="2880" w:hanging="360"/>
+      </w:pPr>
+      <w:rPr>
+        <w:rFonts w:ascii="Wingdings" w:hAnsi="Wingdings" w:hint="default"/>
+        <w:sz w:val="20"/>
+      </w:rPr>
+    </w:lvl>
+    <w:lvl w:ilvl="4" w:tentative="1">
+      <w:start w:val="1"/>
+      <w:numFmt w:val="bullet"/>
+      <w:lvlText w:val=""/>
+      <w:lvlJc w:val="left"/>
+      <w:pPr>
+        <w:tabs>
+          <w:tab w:val="num" w:pos="3600"/>
+        </w:tabs>
+        <w:ind w:left="3600" w:hanging="360"/>
+      </w:pPr>
+      <w:rPr>
+        <w:rFonts w:ascii="Wingdings" w:hAnsi="Wingdings" w:hint="default"/>
+        <w:sz w:val="20"/>
+      </w:rPr>
+    </w:lvl>
+    <w:lvl w:ilvl="5" w:tentative="1">
+      <w:start w:val="1"/>
+      <w:numFmt w:val="bullet"/>
+      <w:lvlText w:val=""/>
+      <w:lvlJc w:val="left"/>
+      <w:pPr>
+        <w:tabs>
+          <w:tab w:val="num" w:pos="4320"/>
+        </w:tabs>
+        <w:ind w:left="4320" w:hanging="360"/>
+      </w:pPr>
+      <w:rPr>
+        <w:rFonts w:ascii="Wingdings" w:hAnsi="Wingdings" w:hint="default"/>
+        <w:sz w:val="20"/>
+      </w:rPr>
+    </w:lvl>
+    <w:lvl w:ilvl="6" w:tentative="1">
+      <w:start w:val="1"/>
+      <w:numFmt w:val="bullet"/>
+      <w:lvlText w:val=""/>
+      <w:lvlJc w:val="left"/>
+      <w:pPr>
+        <w:tabs>
+          <w:tab w:val="num" w:pos="5040"/>
+        </w:tabs>
+        <w:ind w:left="5040" w:hanging="360"/>
+      </w:pPr>
+      <w:rPr>
+        <w:rFonts w:ascii="Wingdings" w:hAnsi="Wingdings" w:hint="default"/>
+        <w:sz w:val="20"/>
+      </w:rPr>
+    </w:lvl>
+    <w:lvl w:ilvl="7" w:tentative="1">
+      <w:start w:val="1"/>
+      <w:numFmt w:val="bullet"/>
+      <w:lvlText w:val=""/>
+      <w:lvlJc w:val="left"/>
+      <w:pPr>
+        <w:tabs>
+          <w:tab w:val="num" w:pos="5760"/>
+        </w:tabs>
+        <w:ind w:left="5760" w:hanging="360"/>
+      </w:pPr>
+      <w:rPr>
+        <w:rFonts w:ascii="Wingdings" w:hAnsi="Wingdings" w:hint="default"/>
+        <w:sz w:val="20"/>
+      </w:rPr>
+    </w:lvl>
+    <w:lvl w:ilvl="8" w:tentative="1">
+      <w:start w:val="1"/>
+      <w:numFmt w:val="bullet"/>
+      <w:lvlText w:val=""/>
+      <w:lvlJc w:val="left"/>
+      <w:pPr>
+        <w:tabs>
+          <w:tab w:val="num" w:pos="6480"/>
+        </w:tabs>
+        <w:ind w:left="6480" w:hanging="360"/>
+      </w:pPr>
+      <w:rPr>
+        <w:rFonts w:ascii="Wingdings" w:hAnsi="Wingdings" w:hint="default"/>
+        <w:sz w:val="20"/>
+      </w:rPr>
+    </w:lvl>
+  </w:abstractNum>
+  <w:abstractNum w:abstractNumId="39">
+    <w:nsid w:val="771D73F7"/>
+    <w:multiLevelType w:val="multilevel"/>
+    <w:tmpl w:val="47A63B14"/>
+    <w:lvl w:ilvl="0">
+      <w:start w:val="1"/>
+      <w:numFmt w:val="bullet"/>
+      <w:lvlText w:val=""/>
+      <w:lvlJc w:val="left"/>
+      <w:pPr>
+        <w:tabs>
+          <w:tab w:val="num" w:pos="720"/>
+        </w:tabs>
+        <w:ind w:left="720" w:hanging="360"/>
+      </w:pPr>
+      <w:rPr>
+        <w:rFonts w:ascii="Symbol" w:hAnsi="Symbol" w:hint="default"/>
+        <w:sz w:val="20"/>
+      </w:rPr>
+    </w:lvl>
+    <w:lvl w:ilvl="1" w:tentative="1">
+      <w:start w:val="1"/>
+      <w:numFmt w:val="bullet"/>
+      <w:lvlText w:val="o"/>
+      <w:lvlJc w:val="left"/>
+      <w:pPr>
+        <w:tabs>
+          <w:tab w:val="num" w:pos="1440"/>
+        </w:tabs>
+        <w:ind w:left="1440" w:hanging="360"/>
+      </w:pPr>
+      <w:rPr>
+        <w:rFonts w:ascii="Courier New" w:hAnsi="Courier New" w:hint="default"/>
+        <w:sz w:val="20"/>
+      </w:rPr>
+    </w:lvl>
+    <w:lvl w:ilvl="2" w:tentative="1">
+      <w:start w:val="1"/>
+      <w:numFmt w:val="bullet"/>
+      <w:lvlText w:val=""/>
+      <w:lvlJc w:val="left"/>
+      <w:pPr>
+        <w:tabs>
+          <w:tab w:val="num" w:pos="2160"/>
+        </w:tabs>
+        <w:ind w:left="2160" w:hanging="360"/>
+      </w:pPr>
+      <w:rPr>
+        <w:rFonts w:ascii="Wingdings" w:hAnsi="Wingdings" w:hint="default"/>
+        <w:sz w:val="20"/>
+      </w:rPr>
+    </w:lvl>
+    <w:lvl w:ilvl="3" w:tentative="1">
+      <w:start w:val="1"/>
+      <w:numFmt w:val="bullet"/>
+      <w:lvlText w:val=""/>
+      <w:lvlJc w:val="left"/>
+      <w:pPr>
+        <w:tabs>
+          <w:tab w:val="num" w:pos="2880"/>
+        </w:tabs>
+        <w:ind w:left="2880" w:hanging="360"/>
+      </w:pPr>
+      <w:rPr>
+        <w:rFonts w:ascii="Wingdings" w:hAnsi="Wingdings" w:hint="default"/>
+        <w:sz w:val="20"/>
+      </w:rPr>
+    </w:lvl>
+    <w:lvl w:ilvl="4" w:tentative="1">
+      <w:start w:val="1"/>
+      <w:numFmt w:val="bullet"/>
+      <w:lvlText w:val=""/>
+      <w:lvlJc w:val="left"/>
+      <w:pPr>
+        <w:tabs>
+          <w:tab w:val="num" w:pos="3600"/>
+        </w:tabs>
+        <w:ind w:left="3600" w:hanging="360"/>
+      </w:pPr>
+      <w:rPr>
+        <w:rFonts w:ascii="Wingdings" w:hAnsi="Wingdings" w:hint="default"/>
+        <w:sz w:val="20"/>
+      </w:rPr>
+    </w:lvl>
+    <w:lvl w:ilvl="5" w:tentative="1">
+      <w:start w:val="1"/>
+      <w:numFmt w:val="bullet"/>
+      <w:lvlText w:val=""/>
+      <w:lvlJc w:val="left"/>
+      <w:pPr>
+        <w:tabs>
+          <w:tab w:val="num" w:pos="4320"/>
+        </w:tabs>
+        <w:ind w:left="4320" w:hanging="360"/>
+      </w:pPr>
+      <w:rPr>
+        <w:rFonts w:ascii="Wingdings" w:hAnsi="Wingdings" w:hint="default"/>
+        <w:sz w:val="20"/>
+      </w:rPr>
+    </w:lvl>
+    <w:lvl w:ilvl="6" w:tentative="1">
+      <w:start w:val="1"/>
+      <w:numFmt w:val="bullet"/>
+      <w:lvlText w:val=""/>
+      <w:lvlJc w:val="left"/>
+      <w:pPr>
+        <w:tabs>
+          <w:tab w:val="num" w:pos="5040"/>
+        </w:tabs>
+        <w:ind w:left="5040" w:hanging="360"/>
+      </w:pPr>
+      <w:rPr>
+        <w:rFonts w:ascii="Wingdings" w:hAnsi="Wingdings" w:hint="default"/>
+        <w:sz w:val="20"/>
+      </w:rPr>
+    </w:lvl>
+    <w:lvl w:ilvl="7" w:tentative="1">
+      <w:start w:val="1"/>
+      <w:numFmt w:val="bullet"/>
+      <w:lvlText w:val=""/>
+      <w:lvlJc w:val="left"/>
+      <w:pPr>
+        <w:tabs>
+          <w:tab w:val="num" w:pos="5760"/>
+        </w:tabs>
+        <w:ind w:left="5760" w:hanging="360"/>
+      </w:pPr>
+      <w:rPr>
+        <w:rFonts w:ascii="Wingdings" w:hAnsi="Wingdings" w:hint="default"/>
+        <w:sz w:val="20"/>
+      </w:rPr>
+    </w:lvl>
+    <w:lvl w:ilvl="8" w:tentative="1">
+      <w:start w:val="1"/>
+      <w:numFmt w:val="bullet"/>
+      <w:lvlText w:val=""/>
+      <w:lvlJc w:val="left"/>
+      <w:pPr>
+        <w:tabs>
+          <w:tab w:val="num" w:pos="6480"/>
+        </w:tabs>
+        <w:ind w:left="6480" w:hanging="360"/>
+      </w:pPr>
+      <w:rPr>
+        <w:rFonts w:ascii="Wingdings" w:hAnsi="Wingdings" w:hint="default"/>
+        <w:sz w:val="20"/>
+      </w:rPr>
+    </w:lvl>
+  </w:abstractNum>
+  <w:abstractNum w:abstractNumId="40">
     <w:nsid w:val="77D04965"/>
     <w:multiLevelType w:val="multilevel"/>
     <w:tmpl w:val="BD2E47C8"/>
@@ -6406,62 +10089,432 @@
       </w:rPr>
     </w:lvl>
   </w:abstractNum>
+  <w:abstractNum w:abstractNumId="41">
+    <w:nsid w:val="7A3C233F"/>
+    <w:multiLevelType w:val="multilevel"/>
+    <w:tmpl w:val="D4FA1D58"/>
+    <w:lvl w:ilvl="0">
+      <w:start w:val="1"/>
+      <w:numFmt w:val="bullet"/>
+      <w:lvlText w:val=""/>
+      <w:lvlJc w:val="left"/>
+      <w:pPr>
+        <w:tabs>
+          <w:tab w:val="num" w:pos="720"/>
+        </w:tabs>
+        <w:ind w:left="720" w:hanging="360"/>
+      </w:pPr>
+      <w:rPr>
+        <w:rFonts w:ascii="Symbol" w:hAnsi="Symbol" w:hint="default"/>
+        <w:sz w:val="20"/>
+      </w:rPr>
+    </w:lvl>
+    <w:lvl w:ilvl="1" w:tentative="1">
+      <w:start w:val="1"/>
+      <w:numFmt w:val="bullet"/>
+      <w:lvlText w:val="o"/>
+      <w:lvlJc w:val="left"/>
+      <w:pPr>
+        <w:tabs>
+          <w:tab w:val="num" w:pos="1440"/>
+        </w:tabs>
+        <w:ind w:left="1440" w:hanging="360"/>
+      </w:pPr>
+      <w:rPr>
+        <w:rFonts w:ascii="Courier New" w:hAnsi="Courier New" w:hint="default"/>
+        <w:sz w:val="20"/>
+      </w:rPr>
+    </w:lvl>
+    <w:lvl w:ilvl="2" w:tentative="1">
+      <w:start w:val="1"/>
+      <w:numFmt w:val="bullet"/>
+      <w:lvlText w:val=""/>
+      <w:lvlJc w:val="left"/>
+      <w:pPr>
+        <w:tabs>
+          <w:tab w:val="num" w:pos="2160"/>
+        </w:tabs>
+        <w:ind w:left="2160" w:hanging="360"/>
+      </w:pPr>
+      <w:rPr>
+        <w:rFonts w:ascii="Wingdings" w:hAnsi="Wingdings" w:hint="default"/>
+        <w:sz w:val="20"/>
+      </w:rPr>
+    </w:lvl>
+    <w:lvl w:ilvl="3" w:tentative="1">
+      <w:start w:val="1"/>
+      <w:numFmt w:val="bullet"/>
+      <w:lvlText w:val=""/>
+      <w:lvlJc w:val="left"/>
+      <w:pPr>
+        <w:tabs>
+          <w:tab w:val="num" w:pos="2880"/>
+        </w:tabs>
+        <w:ind w:left="2880" w:hanging="360"/>
+      </w:pPr>
+      <w:rPr>
+        <w:rFonts w:ascii="Wingdings" w:hAnsi="Wingdings" w:hint="default"/>
+        <w:sz w:val="20"/>
+      </w:rPr>
+    </w:lvl>
+    <w:lvl w:ilvl="4" w:tentative="1">
+      <w:start w:val="1"/>
+      <w:numFmt w:val="bullet"/>
+      <w:lvlText w:val=""/>
+      <w:lvlJc w:val="left"/>
+      <w:pPr>
+        <w:tabs>
+          <w:tab w:val="num" w:pos="3600"/>
+        </w:tabs>
+        <w:ind w:left="3600" w:hanging="360"/>
+      </w:pPr>
+      <w:rPr>
+        <w:rFonts w:ascii="Wingdings" w:hAnsi="Wingdings" w:hint="default"/>
+        <w:sz w:val="20"/>
+      </w:rPr>
+    </w:lvl>
+    <w:lvl w:ilvl="5" w:tentative="1">
+      <w:start w:val="1"/>
+      <w:numFmt w:val="bullet"/>
+      <w:lvlText w:val=""/>
+      <w:lvlJc w:val="left"/>
+      <w:pPr>
+        <w:tabs>
+          <w:tab w:val="num" w:pos="4320"/>
+        </w:tabs>
+        <w:ind w:left="4320" w:hanging="360"/>
+      </w:pPr>
+      <w:rPr>
+        <w:rFonts w:ascii="Wingdings" w:hAnsi="Wingdings" w:hint="default"/>
+        <w:sz w:val="20"/>
+      </w:rPr>
+    </w:lvl>
+    <w:lvl w:ilvl="6" w:tentative="1">
+      <w:start w:val="1"/>
+      <w:numFmt w:val="bullet"/>
+      <w:lvlText w:val=""/>
+      <w:lvlJc w:val="left"/>
+      <w:pPr>
+        <w:tabs>
+          <w:tab w:val="num" w:pos="5040"/>
+        </w:tabs>
+        <w:ind w:left="5040" w:hanging="360"/>
+      </w:pPr>
+      <w:rPr>
+        <w:rFonts w:ascii="Wingdings" w:hAnsi="Wingdings" w:hint="default"/>
+        <w:sz w:val="20"/>
+      </w:rPr>
+    </w:lvl>
+    <w:lvl w:ilvl="7" w:tentative="1">
+      <w:start w:val="1"/>
+      <w:numFmt w:val="bullet"/>
+      <w:lvlText w:val=""/>
+      <w:lvlJc w:val="left"/>
+      <w:pPr>
+        <w:tabs>
+          <w:tab w:val="num" w:pos="5760"/>
+        </w:tabs>
+        <w:ind w:left="5760" w:hanging="360"/>
+      </w:pPr>
+      <w:rPr>
+        <w:rFonts w:ascii="Wingdings" w:hAnsi="Wingdings" w:hint="default"/>
+        <w:sz w:val="20"/>
+      </w:rPr>
+    </w:lvl>
+    <w:lvl w:ilvl="8" w:tentative="1">
+      <w:start w:val="1"/>
+      <w:numFmt w:val="bullet"/>
+      <w:lvlText w:val=""/>
+      <w:lvlJc w:val="left"/>
+      <w:pPr>
+        <w:tabs>
+          <w:tab w:val="num" w:pos="6480"/>
+        </w:tabs>
+        <w:ind w:left="6480" w:hanging="360"/>
+      </w:pPr>
+      <w:rPr>
+        <w:rFonts w:ascii="Wingdings" w:hAnsi="Wingdings" w:hint="default"/>
+        <w:sz w:val="20"/>
+      </w:rPr>
+    </w:lvl>
+  </w:abstractNum>
+  <w:abstractNum w:abstractNumId="42">
+    <w:nsid w:val="7A8E5A3C"/>
+    <w:multiLevelType w:val="multilevel"/>
+    <w:tmpl w:val="0CA2EACC"/>
+    <w:lvl w:ilvl="0">
+      <w:start w:val="1"/>
+      <w:numFmt w:val="bullet"/>
+      <w:lvlText w:val=""/>
+      <w:lvlJc w:val="left"/>
+      <w:pPr>
+        <w:tabs>
+          <w:tab w:val="num" w:pos="720"/>
+        </w:tabs>
+        <w:ind w:left="720" w:hanging="360"/>
+      </w:pPr>
+      <w:rPr>
+        <w:rFonts w:ascii="Symbol" w:hAnsi="Symbol" w:hint="default"/>
+        <w:sz w:val="20"/>
+      </w:rPr>
+    </w:lvl>
+    <w:lvl w:ilvl="1" w:tentative="1">
+      <w:start w:val="1"/>
+      <w:numFmt w:val="bullet"/>
+      <w:lvlText w:val="o"/>
+      <w:lvlJc w:val="left"/>
+      <w:pPr>
+        <w:tabs>
+          <w:tab w:val="num" w:pos="1440"/>
+        </w:tabs>
+        <w:ind w:left="1440" w:hanging="360"/>
+      </w:pPr>
+      <w:rPr>
+        <w:rFonts w:ascii="Courier New" w:hAnsi="Courier New" w:hint="default"/>
+        <w:sz w:val="20"/>
+      </w:rPr>
+    </w:lvl>
+    <w:lvl w:ilvl="2" w:tentative="1">
+      <w:start w:val="1"/>
+      <w:numFmt w:val="bullet"/>
+      <w:lvlText w:val=""/>
+      <w:lvlJc w:val="left"/>
+      <w:pPr>
+        <w:tabs>
+          <w:tab w:val="num" w:pos="2160"/>
+        </w:tabs>
+        <w:ind w:left="2160" w:hanging="360"/>
+      </w:pPr>
+      <w:rPr>
+        <w:rFonts w:ascii="Wingdings" w:hAnsi="Wingdings" w:hint="default"/>
+        <w:sz w:val="20"/>
+      </w:rPr>
+    </w:lvl>
+    <w:lvl w:ilvl="3" w:tentative="1">
+      <w:start w:val="1"/>
+      <w:numFmt w:val="bullet"/>
+      <w:lvlText w:val=""/>
+      <w:lvlJc w:val="left"/>
+      <w:pPr>
+        <w:tabs>
+          <w:tab w:val="num" w:pos="2880"/>
+        </w:tabs>
+        <w:ind w:left="2880" w:hanging="360"/>
+      </w:pPr>
+      <w:rPr>
+        <w:rFonts w:ascii="Wingdings" w:hAnsi="Wingdings" w:hint="default"/>
+        <w:sz w:val="20"/>
+      </w:rPr>
+    </w:lvl>
+    <w:lvl w:ilvl="4" w:tentative="1">
+      <w:start w:val="1"/>
+      <w:numFmt w:val="bullet"/>
+      <w:lvlText w:val=""/>
+      <w:lvlJc w:val="left"/>
+      <w:pPr>
+        <w:tabs>
+          <w:tab w:val="num" w:pos="3600"/>
+        </w:tabs>
+        <w:ind w:left="3600" w:hanging="360"/>
+      </w:pPr>
+      <w:rPr>
+        <w:rFonts w:ascii="Wingdings" w:hAnsi="Wingdings" w:hint="default"/>
+        <w:sz w:val="20"/>
+      </w:rPr>
+    </w:lvl>
+    <w:lvl w:ilvl="5" w:tentative="1">
+      <w:start w:val="1"/>
+      <w:numFmt w:val="bullet"/>
+      <w:lvlText w:val=""/>
+      <w:lvlJc w:val="left"/>
+      <w:pPr>
+        <w:tabs>
+          <w:tab w:val="num" w:pos="4320"/>
+        </w:tabs>
+        <w:ind w:left="4320" w:hanging="360"/>
+      </w:pPr>
+      <w:rPr>
+        <w:rFonts w:ascii="Wingdings" w:hAnsi="Wingdings" w:hint="default"/>
+        <w:sz w:val="20"/>
+      </w:rPr>
+    </w:lvl>
+    <w:lvl w:ilvl="6" w:tentative="1">
+      <w:start w:val="1"/>
+      <w:numFmt w:val="bullet"/>
+      <w:lvlText w:val=""/>
+      <w:lvlJc w:val="left"/>
+      <w:pPr>
+        <w:tabs>
+          <w:tab w:val="num" w:pos="5040"/>
+        </w:tabs>
+        <w:ind w:left="5040" w:hanging="360"/>
+      </w:pPr>
+      <w:rPr>
+        <w:rFonts w:ascii="Wingdings" w:hAnsi="Wingdings" w:hint="default"/>
+        <w:sz w:val="20"/>
+      </w:rPr>
+    </w:lvl>
+    <w:lvl w:ilvl="7" w:tentative="1">
+      <w:start w:val="1"/>
+      <w:numFmt w:val="bullet"/>
+      <w:lvlText w:val=""/>
+      <w:lvlJc w:val="left"/>
+      <w:pPr>
+        <w:tabs>
+          <w:tab w:val="num" w:pos="5760"/>
+        </w:tabs>
+        <w:ind w:left="5760" w:hanging="360"/>
+      </w:pPr>
+      <w:rPr>
+        <w:rFonts w:ascii="Wingdings" w:hAnsi="Wingdings" w:hint="default"/>
+        <w:sz w:val="20"/>
+      </w:rPr>
+    </w:lvl>
+    <w:lvl w:ilvl="8" w:tentative="1">
+      <w:start w:val="1"/>
+      <w:numFmt w:val="bullet"/>
+      <w:lvlText w:val=""/>
+      <w:lvlJc w:val="left"/>
+      <w:pPr>
+        <w:tabs>
+          <w:tab w:val="num" w:pos="6480"/>
+        </w:tabs>
+        <w:ind w:left="6480" w:hanging="360"/>
+      </w:pPr>
+      <w:rPr>
+        <w:rFonts w:ascii="Wingdings" w:hAnsi="Wingdings" w:hint="default"/>
+        <w:sz w:val="20"/>
+      </w:rPr>
+    </w:lvl>
+  </w:abstractNum>
   <w:num w:numId="1">
-    <w:abstractNumId w:val="17"/>
+    <w:abstractNumId w:val="34"/>
   </w:num>
   <w:num w:numId="2">
-    <w:abstractNumId w:val="3"/>
+    <w:abstractNumId w:val="9"/>
   </w:num>
   <w:num w:numId="3">
     <w:abstractNumId w:val="0"/>
   </w:num>
   <w:num w:numId="4">
+    <w:abstractNumId w:val="19"/>
+  </w:num>
+  <w:num w:numId="5">
+    <w:abstractNumId w:val="15"/>
+  </w:num>
+  <w:num w:numId="6">
+    <w:abstractNumId w:val="32"/>
+  </w:num>
+  <w:num w:numId="7">
+    <w:abstractNumId w:val="10"/>
+  </w:num>
+  <w:num w:numId="8">
+    <w:abstractNumId w:val="6"/>
+  </w:num>
+  <w:num w:numId="9">
+    <w:abstractNumId w:val="21"/>
+  </w:num>
+  <w:num w:numId="10">
+    <w:abstractNumId w:val="40"/>
+  </w:num>
+  <w:num w:numId="11">
+    <w:abstractNumId w:val="13"/>
+  </w:num>
+  <w:num w:numId="12">
+    <w:abstractNumId w:val="25"/>
+  </w:num>
+  <w:num w:numId="13">
+    <w:abstractNumId w:val="26"/>
+  </w:num>
+  <w:num w:numId="14">
+    <w:abstractNumId w:val="16"/>
+  </w:num>
+  <w:num w:numId="15">
     <w:abstractNumId w:val="8"/>
   </w:num>
-  <w:num w:numId="5">
-    <w:abstractNumId w:val="6"/>
+  <w:num w:numId="16">
+    <w:abstractNumId w:val="29"/>
   </w:num>
-  <w:num w:numId="6">
-    <w:abstractNumId w:val="15"/>
+  <w:num w:numId="17">
+    <w:abstractNumId w:val="24"/>
   </w:num>
-  <w:num w:numId="7">
+  <w:num w:numId="18">
+    <w:abstractNumId w:val="28"/>
+  </w:num>
+  <w:num w:numId="19">
+    <w:abstractNumId w:val="33"/>
+  </w:num>
+  <w:num w:numId="20">
+    <w:abstractNumId w:val="38"/>
+  </w:num>
+  <w:num w:numId="21">
+    <w:abstractNumId w:val="23"/>
+  </w:num>
+  <w:num w:numId="22">
+    <w:abstractNumId w:val="37"/>
+  </w:num>
+  <w:num w:numId="23">
+    <w:abstractNumId w:val="27"/>
+  </w:num>
+  <w:num w:numId="24">
+    <w:abstractNumId w:val="7"/>
+  </w:num>
+  <w:num w:numId="25">
+    <w:abstractNumId w:val="11"/>
+  </w:num>
+  <w:num w:numId="26">
+    <w:abstractNumId w:val="20"/>
+  </w:num>
+  <w:num w:numId="27">
+    <w:abstractNumId w:val="31"/>
+  </w:num>
+  <w:num w:numId="28">
+    <w:abstractNumId w:val="39"/>
+  </w:num>
+  <w:num w:numId="29">
+    <w:abstractNumId w:val="36"/>
+  </w:num>
+  <w:num w:numId="30">
+    <w:abstractNumId w:val="22"/>
+  </w:num>
+  <w:num w:numId="31">
     <w:abstractNumId w:val="4"/>
   </w:num>
-  <w:num w:numId="8">
+  <w:num w:numId="32">
+    <w:abstractNumId w:val="30"/>
+  </w:num>
+  <w:num w:numId="33">
+    <w:abstractNumId w:val="12"/>
+  </w:num>
+  <w:num w:numId="34">
+    <w:abstractNumId w:val="2"/>
+  </w:num>
+  <w:num w:numId="35">
+    <w:abstractNumId w:val="3"/>
+  </w:num>
+  <w:num w:numId="36">
+    <w:abstractNumId w:val="42"/>
+  </w:num>
+  <w:num w:numId="37">
+    <w:abstractNumId w:val="5"/>
+  </w:num>
+  <w:num w:numId="38">
+    <w:abstractNumId w:val="14"/>
+  </w:num>
+  <w:num w:numId="39">
+    <w:abstractNumId w:val="41"/>
+  </w:num>
+  <w:num w:numId="40">
     <w:abstractNumId w:val="1"/>
   </w:num>
-  <w:num w:numId="9">
-    <w:abstractNumId w:val="9"/>
+  <w:num w:numId="41">
+    <w:abstractNumId w:val="17"/>
   </w:num>
-  <w:num w:numId="10">
+  <w:num w:numId="42">
+    <w:abstractNumId w:val="35"/>
+  </w:num>
+  <w:num w:numId="43">
     <w:abstractNumId w:val="18"/>
-  </w:num>
-  <w:num w:numId="11">
-    <w:abstractNumId w:val="5"/>
-  </w:num>
-  <w:num w:numId="12">
-    <w:abstractNumId w:val="11"/>
-  </w:num>
-  <w:num w:numId="13">
-    <w:abstractNumId w:val="12"/>
-  </w:num>
-  <w:num w:numId="14">
-    <w:abstractNumId w:val="7"/>
-  </w:num>
-  <w:num w:numId="15">
-    <w:abstractNumId w:val="2"/>
-  </w:num>
-  <w:num w:numId="16">
-    <w:abstractNumId w:val="14"/>
-  </w:num>
-  <w:num w:numId="17">
-    <w:abstractNumId w:val="10"/>
-  </w:num>
-  <w:num w:numId="18">
-    <w:abstractNumId w:val="13"/>
-  </w:num>
-  <w:num w:numId="19">
-    <w:abstractNumId w:val="16"/>
   </w:num>
 </w:numbering>
 </file>
